--- a/courts/eleventh-circuit/georgia/state/court-of-appeals/answering-brief/usage/OUTPUT-answering-brief.docx
+++ b/courts/eleventh-circuit/georgia/state/court-of-appeals/answering-brief/usage/OUTPUT-answering-brief.docx
@@ -4,8 +4,8 @@
   <w:body>
     <w:p>
       <w:pPr>
-        <w:spacing w:before="0" w:after="0" w:line="240" w:lineRule="auto"/>
-        <w:ind w:firstLine="0"/>
+        <w:spacing w:before="0" w:after="0" w:line="322" w:lineRule="exact"/>
+        <w:ind w:left="0" w:firstLine="0"/>
         <w:jc w:val="center"/>
       </w:pPr>
       <w:r>
@@ -13,13 +13,139 @@
           <w:b/>
           <w:bCs/>
         </w:rPr>
-        <w:t xml:space="preserve">IN THE COURT OF APPEALS OF THE STATE OF GEORGIA</w:t>
-      </w:r>
-    </w:p>
-    <w:p>
-      <w:pPr>
-        <w:spacing w:before="240" w:after="0" w:line="240" w:lineRule="auto"/>
-        <w:ind w:firstLine="0"/>
+        <w:t xml:space="preserve">IN</w:t>
+      </w:r>
+      <w:r>
+        <w:rPr>
+          <w:b/>
+          <w:bCs/>
+        </w:rPr>
+        <w:t xml:space="preserve"> </w:t>
+      </w:r>
+      <w:r>
+        <w:rPr>
+          <w:b/>
+          <w:bCs/>
+        </w:rPr>
+        <w:t xml:space="preserve">THE</w:t>
+      </w:r>
+      <w:r>
+        <w:rPr>
+          <w:b/>
+          <w:bCs/>
+        </w:rPr>
+        <w:t xml:space="preserve"> </w:t>
+      </w:r>
+      <w:r>
+        <w:rPr>
+          <w:b/>
+          <w:bCs/>
+        </w:rPr>
+        <w:t xml:space="preserve">COURT</w:t>
+      </w:r>
+      <w:r>
+        <w:rPr>
+          <w:b/>
+          <w:bCs/>
+        </w:rPr>
+        <w:t xml:space="preserve"> </w:t>
+      </w:r>
+      <w:r>
+        <w:rPr>
+          <w:b/>
+          <w:bCs/>
+        </w:rPr>
+        <w:t xml:space="preserve">OF</w:t>
+      </w:r>
+      <w:r>
+        <w:rPr>
+          <w:b/>
+          <w:bCs/>
+        </w:rPr>
+        <w:t xml:space="preserve"> </w:t>
+      </w:r>
+      <w:r>
+        <w:rPr>
+          <w:b/>
+          <w:bCs/>
+        </w:rPr>
+        <w:t xml:space="preserve">APPEALS</w:t>
+      </w:r>
+      <w:r>
+        <w:rPr>
+          <w:b/>
+          <w:bCs/>
+        </w:rPr>
+        <w:t xml:space="preserve"> </w:t>
+      </w:r>
+      <w:r>
+        <w:rPr>
+          <w:b/>
+          <w:bCs/>
+        </w:rPr>
+        <w:t xml:space="preserve">OF</w:t>
+      </w:r>
+      <w:r>
+        <w:rPr>
+          <w:b/>
+          <w:bCs/>
+        </w:rPr>
+        <w:t xml:space="preserve"> </w:t>
+      </w:r>
+      <w:r>
+        <w:rPr>
+          <w:b/>
+          <w:bCs/>
+        </w:rPr>
+        <w:t xml:space="preserve">THE</w:t>
+      </w:r>
+      <w:r>
+        <w:rPr>
+          <w:b/>
+          <w:bCs/>
+        </w:rPr>
+        <w:t xml:space="preserve"> </w:t>
+      </w:r>
+      <w:r>
+        <w:rPr>
+          <w:b/>
+          <w:bCs/>
+        </w:rPr>
+        <w:t xml:space="preserve">STATE</w:t>
+      </w:r>
+      <w:r>
+        <w:rPr>
+          <w:b/>
+          <w:bCs/>
+        </w:rPr>
+        <w:t xml:space="preserve"> </w:t>
+      </w:r>
+      <w:r>
+        <w:rPr>
+          <w:b/>
+          <w:bCs/>
+        </w:rPr>
+        <w:t xml:space="preserve">OF</w:t>
+      </w:r>
+      <w:r>
+        <w:rPr>
+          <w:b/>
+          <w:bCs/>
+        </w:rPr>
+        <w:t xml:space="preserve"> </w:t>
+      </w:r>
+      <w:r>
+        <w:rPr>
+          <w:b/>
+          <w:bCs/>
+        </w:rPr>
+        <w:t xml:space="preserve">GEORGIA</w:t>
+      </w:r>
+    </w:p>
+    <w:p>
+      <w:pPr>
+        <w:spacing w:before="432" w:after="0" w:line="322" w:lineRule="exact"/>
+        <w:ind w:left="0" w:firstLine="0"/>
         <w:jc w:val="center"/>
       </w:pPr>
       <w:r>
@@ -27,83 +153,57 @@
           <w:b/>
           <w:bCs/>
         </w:rPr>
-        <w:t xml:space="preserve">Case No. A26A0001</w:t>
-      </w:r>
-    </w:p>
-    <w:p>
-      <w:pPr>
-        <w:spacing w:before="240" w:after="0" w:line="240" w:lineRule="auto"/>
-        <w:ind w:firstLine="0"/>
+        <w:t xml:space="preserve">Case</w:t>
+      </w:r>
+      <w:r>
+        <w:rPr>
+          <w:b/>
+          <w:bCs/>
+        </w:rPr>
+        <w:t xml:space="preserve"> </w:t>
+      </w:r>
+      <w:r>
+        <w:rPr>
+          <w:b/>
+          <w:bCs/>
+        </w:rPr>
+        <w:t xml:space="preserve">No.</w:t>
+      </w:r>
+      <w:r>
+        <w:rPr>
+          <w:b/>
+          <w:bCs/>
+        </w:rPr>
+        <w:t xml:space="preserve"> </w:t>
+      </w:r>
+      <w:r>
+        <w:rPr>
+          <w:b/>
+          <w:bCs/>
+        </w:rPr>
+        <w:t xml:space="preserve">A26A1103</w:t>
+      </w:r>
+    </w:p>
+    <w:p>
+      <w:pPr>
+        <w:spacing w:before="432" w:after="0" w:line="322" w:lineRule="exact"/>
+        <w:ind w:left="0" w:firstLine="0"/>
         <w:jc w:val="center"/>
       </w:pPr>
-    </w:p>
-    <w:p>
-      <w:pPr>
-        <w:spacing w:before="0" w:after="0" w:line="240" w:lineRule="auto"/>
-        <w:ind w:firstLine="0"/>
-        <w:jc w:val="center"/>
-      </w:pPr>
-      <w:r>
-        <w:t xml:space="preserve">Fictional Holdings, LLC,</w:t>
-      </w:r>
-    </w:p>
-    <w:p>
-      <w:pPr>
-        <w:spacing w:before="0" w:after="0" w:line="240" w:lineRule="auto"/>
-        <w:ind w:firstLine="0"/>
-        <w:jc w:val="center"/>
-      </w:pPr>
-      <w:r>
-        <w:t xml:space="preserve">Appellant,</w:t>
-      </w:r>
-    </w:p>
-    <w:p>
-      <w:pPr>
-        <w:spacing w:before="180" w:after="0" w:line="240" w:lineRule="auto"/>
-        <w:ind w:firstLine="0"/>
-        <w:jc w:val="center"/>
-      </w:pPr>
-    </w:p>
-    <w:p>
-      <w:pPr>
-        <w:spacing w:before="0" w:after="240" w:line="240" w:lineRule="auto"/>
-        <w:ind w:firstLine="0"/>
-        <w:jc w:val="center"/>
-      </w:pPr>
-      <w:r>
-        <w:t xml:space="preserve">v.</w:t>
-      </w:r>
-    </w:p>
-    <w:p>
-      <w:pPr>
-        <w:spacing w:before="0" w:after="0" w:line="240" w:lineRule="auto"/>
-        <w:ind w:firstLine="0"/>
-        <w:jc w:val="center"/>
-      </w:pPr>
-      <w:r>
-        <w:t xml:space="preserve">Sample County Board of Tax Assessors,</w:t>
-      </w:r>
-    </w:p>
-    <w:p>
-      <w:pPr>
-        <w:spacing w:before="0" w:after="0" w:line="240" w:lineRule="auto"/>
-        <w:ind w:firstLine="0"/>
-        <w:jc w:val="center"/>
-      </w:pPr>
-      <w:r>
-        <w:t xml:space="preserve">Appellee.</w:t>
-      </w:r>
-    </w:p>
-    <w:p>
-      <w:pPr>
-        <w:spacing w:before="360" w:after="0" w:line="240" w:lineRule="auto"/>
-        <w:ind w:firstLine="0"/>
-      </w:pPr>
-    </w:p>
-    <w:p>
-      <w:pPr>
-        <w:spacing w:before="0" w:after="0" w:line="240" w:lineRule="auto"/>
-        <w:ind w:firstLine="0"/>
+      <w:r>
+        <w:t xml:space="preserve">DORIS</w:t>
+      </w:r>
+      <w:r>
+        <w:t xml:space="preserve"> </w:t>
+      </w:r>
+      <w:r>
+        <w:t xml:space="preserve">CAMPBELL,</w:t>
+      </w:r>
+    </w:p>
+    <w:p>
+      <w:pPr>
+        <w:spacing w:before="0" w:after="0" w:line="322" w:lineRule="exact"/>
+        <w:ind w:left="0" w:firstLine="0"/>
         <w:jc w:val="center"/>
       </w:pPr>
       <w:r>
@@ -111,13 +211,93 @@
           <w:i/>
           <w:iCs/>
         </w:rPr>
-        <w:t xml:space="preserve">FICTIONAL SAMPLE. Appeal from the Superior Court of Sample County, State of Georgia</w:t>
-      </w:r>
-    </w:p>
-    <w:p>
-      <w:pPr>
-        <w:spacing w:before="0" w:after="0" w:line="240" w:lineRule="auto"/>
-        <w:ind w:firstLine="0"/>
+        <w:t xml:space="preserve">Appellant,</w:t>
+      </w:r>
+    </w:p>
+    <w:p>
+      <w:pPr>
+        <w:spacing w:before="432" w:after="0" w:line="322" w:lineRule="exact"/>
+        <w:ind w:left="0" w:firstLine="0"/>
+        <w:jc w:val="center"/>
+      </w:pPr>
+      <w:r>
+        <w:t xml:space="preserve">v.</w:t>
+      </w:r>
+    </w:p>
+    <w:p>
+      <w:pPr>
+        <w:spacing w:before="432" w:after="0" w:line="322" w:lineRule="exact"/>
+        <w:ind w:left="0" w:firstLine="0"/>
+        <w:jc w:val="center"/>
+      </w:pPr>
+      <w:r>
+        <w:t xml:space="preserve">KAYE</w:t>
+      </w:r>
+      <w:r>
+        <w:t xml:space="preserve"> </w:t>
+      </w:r>
+      <w:r>
+        <w:t xml:space="preserve">SMITH,</w:t>
+      </w:r>
+      <w:r>
+        <w:t xml:space="preserve"> </w:t>
+      </w:r>
+      <w:r>
+        <w:t xml:space="preserve">AS</w:t>
+      </w:r>
+      <w:r>
+        <w:t xml:space="preserve"> </w:t>
+      </w:r>
+      <w:r>
+        <w:t xml:space="preserve">THE</w:t>
+      </w:r>
+      <w:r>
+        <w:t xml:space="preserve"> </w:t>
+      </w:r>
+      <w:r>
+        <w:t xml:space="preserve">ADMINISTRATOR</w:t>
+      </w:r>
+      <w:r>
+        <w:t xml:space="preserve"> </w:t>
+      </w:r>
+      <w:r>
+        <w:t xml:space="preserve">OF</w:t>
+      </w:r>
+      <w:r>
+        <w:t xml:space="preserve"> </w:t>
+      </w:r>
+      <w:r>
+        <w:t xml:space="preserve">THE</w:t>
+      </w:r>
+      <w:r>
+        <w:t xml:space="preserve"> </w:t>
+      </w:r>
+      <w:r>
+        <w:t xml:space="preserve">ESTATE</w:t>
+      </w:r>
+      <w:r>
+        <w:t xml:space="preserve"> </w:t>
+      </w:r>
+      <w:r>
+        <w:t xml:space="preserve">OF</w:t>
+      </w:r>
+      <w:r>
+        <w:t xml:space="preserve"> </w:t>
+      </w:r>
+      <w:r>
+        <w:t xml:space="preserve">SUSAN</w:t>
+      </w:r>
+      <w:r>
+        <w:t xml:space="preserve"> </w:t>
+      </w:r>
+      <w:r>
+        <w:t xml:space="preserve">TAYLOR,</w:t>
+      </w:r>
+    </w:p>
+    <w:p>
+      <w:pPr>
+        <w:spacing w:before="0" w:after="0" w:line="322" w:lineRule="exact"/>
+        <w:ind w:left="0" w:firstLine="0"/>
         <w:jc w:val="center"/>
       </w:pPr>
       <w:r>
@@ -125,13 +305,87 @@
           <w:i/>
           <w:iCs/>
         </w:rPr>
-        <w:t xml:space="preserve">Trial court case no. 26-CV-0000</w:t>
-      </w:r>
-    </w:p>
-    <w:p>
-      <w:pPr>
-        <w:spacing w:before="1400" w:after="0" w:line="240" w:lineRule="auto"/>
-        <w:ind w:firstLine="0"/>
+        <w:t xml:space="preserve">Appellee.</w:t>
+      </w:r>
+    </w:p>
+    <w:p>
+      <w:pPr>
+        <w:spacing w:before="432" w:after="0" w:line="322" w:lineRule="exact"/>
+        <w:ind w:left="0" w:firstLine="0"/>
+        <w:jc w:val="center"/>
+      </w:pPr>
+      <w:r>
+        <w:t xml:space="preserve">On</w:t>
+      </w:r>
+      <w:r>
+        <w:t xml:space="preserve"> </w:t>
+      </w:r>
+      <w:r>
+        <w:t xml:space="preserve">Appeal</w:t>
+      </w:r>
+      <w:r>
+        <w:t xml:space="preserve"> </w:t>
+      </w:r>
+      <w:r>
+        <w:t xml:space="preserve">from</w:t>
+      </w:r>
+      <w:r>
+        <w:t xml:space="preserve"> </w:t>
+      </w:r>
+      <w:r>
+        <w:t xml:space="preserve">the</w:t>
+      </w:r>
+      <w:r>
+        <w:t xml:space="preserve"> </w:t>
+      </w:r>
+      <w:r>
+        <w:t xml:space="preserve">Superior</w:t>
+      </w:r>
+      <w:r>
+        <w:t xml:space="preserve"> </w:t>
+      </w:r>
+      <w:r>
+        <w:t xml:space="preserve">Court</w:t>
+      </w:r>
+      <w:r>
+        <w:t xml:space="preserve"> </w:t>
+      </w:r>
+      <w:r>
+        <w:t xml:space="preserve">of</w:t>
+      </w:r>
+      <w:r>
+        <w:t xml:space="preserve"> </w:t>
+      </w:r>
+      <w:r>
+        <w:t xml:space="preserve">Lowndes</w:t>
+      </w:r>
+      <w:r>
+        <w:t xml:space="preserve"> </w:t>
+      </w:r>
+      <w:r>
+        <w:t xml:space="preserve">County</w:t>
+      </w:r>
+    </w:p>
+    <w:p>
+      <w:pPr>
+        <w:spacing w:before="0" w:after="0" w:line="322" w:lineRule="exact"/>
+        <w:ind w:left="0" w:firstLine="0"/>
+        <w:jc w:val="center"/>
+      </w:pPr>
+      <w:r>
+        <w:t xml:space="preserve">No.</w:t>
+      </w:r>
+      <w:r>
+        <w:t xml:space="preserve"> </w:t>
+      </w:r>
+      <w:r>
+        <w:t xml:space="preserve">2024CV0039</w:t>
+      </w:r>
+    </w:p>
+    <w:p>
+      <w:pPr>
+        <w:spacing w:before="1440" w:after="0" w:line="368" w:lineRule="exact"/>
+        <w:ind w:left="0" w:firstLine="0"/>
         <w:jc w:val="center"/>
       </w:pPr>
       <w:r>
@@ -141,398 +395,309 @@
           <w:sz w:val="32"/>
           <w:szCs w:val="32"/>
         </w:rPr>
-        <w:t xml:space="preserve">BRIEF OF APPELLEE</w:t>
-      </w:r>
-    </w:p>
-    <w:p>
-      <w:pPr>
-        <w:spacing w:before="1000" w:after="0" w:line="240" w:lineRule="auto"/>
-        <w:ind w:firstLine="0"/>
-      </w:pPr>
-    </w:p>
-    <w:p>
-      <w:pPr>
-        <w:spacing w:before="0" w:after="0" w:line="240" w:lineRule="auto"/>
-        <w:ind w:firstLine="0"/>
-      </w:pPr>
-      <w:r>
-        <w:rPr>
-          <w:b/>
-          <w:bCs/>
-        </w:rPr>
-        <w:t xml:space="preserve">MARCUS T. PLACEHOLDER</w:t>
-      </w:r>
-    </w:p>
-    <w:p>
-      <w:pPr>
-        <w:spacing w:before="0" w:after="0" w:line="240" w:lineRule="auto"/>
-        <w:ind w:firstLine="0"/>
+        <w:t xml:space="preserve">BRIEF</w:t>
+      </w:r>
+      <w:r>
+        <w:rPr>
+          <w:b/>
+          <w:bCs/>
+          <w:sz w:val="32"/>
+          <w:szCs w:val="32"/>
+        </w:rPr>
+        <w:t xml:space="preserve"> </w:t>
+      </w:r>
+      <w:r>
+        <w:rPr>
+          <w:b/>
+          <w:bCs/>
+          <w:sz w:val="32"/>
+          <w:szCs w:val="32"/>
+        </w:rPr>
+        <w:t xml:space="preserve">OF</w:t>
+      </w:r>
+      <w:r>
+        <w:rPr>
+          <w:b/>
+          <w:bCs/>
+          <w:sz w:val="32"/>
+          <w:szCs w:val="32"/>
+        </w:rPr>
+        <w:t xml:space="preserve"> </w:t>
+      </w:r>
+      <w:r>
+        <w:rPr>
+          <w:b/>
+          <w:bCs/>
+          <w:sz w:val="32"/>
+          <w:szCs w:val="32"/>
+        </w:rPr>
+        <w:t xml:space="preserve">APPELLEE</w:t>
+      </w:r>
+    </w:p>
+    <w:p>
+      <w:pPr>
+        <w:spacing w:before="1440" w:after="0" w:line="322" w:lineRule="exact"/>
+        <w:ind w:left="4608" w:firstLine="0"/>
+      </w:pPr>
+      <w:r>
+        <w:rPr>
+          <w:b/>
+          <w:bCs/>
+        </w:rPr>
+        <w:t xml:space="preserve">Austin</w:t>
+      </w:r>
+      <w:r>
+        <w:rPr>
+          <w:b/>
+          <w:bCs/>
+        </w:rPr>
+        <w:t xml:space="preserve"> </w:t>
+      </w:r>
+      <w:r>
+        <w:rPr>
+          <w:b/>
+          <w:bCs/>
+        </w:rPr>
+        <w:t xml:space="preserve">Atkinson</w:t>
+      </w:r>
+    </w:p>
+    <w:p>
+      <w:pPr>
+        <w:spacing w:before="0" w:after="0" w:line="322" w:lineRule="exact"/>
+        <w:ind w:left="4608" w:firstLine="0"/>
+      </w:pPr>
+      <w:r>
+        <w:rPr>
+          <w:b/>
+          <w:bCs/>
+        </w:rPr>
+        <w:t xml:space="preserve">M.</w:t>
+      </w:r>
+      <w:r>
+        <w:rPr>
+          <w:b/>
+          <w:bCs/>
+        </w:rPr>
+        <w:t xml:space="preserve"> </w:t>
+      </w:r>
+      <w:r>
+        <w:rPr>
+          <w:b/>
+          <w:bCs/>
+        </w:rPr>
+        <w:t xml:space="preserve">Blake</w:t>
+      </w:r>
+      <w:r>
+        <w:rPr>
+          <w:b/>
+          <w:bCs/>
+        </w:rPr>
+        <w:t xml:space="preserve"> </w:t>
+      </w:r>
+      <w:r>
+        <w:rPr>
+          <w:b/>
+          <w:bCs/>
+        </w:rPr>
+        <w:t xml:space="preserve">Walker</w:t>
+      </w:r>
+    </w:p>
+    <w:p>
+      <w:pPr>
+        <w:spacing w:before="0" w:after="0" w:line="322" w:lineRule="exact"/>
+        <w:ind w:left="4608" w:firstLine="0"/>
+      </w:pPr>
+      <w:r>
+        <w:rPr>
+          <w:b/>
+          <w:bCs/>
+        </w:rPr>
+        <w:t xml:space="preserve">Morgan</w:t>
+      </w:r>
+      <w:r>
+        <w:rPr>
+          <w:b/>
+          <w:bCs/>
+        </w:rPr>
+        <w:t xml:space="preserve"> </w:t>
+      </w:r>
+      <w:r>
+        <w:rPr>
+          <w:b/>
+          <w:bCs/>
+        </w:rPr>
+        <w:t xml:space="preserve">McClure</w:t>
+      </w:r>
+    </w:p>
+    <w:p>
+      <w:pPr>
+        <w:spacing w:before="0" w:after="0" w:line="322" w:lineRule="exact"/>
+        <w:ind w:left="4608" w:firstLine="0"/>
+      </w:pPr>
+      <w:r>
+        <w:t xml:space="preserve">HALL</w:t>
+      </w:r>
+      <w:r>
+        <w:t xml:space="preserve"> </w:t>
+      </w:r>
+      <w:r>
+        <w:t xml:space="preserve">BOOTH</w:t>
+      </w:r>
+      <w:r>
+        <w:t xml:space="preserve"> </w:t>
+      </w:r>
+      <w:r>
+        <w:t xml:space="preserve">SMITH,</w:t>
+      </w:r>
+      <w:r>
+        <w:t xml:space="preserve"> </w:t>
+      </w:r>
+      <w:r>
+        <w:t xml:space="preserve">P.C.</w:t>
+      </w:r>
+    </w:p>
+    <w:p>
+      <w:pPr>
+        <w:spacing w:before="0" w:after="0" w:line="322" w:lineRule="exact"/>
+        <w:ind w:left="4608" w:firstLine="0"/>
+      </w:pPr>
+      <w:r>
+        <w:t xml:space="preserve">191</w:t>
+      </w:r>
+      <w:r>
+        <w:t xml:space="preserve"> </w:t>
+      </w:r>
+      <w:r>
+        <w:t xml:space="preserve">Peachtree</w:t>
+      </w:r>
+      <w:r>
+        <w:t xml:space="preserve"> </w:t>
+      </w:r>
+      <w:r>
+        <w:t xml:space="preserve">St.</w:t>
+      </w:r>
+      <w:r>
+        <w:t xml:space="preserve"> </w:t>
+      </w:r>
+      <w:r>
+        <w:t xml:space="preserve">NE</w:t>
+      </w:r>
+    </w:p>
+    <w:p>
+      <w:pPr>
+        <w:spacing w:before="0" w:after="0" w:line="322" w:lineRule="exact"/>
+        <w:ind w:left="4608" w:firstLine="0"/>
+      </w:pPr>
+      <w:r>
+        <w:t xml:space="preserve">Suite</w:t>
+      </w:r>
+      <w:r>
+        <w:t xml:space="preserve"> </w:t>
+      </w:r>
+      <w:r>
+        <w:t xml:space="preserve">2900</w:t>
+      </w:r>
+    </w:p>
+    <w:p>
+      <w:pPr>
+        <w:spacing w:before="0" w:after="0" w:line="322" w:lineRule="exact"/>
+        <w:ind w:left="4608" w:firstLine="0"/>
+      </w:pPr>
+      <w:r>
+        <w:t xml:space="preserve">Atlanta,</w:t>
+      </w:r>
+      <w:r>
+        <w:t xml:space="preserve"> </w:t>
+      </w:r>
+      <w:r>
+        <w:t xml:space="preserve">GA</w:t>
+      </w:r>
+      <w:r>
+        <w:t xml:space="preserve"> </w:t>
+      </w:r>
+      <w:r>
+        <w:t xml:space="preserve">30303</w:t>
+      </w:r>
+    </w:p>
+    <w:p>
+      <w:pPr>
+        <w:spacing w:before="0" w:after="0" w:line="322" w:lineRule="exact"/>
+        <w:ind w:left="4608" w:firstLine="0"/>
+      </w:pPr>
+      <w:r>
+        <w:t xml:space="preserve">404</w:t>
+      </w:r>
+      <w:r>
+        <w:noBreakHyphen/>
+      </w:r>
+      <w:r>
+        <w:t xml:space="preserve">954</w:t>
+      </w:r>
+      <w:r>
+        <w:noBreakHyphen/>
+      </w:r>
+      <w:r>
+        <w:t xml:space="preserve">5000</w:t>
+      </w:r>
+    </w:p>
+    <w:p>
+      <w:pPr>
+        <w:spacing w:before="0" w:after="0" w:line="322" w:lineRule="exact"/>
+        <w:ind w:left="4608" w:firstLine="0"/>
+      </w:pPr>
+      <w:r>
+        <w:t xml:space="preserve">aatkinson@hallboothsmith.com</w:t>
+      </w:r>
+    </w:p>
+    <w:p>
+      <w:pPr>
+        <w:spacing w:before="0" w:after="0" w:line="322" w:lineRule="exact"/>
+        <w:ind w:left="4608" w:firstLine="0"/>
+      </w:pPr>
+      <w:r>
+        <w:t xml:space="preserve">bwalker@hallboothsmith.com</w:t>
+      </w:r>
+    </w:p>
+    <w:p>
+      <w:pPr>
+        <w:spacing w:before="0" w:after="0" w:line="322" w:lineRule="exact"/>
+        <w:ind w:left="4608" w:firstLine="0"/>
+      </w:pPr>
+      <w:r>
+        <w:t xml:space="preserve">mmcclure@hallboothsmith.com</w:t>
+      </w:r>
+    </w:p>
+    <w:p>
+      <w:pPr>
+        <w:spacing w:before="0" w:after="0" w:line="322" w:lineRule="exact"/>
+        <w:ind w:left="4608" w:firstLine="0"/>
       </w:pPr>
       <w:r>
         <w:rPr>
           <w:i/>
           <w:iCs/>
         </w:rPr>
-        <w:t xml:space="preserve">Placeholder County Attorney’s Office</w:t>
-      </w:r>
-    </w:p>
-    <w:p>
-      <w:pPr>
-        <w:spacing w:before="0" w:after="0" w:line="240" w:lineRule="auto"/>
-        <w:ind w:firstLine="0"/>
-      </w:pPr>
+        <w:t xml:space="preserve">Counsel</w:t>
+      </w:r>
       <w:r>
         <w:rPr>
           <w:i/>
           <w:iCs/>
         </w:rPr>
-        <w:t xml:space="preserve">200 Sample Plaza</w:t>
-      </w:r>
-    </w:p>
-    <w:p>
-      <w:pPr>
-        <w:spacing w:before="0" w:after="0" w:line="240" w:lineRule="auto"/>
-        <w:ind w:firstLine="0"/>
-      </w:pPr>
+        <w:t xml:space="preserve"> </w:t>
+      </w:r>
       <w:r>
         <w:rPr>
           <w:i/>
           <w:iCs/>
         </w:rPr>
-        <w:t xml:space="preserve">Sample City, Georgia 31000</w:t>
-      </w:r>
-    </w:p>
-    <w:p>
-      <w:pPr>
-        <w:spacing w:before="0" w:after="120" w:line="240" w:lineRule="auto"/>
-        <w:ind w:firstLine="0"/>
-      </w:pPr>
-    </w:p>
-    <w:p>
-      <w:pPr>
-        <w:spacing w:before="0" w:after="0" w:line="240" w:lineRule="auto"/>
-        <w:ind w:firstLine="0"/>
-      </w:pPr>
-      <w:r>
-        <w:t xml:space="preserve">(555) 010-0001</w:t>
-      </w:r>
-    </w:p>
-    <w:p>
-      <w:pPr>
-        <w:spacing w:before="0" w:after="0" w:line="240" w:lineRule="auto"/>
-        <w:sectPr>
-          <w:type w:val="nextPage"/>
-          <w:pgSz w:w="12240" w:h="15840"/>
-          <w:pgMar w:top="1440" w:right="1440" w:bottom="1440" w:left="1440" w:header="720" w:footer="720" w:gutter="0"/>
-        </w:sectPr>
-      </w:pPr>
-    </w:p>
-    <w:p>
-      <w:pPr>
-        <w:spacing w:before="0" w:after="240" w:line="240" w:lineRule="auto"/>
-        <w:ind w:firstLine="0"/>
-        <w:jc w:val="center"/>
-      </w:pPr>
-      <w:r>
-        <w:rPr>
-          <w:b/>
-          <w:bCs/>
-        </w:rPr>
-        <w:t xml:space="preserve">TABLE OF CONTENTS</w:t>
-      </w:r>
-    </w:p>
-    <w:p>
-      <w:pPr>
-        <w:spacing w:before="0" w:after="120" w:line="240" w:lineRule="auto"/>
-        <w:ind w:left="0" w:firstLine="0"/>
-        <w:tabs>
-          <w:tab w:val="right" w:leader="dot" w:pos="9350"/>
-        </w:tabs>
-      </w:pPr>
-      <w:r>
-        <w:fldChar w:fldCharType="begin"/>
-      </w:r>
-      <w:r>
-        <w:instrText xml:space="preserve"> TOC \o "1-2" \h \z \u </w:instrText>
-      </w:r>
-      <w:r>
-        <w:fldChar w:fldCharType="separate"/>
-      </w:r>
-      <w:r>
-        <w:t xml:space="preserve">Counter-Statement of the Case</w:t>
-      </w:r>
-      <w:r>
-        <w:tab/>
-      </w:r>
-      <w:r>
-        <w:t xml:space="preserve">1</w:t>
-      </w:r>
-    </w:p>
-    <w:p>
-      <w:pPr>
-        <w:spacing w:before="0" w:after="120" w:line="240" w:lineRule="auto"/>
-        <w:ind w:left="0" w:firstLine="0"/>
-        <w:tabs>
-          <w:tab w:val="right" w:leader="dot" w:pos="9350"/>
-        </w:tabs>
-      </w:pPr>
-      <w:r>
-        <w:t xml:space="preserve">Counter-Statement of Facts</w:t>
-      </w:r>
-      <w:r>
-        <w:tab/>
-      </w:r>
-      <w:r>
-        <w:t xml:space="preserve">1</w:t>
-      </w:r>
-    </w:p>
-    <w:p>
-      <w:pPr>
-        <w:spacing w:before="0" w:after="120" w:line="240" w:lineRule="auto"/>
-        <w:ind w:left="0" w:firstLine="0"/>
-        <w:tabs>
-          <w:tab w:val="right" w:leader="dot" w:pos="9350"/>
-        </w:tabs>
-      </w:pPr>
-      <w:r>
-        <w:t xml:space="preserve">Argument and Citation of Authority</w:t>
-      </w:r>
-      <w:r>
-        <w:tab/>
-      </w:r>
-      <w:r>
-        <w:t xml:space="preserve">2</w:t>
-      </w:r>
-    </w:p>
-    <w:p>
-      <w:pPr>
-        <w:spacing w:before="0" w:after="120" w:line="240" w:lineRule="auto"/>
-        <w:ind w:left="720" w:firstLine="0"/>
-        <w:tabs>
-          <w:tab w:val="right" w:leader="dot" w:pos="9350"/>
-        </w:tabs>
-      </w:pPr>
-      <w:r>
-        <w:t xml:space="preserve">I. The superior court acted within its discretion in excluding the late appraisal</w:t>
-      </w:r>
-      <w:r>
-        <w:tab/>
-      </w:r>
-      <w:r>
-        <w:t xml:space="preserve">2</w:t>
-      </w:r>
-    </w:p>
-    <w:p>
-      <w:pPr>
-        <w:spacing w:before="0" w:after="120" w:line="240" w:lineRule="auto"/>
-        <w:ind w:left="720" w:firstLine="0"/>
-        <w:tabs>
-          <w:tab w:val="right" w:leader="dot" w:pos="9350"/>
-        </w:tabs>
-      </w:pPr>
-      <w:r>
-        <w:t xml:space="preserve">II. The remaining evidence supports the valuation</w:t>
-      </w:r>
-      <w:r>
-        <w:tab/>
-      </w:r>
-      <w:r>
-        <w:t xml:space="preserve">3</w:t>
-      </w:r>
-    </w:p>
-    <w:p>
-      <w:pPr>
-        <w:spacing w:before="0" w:after="120" w:line="240" w:lineRule="auto"/>
-        <w:ind w:left="720" w:firstLine="0"/>
-        <w:tabs>
-          <w:tab w:val="right" w:leader="dot" w:pos="9350"/>
-        </w:tabs>
-      </w:pPr>
-      <w:r>
-        <w:t xml:space="preserve">III. The cost award was proper</w:t>
-      </w:r>
-      <w:r>
-        <w:tab/>
-      </w:r>
-      <w:r>
-        <w:t xml:space="preserve">4</w:t>
-      </w:r>
-    </w:p>
-    <w:p>
-      <w:pPr>
-        <w:spacing w:before="0" w:after="120" w:line="240" w:lineRule="auto"/>
-        <w:ind w:left="0" w:firstLine="0"/>
-        <w:tabs>
-          <w:tab w:val="right" w:leader="dot" w:pos="9350"/>
-        </w:tabs>
-      </w:pPr>
-      <w:r>
-        <w:t xml:space="preserve">Conclusion</w:t>
-      </w:r>
-      <w:r>
-        <w:tab/>
-      </w:r>
-      <w:r>
-        <w:t xml:space="preserve">4</w:t>
-      </w:r>
-      <w:r>
-        <w:fldChar w:fldCharType="end"/>
-      </w:r>
-    </w:p>
-    <w:p>
-      <w:pPr>
-        <w:spacing w:before="0" w:after="0" w:line="240" w:lineRule="auto"/>
-        <w:sectPr>
-          <w:footerReference w:type="default" r:id="rId9"/>
-          <w:type w:val="nextPage"/>
-          <w:pgSz w:w="12240" w:h="15840"/>
-          <w:pgMar w:top="1440" w:right="1440" w:bottom="1440" w:left="1440" w:header="720" w:footer="720" w:gutter="0"/>
-          <w:pgNumType w:fmt="lowerRoman" w:start="1"/>
-        </w:sectPr>
-      </w:pPr>
-    </w:p>
-    <w:bookmarkStart w:id="20" w:name="counter-statement-of-the-case"/>
-    <w:p>
-      <w:pPr>
-        <w:pStyle w:val="Heading1"/>
-      </w:pPr>
-      <w:r>
-        <w:t xml:space="preserve">Counter-Statement of the Case</w:t>
-      </w:r>
-    </w:p>
-    <w:p>
-      <w:pPr>
-        <w:pStyle w:val="FirstParagraph"/>
-      </w:pPr>
-      <w:r>
-        <w:t xml:space="preserve">The appellee, the Sample County Board of Tax Assessors, valued the appellant’s fictional warehouse parcel for tax year 2025 at the figure the appellant now challenges. The appellant contested that valuation before the county board of equalization, which sustained it. The appellant then filed a petition for review in the superior court.</w:t>
-      </w:r>
-    </w:p>
-    <w:p>
-      <w:pPr>
-        <w:pStyle w:val="BodyText"/>
-      </w:pPr>
-      <w:r>
-        <w:t xml:space="preserve">The appellee disagrees with the appellant’s account of the disclosure dispute. The scheduling order required expert reports by a fixed date. The appellant’s appraisal was not produced in the form the order required until after that date, and the superior court found the late production unjustified. The appellee’s position is that the exclusion was a proper exercise of the court’s discretion and that the remaining valuation evidence supports the assessment.</w:t>
-      </w:r>
-    </w:p>
-    <w:bookmarkEnd w:id="20"/>
-    <w:bookmarkStart w:id="21" w:name="counter-statement-of-facts"/>
-    <w:p>
-      <w:pPr>
-        <w:pStyle w:val="Heading1"/>
-      </w:pPr>
-      <w:r>
-        <w:t xml:space="preserve">Counter-Statement of Facts</w:t>
-      </w:r>
-    </w:p>
-    <w:p>
-      <w:pPr>
-        <w:pStyle w:val="FirstParagraph"/>
-      </w:pPr>
-      <w:r>
-        <w:t xml:space="preserve">The parcel is a fictional twelve-acre tract with a single-story building. The appellee’s assessor valued the parcel using sales comparison data from three transactions in the same county during the relevant period. The assessor documented the basis for each comparison in the assessment file.</w:t>
-      </w:r>
-    </w:p>
-    <w:p>
-      <w:pPr>
-        <w:pStyle w:val="BodyText"/>
-      </w:pPr>
-      <w:r>
-        <w:t xml:space="preserve">The appellant’s appraiser inspected the building in January 2025. The appellant’s appraisal was dated after that inspection and was not produced to the appellee as an expert report until several months later. The appellee’s counsel objected at the hearing that the document did not comply with the scheduling order, and the appellant did not offer an explanation for the delay.</w:t>
-      </w:r>
-    </w:p>
-    <w:p>
-      <w:pPr>
-        <w:pStyle w:val="BodyText"/>
-      </w:pPr>
-      <w:r>
-        <w:t xml:space="preserve">The superior court considered the objection, heard argument, and excluded the appraisal. The court then reviewed the sales comparison data and found that the assessment was supported by evidence in the record.</w:t>
-      </w:r>
-    </w:p>
-    <w:bookmarkEnd w:id="21"/>
-    <w:bookmarkStart w:id="27" w:name="argument-and-citation-of-authority"/>
-    <w:p>
-      <w:pPr>
-        <w:pStyle w:val="Heading1"/>
-      </w:pPr>
-      <w:r>
-        <w:t xml:space="preserve">Argument and Citation of Authority</w:t>
-      </w:r>
-    </w:p>
-    <w:bookmarkStart w:id="24" w:name="X72b0ef2de97e89f703d4cc702a73f3e2eb1d792"/>
-    <w:p>
-      <w:pPr>
-        <w:pStyle w:val="Heading2"/>
-      </w:pPr>
-      <w:r>
-        <w:t xml:space="preserve">I. The superior court acted within its discretion in excluding the late appraisal</w:t>
-      </w:r>
-    </w:p>
-    <w:p>
-      <w:pPr>
-        <w:pStyle w:val="FirstParagraph"/>
-      </w:pPr>
-      <w:r>
-        <w:t xml:space="preserve">A trial court has broad discretion to enforce its scheduling orders, and a reviewing court will not disturb the exclusion of evidence for late disclosure absent an abuse of that discretion. Fictional placeholder citation:</w:t>
-      </w:r>
-      <w:r>
-        <w:t xml:space="preserve"> </w:t>
+        <w:t xml:space="preserve">for</w:t>
       </w:r>
       <w:r>
         <w:rPr>
           <w:i/>
           <w:iCs/>
         </w:rPr>
-        <w:t xml:space="preserve">Example v. Placeholder</w:t>
-      </w:r>
-      <w:r>
-        <w:t xml:space="preserve">, 000 Ga. App. 000 (2020).</w:t>
-      </w:r>
-    </w:p>
-    <w:bookmarkStart w:id="22" w:name="X818a75d51dba282c0dc9eb695dd90fef7f00f03"/>
-    <w:p>
-      <w:pPr>
-        <w:pStyle w:val="Heading3"/>
-      </w:pPr>
-      <w:r>
-        <w:t xml:space="preserve">A. The appraisal was produced after the deadline</w:t>
-      </w:r>
-    </w:p>
-    <w:p>
-      <w:pPr>
-        <w:pStyle w:val="FirstParagraph"/>
-      </w:pPr>
-      <w:r>
-        <w:t xml:space="preserve">The scheduling order set a fixed date for expert reports. The appellant’s own correspondence, which is in the record, shows that the appraisal was delivered after that date. A party that misses a deadline set by a court order must show good cause for the delay, and the appellant did not offer any.</w:t>
-      </w:r>
-    </w:p>
-    <w:p>
-      <w:pPr>
-        <w:pStyle w:val="BlockText"/>
-      </w:pPr>
-      <w:r>
-        <w:t xml:space="preserve">A trial court may enforce its scheduling order by excluding evidence whose disclosure was untimely, where the party offering the evidence has not shown good cause. Fictional block quotation for layout testing only.</w:t>
-      </w:r>
-    </w:p>
-    <w:bookmarkEnd w:id="22"/>
-    <w:bookmarkStart w:id="23" w:name="X5be72bbfaab87d8d2bda01ba60252c2fe5ad5fb"/>
-    <w:p>
-      <w:pPr>
-        <w:pStyle w:val="Heading3"/>
-      </w:pPr>
-      <w:r>
-        <w:t xml:space="preserve">B. The appellant’s prejudice argument is misplaced</w:t>
-      </w:r>
-    </w:p>
-    <w:p>
-      <w:pPr>
-        <w:pStyle w:val="FirstParagraph"/>
-      </w:pPr>
-      <w:r>
-        <w:t xml:space="preserve">The appellant argues that the appellee suffered no prejudice because it had the appraisal before the hearing. But the scheduling order exists so that a party can prepare its response before the hearing, and the appellee’s counsel had only days to evaluate a report that the order required much earlier. The superior court was entitled to weigh that burden. Fictional placeholder citation:</w:t>
-      </w:r>
-      <w:r>
         <w:t xml:space="preserve"> </w:t>
       </w:r>
       <w:r>
@@ -540,21 +705,439 @@
           <w:i/>
           <w:iCs/>
         </w:rPr>
-        <w:t xml:space="preserve">Sample v. Example Board</w:t>
-      </w:r>
-      <w:r>
-        <w:t xml:space="preserve">, 000 Ga. 000 (1999).</w:t>
-      </w:r>
-    </w:p>
-    <w:bookmarkEnd w:id="23"/>
-    <w:bookmarkEnd w:id="24"/>
-    <w:bookmarkStart w:id="25" w:name="Xc5309c2880dcaa47488886f004ddff2277f5e3d"/>
-    <w:p>
-      <w:pPr>
-        <w:pStyle w:val="Heading2"/>
-      </w:pPr>
-      <w:r>
-        <w:t xml:space="preserve">II. The remaining evidence supports the valuation</w:t>
+        <w:t xml:space="preserve">Appellee</w:t>
+      </w:r>
+    </w:p>
+    <w:p>
+      <w:pPr>
+        <w:pageBreakBefore/>
+        <w:spacing w:before="0" w:after="322" w:line="322" w:lineRule="exact"/>
+        <w:ind w:left="0" w:firstLine="0"/>
+        <w:jc w:val="center"/>
+      </w:pPr>
+      <w:r>
+        <w:rPr>
+          <w:b/>
+          <w:bCs/>
+        </w:rPr>
+        <w:t xml:space="preserve">TABLE</w:t>
+      </w:r>
+      <w:r>
+        <w:rPr>
+          <w:b/>
+          <w:bCs/>
+        </w:rPr>
+        <w:t xml:space="preserve"> </w:t>
+      </w:r>
+      <w:r>
+        <w:rPr>
+          <w:b/>
+          <w:bCs/>
+        </w:rPr>
+        <w:t xml:space="preserve">OF</w:t>
+      </w:r>
+      <w:r>
+        <w:rPr>
+          <w:b/>
+          <w:bCs/>
+        </w:rPr>
+        <w:t xml:space="preserve"> </w:t>
+      </w:r>
+      <w:r>
+        <w:rPr>
+          <w:b/>
+          <w:bCs/>
+        </w:rPr>
+        <w:t xml:space="preserve">CONTENTS</w:t>
+      </w:r>
+    </w:p>
+    <w:p>
+      <w:pPr>
+        <w:keepLines/>
+        <w:tabs>
+          <w:tab w:val="right" w:leader="dot" w:pos="9360"/>
+        </w:tabs>
+        <w:spacing w:before="160" w:after="0" w:line="322" w:lineRule="exact"/>
+        <w:ind w:left="720" w:right="720" w:hanging="720"/>
+      </w:pPr>
+      <w:r>
+        <w:t xml:space="preserve">Statement</w:t>
+      </w:r>
+      <w:r>
+        <w:t xml:space="preserve"> </w:t>
+      </w:r>
+      <w:r>
+        <w:t xml:space="preserve">of</w:t>
+      </w:r>
+      <w:r>
+        <w:t xml:space="preserve"> </w:t>
+      </w:r>
+      <w:r>
+        <w:t xml:space="preserve">the</w:t>
+      </w:r>
+      <w:r>
+        <w:t xml:space="preserve"> </w:t>
+      </w:r>
+      <w:r>
+        <w:t xml:space="preserve">Case</w:t>
+      </w:r>
+      <w:r>
+        <w:t xml:space="preserve">   </w:t>
+      </w:r>
+      <w:r>
+        <w:tab/>
+      </w:r>
+      <w:r>
+        <w:t xml:space="preserve">3</w:t>
+      </w:r>
+    </w:p>
+    <w:p>
+      <w:pPr>
+        <w:keepLines/>
+        <w:tabs>
+          <w:tab w:val="right" w:leader="dot" w:pos="9360"/>
+        </w:tabs>
+        <w:spacing w:before="160" w:after="0" w:line="322" w:lineRule="exact"/>
+        <w:ind w:left="720" w:right="720" w:hanging="720"/>
+      </w:pPr>
+      <w:r>
+        <w:t xml:space="preserve">Argument</w:t>
+      </w:r>
+      <w:r>
+        <w:t xml:space="preserve">   </w:t>
+      </w:r>
+      <w:r>
+        <w:tab/>
+      </w:r>
+      <w:r>
+        <w:t xml:space="preserve">4</w:t>
+      </w:r>
+    </w:p>
+    <w:p>
+      <w:pPr>
+        <w:keepLines/>
+        <w:tabs>
+          <w:tab w:val="right" w:leader="dot" w:pos="9360"/>
+        </w:tabs>
+        <w:spacing w:before="160" w:after="0" w:line="322" w:lineRule="exact"/>
+        <w:ind w:left="1440" w:right="720" w:hanging="720"/>
+      </w:pPr>
+      <w:r>
+        <w:t xml:space="preserve">I.</w:t>
+      </w:r>
+      <w:r>
+        <w:t xml:space="preserve"> </w:t>
+      </w:r>
+      <w:r>
+        <w:t xml:space="preserve">The</w:t>
+      </w:r>
+      <w:r>
+        <w:t xml:space="preserve"> </w:t>
+      </w:r>
+      <w:r>
+        <w:t xml:space="preserve">Trial</w:t>
+      </w:r>
+      <w:r>
+        <w:t xml:space="preserve"> </w:t>
+      </w:r>
+      <w:r>
+        <w:t xml:space="preserve">Court</w:t>
+      </w:r>
+      <w:r>
+        <w:t xml:space="preserve"> </w:t>
+      </w:r>
+      <w:r>
+        <w:t xml:space="preserve">Correctly</w:t>
+      </w:r>
+      <w:r>
+        <w:t xml:space="preserve"> </w:t>
+      </w:r>
+      <w:r>
+        <w:t xml:space="preserve">Concluded</w:t>
+      </w:r>
+      <w:r>
+        <w:t xml:space="preserve"> </w:t>
+      </w:r>
+      <w:r>
+        <w:t xml:space="preserve">Appellant</w:t>
+      </w:r>
+      <w:r>
+        <w:t xml:space="preserve"> </w:t>
+      </w:r>
+      <w:r>
+        <w:t xml:space="preserve">Assumed</w:t>
+      </w:r>
+      <w:r>
+        <w:t xml:space="preserve"> </w:t>
+      </w:r>
+      <w:r>
+        <w:t xml:space="preserve">the</w:t>
+      </w:r>
+      <w:r>
+        <w:t xml:space="preserve"> </w:t>
+      </w:r>
+      <w:r>
+        <w:t xml:space="preserve">Risk</w:t>
+      </w:r>
+      <w:r>
+        <w:t xml:space="preserve"> </w:t>
+      </w:r>
+      <w:r>
+        <w:t xml:space="preserve">of</w:t>
+      </w:r>
+      <w:r>
+        <w:t xml:space="preserve"> </w:t>
+      </w:r>
+      <w:r>
+        <w:t xml:space="preserve">Injury</w:t>
+      </w:r>
+      <w:r>
+        <w:t xml:space="preserve">   </w:t>
+      </w:r>
+      <w:r>
+        <w:tab/>
+      </w:r>
+      <w:r>
+        <w:t xml:space="preserve">4</w:t>
+      </w:r>
+    </w:p>
+    <w:p>
+      <w:pPr>
+        <w:keepLines/>
+        <w:tabs>
+          <w:tab w:val="right" w:leader="dot" w:pos="9360"/>
+        </w:tabs>
+        <w:spacing w:before="160" w:after="0" w:line="322" w:lineRule="exact"/>
+        <w:ind w:left="1440" w:right="720" w:hanging="720"/>
+      </w:pPr>
+      <w:r>
+        <w:t xml:space="preserve">II.</w:t>
+      </w:r>
+      <w:r>
+        <w:t xml:space="preserve"> </w:t>
+      </w:r>
+      <w:r>
+        <w:t xml:space="preserve">This</w:t>
+      </w:r>
+      <w:r>
+        <w:t xml:space="preserve"> </w:t>
+      </w:r>
+      <w:r>
+        <w:t xml:space="preserve">Court</w:t>
+      </w:r>
+      <w:r>
+        <w:t xml:space="preserve"> </w:t>
+      </w:r>
+      <w:r>
+        <w:t xml:space="preserve">Should</w:t>
+      </w:r>
+      <w:r>
+        <w:t xml:space="preserve"> </w:t>
+      </w:r>
+      <w:r>
+        <w:t xml:space="preserve">Affirm</w:t>
+      </w:r>
+      <w:r>
+        <w:t xml:space="preserve"> </w:t>
+      </w:r>
+      <w:r>
+        <w:t xml:space="preserve">Even</w:t>
+      </w:r>
+      <w:r>
+        <w:t xml:space="preserve"> </w:t>
+      </w:r>
+      <w:r>
+        <w:t xml:space="preserve">If</w:t>
+      </w:r>
+      <w:r>
+        <w:t xml:space="preserve"> </w:t>
+      </w:r>
+      <w:r>
+        <w:t xml:space="preserve">It</w:t>
+      </w:r>
+      <w:r>
+        <w:t xml:space="preserve"> </w:t>
+      </w:r>
+      <w:r>
+        <w:t xml:space="preserve">Disagrees</w:t>
+      </w:r>
+      <w:r>
+        <w:t xml:space="preserve"> </w:t>
+      </w:r>
+      <w:r>
+        <w:t xml:space="preserve">with</w:t>
+      </w:r>
+      <w:r>
+        <w:t xml:space="preserve"> </w:t>
+      </w:r>
+      <w:r>
+        <w:t xml:space="preserve">the</w:t>
+      </w:r>
+      <w:r>
+        <w:t xml:space="preserve"> </w:t>
+      </w:r>
+      <w:r>
+        <w:t xml:space="preserve">Trial</w:t>
+      </w:r>
+      <w:r>
+        <w:t xml:space="preserve"> </w:t>
+      </w:r>
+      <w:r>
+        <w:t xml:space="preserve">Court’s</w:t>
+      </w:r>
+      <w:r>
+        <w:t xml:space="preserve"> </w:t>
+      </w:r>
+      <w:r>
+        <w:t xml:space="preserve">Reasoning</w:t>
+      </w:r>
+      <w:r>
+        <w:t xml:space="preserve"> </w:t>
+      </w:r>
+      <w:r>
+        <w:t xml:space="preserve">for</w:t>
+      </w:r>
+      <w:r>
+        <w:t xml:space="preserve"> </w:t>
+      </w:r>
+      <w:r>
+        <w:t xml:space="preserve">Granting</w:t>
+      </w:r>
+      <w:r>
+        <w:t xml:space="preserve"> </w:t>
+      </w:r>
+      <w:r>
+        <w:t xml:space="preserve">Summary</w:t>
+      </w:r>
+      <w:r>
+        <w:t xml:space="preserve"> </w:t>
+      </w:r>
+      <w:r>
+        <w:t xml:space="preserve">Judgment</w:t>
+      </w:r>
+      <w:r>
+        <w:t xml:space="preserve">   </w:t>
+      </w:r>
+      <w:r>
+        <w:tab/>
+      </w:r>
+      <w:r>
+        <w:t xml:space="preserve">7</w:t>
+      </w:r>
+    </w:p>
+    <w:p>
+      <w:pPr>
+        <w:keepLines/>
+        <w:tabs>
+          <w:tab w:val="right" w:leader="dot" w:pos="9360"/>
+        </w:tabs>
+        <w:spacing w:before="160" w:after="0" w:line="322" w:lineRule="exact"/>
+        <w:ind w:left="720" w:right="720" w:hanging="720"/>
+      </w:pPr>
+      <w:r>
+        <w:t xml:space="preserve">Conclusion</w:t>
+      </w:r>
+      <w:r>
+        <w:t xml:space="preserve">   </w:t>
+      </w:r>
+      <w:r>
+        <w:tab/>
+      </w:r>
+      <w:r>
+        <w:t xml:space="preserve">9</w:t>
+      </w:r>
+    </w:p>
+    <w:p>
+      <w:pPr>
+        <w:keepLines/>
+        <w:tabs>
+          <w:tab w:val="right" w:leader="dot" w:pos="9360"/>
+        </w:tabs>
+        <w:spacing w:before="160" w:after="0" w:line="322" w:lineRule="exact"/>
+        <w:ind w:left="720" w:right="720" w:hanging="720"/>
+      </w:pPr>
+      <w:r>
+        <w:t xml:space="preserve">Certificate</w:t>
+      </w:r>
+      <w:r>
+        <w:t xml:space="preserve"> </w:t>
+      </w:r>
+      <w:r>
+        <w:t xml:space="preserve">of</w:t>
+      </w:r>
+      <w:r>
+        <w:t xml:space="preserve"> </w:t>
+      </w:r>
+      <w:r>
+        <w:t xml:space="preserve">Service</w:t>
+      </w:r>
+      <w:r>
+        <w:t xml:space="preserve">   </w:t>
+      </w:r>
+      <w:r>
+        <w:tab/>
+      </w:r>
+      <w:r>
+        <w:t xml:space="preserve">10</w:t>
+      </w:r>
+    </w:p>
+    <w:p>
+      <w:pPr>
+        <w:keepNext/>
+        <w:keepLines/>
+        <w:pageBreakBefore/>
+        <w:spacing w:before="0" w:after="320" w:line="322" w:lineRule="exact"/>
+        <w:ind w:left="0" w:firstLine="0"/>
+        <w:jc w:val="center"/>
+      </w:pPr>
+      <w:r>
+        <w:rPr>
+          <w:b/>
+          <w:bCs/>
+        </w:rPr>
+        <w:t xml:space="preserve">STATEMENT</w:t>
+      </w:r>
+      <w:r>
+        <w:rPr>
+          <w:b/>
+          <w:bCs/>
+        </w:rPr>
+        <w:t xml:space="preserve"> </w:t>
+      </w:r>
+      <w:r>
+        <w:rPr>
+          <w:b/>
+          <w:bCs/>
+        </w:rPr>
+        <w:t xml:space="preserve">OF</w:t>
+      </w:r>
+      <w:r>
+        <w:rPr>
+          <w:b/>
+          <w:bCs/>
+        </w:rPr>
+        <w:t xml:space="preserve"> </w:t>
+      </w:r>
+      <w:r>
+        <w:rPr>
+          <w:b/>
+          <w:bCs/>
+        </w:rPr>
+        <w:t xml:space="preserve">THE</w:t>
+      </w:r>
+      <w:r>
+        <w:rPr>
+          <w:b/>
+          <w:bCs/>
+        </w:rPr>
+        <w:t xml:space="preserve"> </w:t>
+      </w:r>
+      <w:r>
+        <w:rPr>
+          <w:b/>
+          <w:bCs/>
+        </w:rPr>
+        <w:t xml:space="preserve">CASE</w:t>
       </w:r>
     </w:p>
     <w:p>
@@ -562,49 +1145,19 @@
         <w:pStyle w:val="FirstParagraph"/>
       </w:pPr>
       <w:r>
-        <w:t xml:space="preserve">Once the appraisal was excluded, the court still had the appellee’s sales comparison data. The appellant says that data is not comparable because one transaction involved a parcel with a different zoning classification. That goes to weight, not admissibility, and the superior court was entitled to give the comparison the weight it deserved.</w:t>
-      </w:r>
-    </w:p>
-    <w:p>
-      <w:pPr>
-        <w:pStyle w:val="BodyText"/>
-      </w:pPr>
-      <w:r>
-        <w:t xml:space="preserve">The appellant does not explain why the zoning difference would have changed the result. It does not identify any adjustment the assessor should have made, or the amount of that adjustment. An appellant that challenges a valuation must show that the evidence it relies on compels a different value, and the appellant has not done so.</w:t>
-      </w:r>
-    </w:p>
-    <w:p>
-      <w:pPr>
-        <w:pStyle w:val="BodyText"/>
-      </w:pPr>
-      <w:r>
-        <w:t xml:space="preserve">1. The assessor’s file documents each comparison and its basis.</w:t>
-      </w:r>
-    </w:p>
-    <w:p>
-      <w:pPr>
-        <w:pStyle w:val="BodyText"/>
-      </w:pPr>
-      <w:r>
-        <w:t xml:space="preserve">2. The superior court expressly considered the zoning difference before accepting the comparison.</w:t>
-      </w:r>
-    </w:p>
-    <w:bookmarkEnd w:id="25"/>
-    <w:bookmarkStart w:id="26" w:name="iii.-the-cost-award-was-proper"/>
-    <w:p>
-      <w:pPr>
-        <w:pStyle w:val="Heading2"/>
-      </w:pPr>
-      <w:r>
-        <w:t xml:space="preserve">III. The cost award was proper</w:t>
-      </w:r>
-    </w:p>
-    <w:p>
-      <w:pPr>
-        <w:pStyle w:val="FirstParagraph"/>
-      </w:pPr>
-      <w:r>
-        <w:t xml:space="preserve">The appellant argues that the costs award must fall with the judgment. The appellee agrees that the award depends on the judgment. But the judgment should stand, and so should the award. The appellant’s argument that the counterclaim was no longer pending is a separate matter that the appellant did not raise in the superior court. A matter not raised below is not preserved for review. Fictional placeholder citation:</w:t>
+        <w:t xml:space="preserve">Plaintiff-Appellant Doris Campbell received a horrifying phone call from her mother, Carolyn Goslin, on July 9, 2017. Ms. Goslin was being attacked by her boyfriend, Clinton Taylor. V2</w:t>
+      </w:r>
+      <w:r>
+        <w:noBreakHyphen/>
+      </w:r>
+      <w:r>
+        <w:t xml:space="preserve">95–97. Ms. Goslin was visiting Mr. Taylor at his mother’s home. V2</w:t>
+      </w:r>
+      <w:r>
+        <w:noBreakHyphen/>
+      </w:r>
+      <w:r>
+        <w:t xml:space="preserve">97. Appellant knew this and headed straight there.</w:t>
       </w:r>
       <w:r>
         <w:t xml:space="preserve"> </w:t>
@@ -614,100 +1167,2407 @@
           <w:i/>
           <w:iCs/>
         </w:rPr>
-        <w:t xml:space="preserve">Example v. Placeholder</w:t>
-      </w:r>
-      <w:r>
-        <w:t xml:space="preserve">, 000 Ga. App. 000 (2020).</w:t>
-      </w:r>
-    </w:p>
-    <w:bookmarkEnd w:id="26"/>
-    <w:bookmarkEnd w:id="27"/>
-    <w:bookmarkStart w:id="28" w:name="conclusion"/>
-    <w:p>
-      <w:pPr>
-        <w:pStyle w:val="Heading1"/>
-      </w:pPr>
-      <w:r>
-        <w:t xml:space="preserve">Conclusion</w:t>
-      </w:r>
-    </w:p>
-    <w:p>
-      <w:pPr>
-        <w:pStyle w:val="FirstParagraph"/>
-      </w:pPr>
-      <w:r>
-        <w:t xml:space="preserve">The judgment of the superior court should be affirmed.</w:t>
-      </w:r>
-    </w:p>
-    <w:p>
-      <w:pPr>
-        <w:spacing w:before="240" w:after="0" w:line="240" w:lineRule="auto"/>
-        <w:ind w:firstLine="0"/>
-      </w:pPr>
-      <w:r>
-        <w:t xml:space="preserve">November 20, 2026</w:t>
+        <w:t xml:space="preserve">See</w:t>
+      </w:r>
+      <w:r>
+        <w:t xml:space="preserve"> </w:t>
+      </w:r>
+      <w:r>
+        <w:t xml:space="preserve">V2</w:t>
+      </w:r>
+      <w:r>
+        <w:noBreakHyphen/>
+      </w:r>
+      <w:r>
+        <w:t xml:space="preserve">97. She was understandably worried. In addition to what her mother told her on the phone, Appellant also knew that Mr. Taylor had attacked Ms. Goslin before. V2</w:t>
+      </w:r>
+      <w:r>
+        <w:noBreakHyphen/>
+      </w:r>
+      <w:r>
+        <w:t xml:space="preserve">100. Appellant tried to enter the home when she arrived. V2</w:t>
+      </w:r>
+      <w:r>
+        <w:noBreakHyphen/>
+      </w:r>
+      <w:r>
+        <w:t xml:space="preserve">97–98. And as she was doing so, Mr. Taylor attacked her. V2</w:t>
+      </w:r>
+      <w:r>
+        <w:noBreakHyphen/>
+      </w:r>
+      <w:r>
+        <w:t xml:space="preserve">98.</w:t>
+      </w:r>
+    </w:p>
+    <w:p>
+      <w:pPr>
+        <w:pStyle w:val="BodyText"/>
+      </w:pPr>
+      <w:r>
+        <w:t xml:space="preserve">Appellant later sued Mr. Taylor and his mother, Susan Taylor.</w:t>
+      </w:r>
+      <w:r>
+        <w:rPr>
+          <w:rStyle w:val="FootnoteReference"/>
+        </w:rPr>
+        <w:footnoteReference w:id="9"/>
+      </w:r>
+      <w:r>
+        <w:t xml:space="preserve"> </w:t>
+      </w:r>
+      <w:r>
+        <w:t xml:space="preserve">V2</w:t>
+      </w:r>
+      <w:r>
+        <w:noBreakHyphen/>
+      </w:r>
+      <w:r>
+        <w:t xml:space="preserve">8. This appeal concerns only Appellant’s claims against Ms. Taylor. She alleges, in short, that Ms. Taylor failed to protect her from Mr. Taylor. V2</w:t>
+      </w:r>
+      <w:r>
+        <w:noBreakHyphen/>
+      </w:r>
+      <w:r>
+        <w:t xml:space="preserve">10. Appellee moved for summary judgment on two related grounds. Appellee argued (1) that Appellant assumed the risk of injury when she sought to protect her mother and (2) that Ms. Taylor lacked superior knowledge the danger Mr. Taylor posed. V2</w:t>
+      </w:r>
+      <w:r>
+        <w:noBreakHyphen/>
+      </w:r>
+      <w:r>
+        <w:t xml:space="preserve">35–43. The trial court granted Appellee’s motion on the first issue. V2</w:t>
+      </w:r>
+      <w:r>
+        <w:noBreakHyphen/>
+      </w:r>
+      <w:r>
+        <w:t xml:space="preserve">4–7. It did not reach the second issue. V2</w:t>
+      </w:r>
+      <w:r>
+        <w:noBreakHyphen/>
+      </w:r>
+      <w:r>
+        <w:t xml:space="preserve">7 n.4.</w:t>
       </w:r>
     </w:p>
     <w:p>
       <w:pPr>
         <w:keepNext/>
-        <w:spacing w:before="0" w:after="0" w:line="240" w:lineRule="auto"/>
-        <w:ind w:left="4608" w:firstLine="0"/>
-      </w:pPr>
-      <w:r>
-        <w:t xml:space="preserve">/s/ MARCUS T. PLACEHOLDER</w:t>
+        <w:keepLines/>
+        <w:spacing w:before="480" w:after="320" w:line="322" w:lineRule="exact"/>
+        <w:ind w:left="0" w:firstLine="0"/>
+        <w:jc w:val="center"/>
+      </w:pPr>
+      <w:r>
+        <w:rPr>
+          <w:b/>
+          <w:bCs/>
+        </w:rPr>
+        <w:t xml:space="preserve">ARGUMENT</w:t>
+      </w:r>
+    </w:p>
+    <w:p>
+      <w:pPr>
+        <w:pStyle w:val="BodyText"/>
+      </w:pPr>
+      <w:r>
+        <w:t xml:space="preserve">Two reasons justify affirming in this case. First, the Court should affirm because the trial court’s reasoning is right. When Appellant made the (understandable) decision to protect her mother from Mr. Taylor, she knew the risks involved. And she does not now contend otherwise. Second, summary judgment was warranted because, at a minimum, Appellant had equal knowledge of the danger Mr. Taylor posed.</w:t>
       </w:r>
     </w:p>
     <w:p>
       <w:pPr>
         <w:keepNext/>
-        <w:spacing w:before="0" w:after="0" w:line="240" w:lineRule="auto"/>
-        <w:ind w:left="4608" w:firstLine="0"/>
-      </w:pPr>
+        <w:keepLines/>
+        <w:spacing w:before="320" w:after="240" w:line="322" w:lineRule="exact"/>
+        <w:ind w:left="720" w:hanging="720"/>
+      </w:pPr>
+      <w:r>
+        <w:rPr>
+          <w:b/>
+          <w:bCs/>
+        </w:rPr>
+        <w:t xml:space="preserve">I.</w:t>
+      </w:r>
+      <w:r>
+        <w:rPr>
+          <w:b/>
+          <w:bCs/>
+        </w:rPr>
+        <w:t xml:space="preserve"> </w:t>
+      </w:r>
+      <w:r>
+        <w:rPr>
+          <w:b/>
+          <w:bCs/>
+        </w:rPr>
+        <w:t xml:space="preserve">The</w:t>
+      </w:r>
+      <w:r>
+        <w:rPr>
+          <w:b/>
+          <w:bCs/>
+        </w:rPr>
+        <w:t xml:space="preserve"> </w:t>
+      </w:r>
+      <w:r>
+        <w:rPr>
+          <w:b/>
+          <w:bCs/>
+        </w:rPr>
+        <w:t xml:space="preserve">Trial</w:t>
+      </w:r>
+      <w:r>
+        <w:rPr>
+          <w:b/>
+          <w:bCs/>
+        </w:rPr>
+        <w:t xml:space="preserve"> </w:t>
+      </w:r>
+      <w:r>
+        <w:rPr>
+          <w:b/>
+          <w:bCs/>
+        </w:rPr>
+        <w:t xml:space="preserve">Court</w:t>
+      </w:r>
+      <w:r>
+        <w:rPr>
+          <w:b/>
+          <w:bCs/>
+        </w:rPr>
+        <w:t xml:space="preserve"> </w:t>
+      </w:r>
+      <w:r>
+        <w:rPr>
+          <w:b/>
+          <w:bCs/>
+        </w:rPr>
+        <w:t xml:space="preserve">Correctly</w:t>
+      </w:r>
+      <w:r>
+        <w:rPr>
+          <w:b/>
+          <w:bCs/>
+        </w:rPr>
+        <w:t xml:space="preserve"> </w:t>
+      </w:r>
+      <w:r>
+        <w:rPr>
+          <w:b/>
+          <w:bCs/>
+        </w:rPr>
+        <w:t xml:space="preserve">Concluded</w:t>
+      </w:r>
+      <w:r>
+        <w:rPr>
+          <w:b/>
+          <w:bCs/>
+        </w:rPr>
+        <w:t xml:space="preserve"> </w:t>
+      </w:r>
+      <w:r>
+        <w:rPr>
+          <w:b/>
+          <w:bCs/>
+        </w:rPr>
+        <w:t xml:space="preserve">Appellant</w:t>
+      </w:r>
+      <w:r>
+        <w:rPr>
+          <w:b/>
+          <w:bCs/>
+        </w:rPr>
+        <w:t xml:space="preserve"> </w:t>
+      </w:r>
+      <w:r>
+        <w:rPr>
+          <w:b/>
+          <w:bCs/>
+        </w:rPr>
+        <w:t xml:space="preserve">Assumed</w:t>
+      </w:r>
+      <w:r>
+        <w:rPr>
+          <w:b/>
+          <w:bCs/>
+        </w:rPr>
+        <w:t xml:space="preserve"> </w:t>
+      </w:r>
+      <w:r>
+        <w:rPr>
+          <w:b/>
+          <w:bCs/>
+        </w:rPr>
+        <w:t xml:space="preserve">the</w:t>
+      </w:r>
+      <w:r>
+        <w:rPr>
+          <w:b/>
+          <w:bCs/>
+        </w:rPr>
+        <w:t xml:space="preserve"> </w:t>
+      </w:r>
+      <w:r>
+        <w:rPr>
+          <w:b/>
+          <w:bCs/>
+        </w:rPr>
+        <w:t xml:space="preserve">Risk</w:t>
+      </w:r>
+      <w:r>
+        <w:rPr>
+          <w:b/>
+          <w:bCs/>
+        </w:rPr>
+        <w:t xml:space="preserve"> </w:t>
+      </w:r>
+      <w:r>
+        <w:rPr>
+          <w:b/>
+          <w:bCs/>
+        </w:rPr>
+        <w:t xml:space="preserve">of</w:t>
+      </w:r>
+      <w:r>
+        <w:rPr>
+          <w:b/>
+          <w:bCs/>
+        </w:rPr>
+        <w:t xml:space="preserve"> </w:t>
+      </w:r>
+      <w:r>
+        <w:rPr>
+          <w:b/>
+          <w:bCs/>
+        </w:rPr>
+        <w:t xml:space="preserve">Injury</w:t>
+      </w:r>
+    </w:p>
+    <w:p>
+      <w:pPr>
+        <w:pStyle w:val="BodyText"/>
+      </w:pPr>
+      <w:r>
+        <w:t xml:space="preserve">Assumption of the risk is an affirmative defense that bars recovery by a plaintiff who assumed the risk of injury.</w:t>
+      </w:r>
+      <w:r>
+        <w:t xml:space="preserve"> </w:t>
+      </w:r>
       <w:r>
         <w:rPr>
           <w:i/>
           <w:iCs/>
         </w:rPr>
-        <w:t xml:space="preserve">Counsel for Appellee</w:t>
-      </w:r>
-    </w:p>
-    <w:p>
-      <w:pPr>
-        <w:keepNext/>
-        <w:spacing w:before="0" w:after="0" w:line="240" w:lineRule="auto"/>
-        <w:ind w:left="4608" w:firstLine="0"/>
-      </w:pPr>
+        <w:t xml:space="preserve">See Kane v. Landscape Structures, Inc.</w:t>
+      </w:r>
+      <w:r>
+        <w:t xml:space="preserve">, 309 Ga. App. 14, 17 (2011). To prevail on the defense here, a defendant must show three things: (1) that the plaintiff “had some actual knowledge of the danger”; (2) that the plaintiff “understood and appreciated the risks associated with the danger”; and (3) that the plaintiff “voluntarily exposed [himself or herself] to the danger.”</w:t>
+      </w:r>
+      <w:r>
+        <w:t xml:space="preserve"> </w:t>
+      </w:r>
       <w:r>
         <w:rPr>
           <w:i/>
           <w:iCs/>
         </w:rPr>
-        <w:t xml:space="preserve">Georgia Bar No. 000001</w:t>
-      </w:r>
-    </w:p>
-    <w:p>
-      <w:pPr>
-        <w:keepNext/>
-        <w:spacing w:before="0" w:after="0" w:line="240" w:lineRule="auto"/>
-        <w:ind w:left="4608" w:firstLine="0"/>
-      </w:pPr>
+        <w:t xml:space="preserve">Id.</w:t>
+      </w:r>
+      <w:r>
+        <w:t xml:space="preserve"> </w:t>
+      </w:r>
+      <w:r>
+        <w:t xml:space="preserve">at 17 (citation and internal quotation marks omitted). And as the trial court explained, that is what happened here. V2</w:t>
+      </w:r>
+      <w:r>
+        <w:noBreakHyphen/>
+      </w:r>
+      <w:r>
+        <w:t xml:space="preserve">4–7.</w:t>
+      </w:r>
+    </w:p>
+    <w:p>
+      <w:pPr>
+        <w:pStyle w:val="BodyText"/>
+      </w:pPr>
+      <w:r>
+        <w:t xml:space="preserve">Appellant knew Mr. Taylor was a threat before she arrived at Ms. Taylor’s home. This is not in dispute. Appellant’s mother called Appellant while Mr. Taylor was attacking her. V2</w:t>
+      </w:r>
+      <w:r>
+        <w:noBreakHyphen/>
+      </w:r>
+      <w:r>
+        <w:t xml:space="preserve">97. And as Appellant was aware, this was the second time Mr. Taylor had attacked Appellant’s mother within a week. V2</w:t>
+      </w:r>
+      <w:r>
+        <w:noBreakHyphen/>
+      </w:r>
+      <w:r>
+        <w:t xml:space="preserve">106–107. Not surprisingly, then, Appellant considered Mr. Taylor to be a violent person before she ever arrived at Ms. Taylor’s home. V2</w:t>
+      </w:r>
+      <w:r>
+        <w:noBreakHyphen/>
+      </w:r>
+      <w:r>
+        <w:t xml:space="preserve">109. Indeed, Appellant went to Ms. Taylor’s home</w:t>
+      </w:r>
+      <w:r>
+        <w:t xml:space="preserve"> </w:t>
+      </w:r>
       <w:r>
         <w:rPr>
           <w:i/>
           <w:iCs/>
         </w:rPr>
-        <w:t xml:space="preserve">mplaceholder@example.invalid</w:t>
-      </w:r>
-    </w:p>
-    <w:bookmarkEnd w:id="28"/>
+        <w:t xml:space="preserve">because</w:t>
+      </w:r>
+      <w:r>
+        <w:t xml:space="preserve"> </w:t>
+      </w:r>
+      <w:r>
+        <w:t xml:space="preserve">of this knowledge. She testified that she drove to Ms. Taylor’s home immediately after her mother called. V2</w:t>
+      </w:r>
+      <w:r>
+        <w:noBreakHyphen/>
+      </w:r>
+      <w:r>
+        <w:t xml:space="preserve">97. And when she arrived, she tried to enter Ms. Taylor’s home to try to protect her mother. V2</w:t>
+      </w:r>
+      <w:r>
+        <w:noBreakHyphen/>
+      </w:r>
+      <w:r>
+        <w:t xml:space="preserve">97–98 (testifying that she tried “pounding on the door” and that she tried “the door handle,” which was locked); V2</w:t>
+      </w:r>
+      <w:r>
+        <w:noBreakHyphen/>
+      </w:r>
+      <w:r>
+        <w:t xml:space="preserve">103–104; Appellant Br. at 14 (“[Appellant] was faced with an emergent need to protect her blind mother . . . .”).</w:t>
+      </w:r>
+    </w:p>
+    <w:p>
+      <w:pPr>
+        <w:pStyle w:val="BodyText"/>
+      </w:pPr>
+      <w:r>
+        <w:t xml:space="preserve">Appellant, to be sure, does not appear to disagree with this view. She instead claims the trial court erred because she never consented to Mr. Taylor attacking her.</w:t>
+      </w:r>
+      <w:r>
+        <w:rPr>
+          <w:rStyle w:val="FootnoteReference"/>
+        </w:rPr>
+        <w:footnoteReference w:id="10"/>
+      </w:r>
+      <w:r>
+        <w:t xml:space="preserve"> </w:t>
+      </w:r>
+      <w:r>
+        <w:t xml:space="preserve">Appellant Br. at 13–14 (“Appellant did not consent to getting into an altercation with Mr. Taylor . . . .”). Appellant insists, for example, that she did not “[know] she would be violently attacked by Mr. Taylor. Appellant Br. at 12. And she says she did not intend to “engage with” Mr. Taylor while at Ms. Taylor’s home. Appellant Br. at 12. But consent to injury is not an element of the assumption-of-the-risk defense, and Appellant’s contrary view misconstrues the law.</w:t>
+      </w:r>
+    </w:p>
+    <w:p>
+      <w:pPr>
+        <w:pStyle w:val="BodyText"/>
+      </w:pPr>
+      <w:r>
+        <w:t xml:space="preserve">And a degree of consent is, to be sure, baked into the defense.</w:t>
+      </w:r>
+      <w:r>
+        <w:t xml:space="preserve"> </w:t>
+      </w:r>
+      <w:r>
+        <w:rPr>
+          <w:i/>
+          <w:iCs/>
+        </w:rPr>
+        <w:t xml:space="preserve">See Desai v. Silver Dollar City, Inc.</w:t>
+      </w:r>
+      <w:r>
+        <w:t xml:space="preserve">, 229 Ga. App. 160, 165 (1997). After all, a defendant asserting the defense must show that the plaintiff assumed (that is, consented to) the risk of injury.</w:t>
+      </w:r>
+      <w:r>
+        <w:t xml:space="preserve"> </w:t>
+      </w:r>
+      <w:r>
+        <w:rPr>
+          <w:i/>
+          <w:iCs/>
+        </w:rPr>
+        <w:t xml:space="preserve">Kane</w:t>
+      </w:r>
+      <w:r>
+        <w:t xml:space="preserve">, 309 Ga. App. at 18. But that does not mean a defendant must establish that the plaintiff consented to being harmed. Quite the opposite: “It is not the individual acts of negligence to which [a plaintiff] must consent, but the known risks arising from the chosen acts or omissions of the plaintiff.”</w:t>
+      </w:r>
+      <w:r>
+        <w:t xml:space="preserve"> </w:t>
+      </w:r>
+      <w:r>
+        <w:rPr>
+          <w:i/>
+          <w:iCs/>
+        </w:rPr>
+        <w:t xml:space="preserve">Desai</w:t>
+      </w:r>
+      <w:r>
+        <w:t xml:space="preserve">, 229 Ga. App. at 165–66;</w:t>
+      </w:r>
+      <w:r>
+        <w:t xml:space="preserve"> </w:t>
+      </w:r>
+      <w:r>
+        <w:rPr>
+          <w:i/>
+          <w:iCs/>
+        </w:rPr>
+        <w:t xml:space="preserve">see, e.g.</w:t>
+      </w:r>
+      <w:r>
+        <w:t xml:space="preserve">,</w:t>
+      </w:r>
+      <w:r>
+        <w:t xml:space="preserve"> </w:t>
+      </w:r>
+      <w:r>
+        <w:rPr>
+          <w:i/>
+          <w:iCs/>
+        </w:rPr>
+        <w:t xml:space="preserve">Muldovan v. McEachern</w:t>
+      </w:r>
+      <w:r>
+        <w:t xml:space="preserve">, 271 Ga. 805, 809 (1999) (These undisputed facts establish that McEachern</w:t>
+      </w:r>
+      <w:r>
+        <w:t xml:space="preserve"> </w:t>
+      </w:r>
+      <w:r>
+        <w:rPr>
+          <w:i/>
+          <w:iCs/>
+        </w:rPr>
+        <w:t xml:space="preserve">consented to assume the risk</w:t>
+      </w:r>
+      <w:r>
+        <w:t xml:space="preserve"> </w:t>
+      </w:r>
+      <w:r>
+        <w:t xml:space="preserve">of suffering whatever harm he might sustain if the gun chamber being fired was loaded.” (emphasis added)).</w:t>
+      </w:r>
+    </w:p>
+    <w:p>
+      <w:pPr>
+        <w:pStyle w:val="BodyText"/>
+      </w:pPr>
+      <w:r>
+        <w:t xml:space="preserve">That is exactly what happened here. Appellant understood and assumed the</w:t>
+      </w:r>
+      <w:r>
+        <w:t xml:space="preserve"> </w:t>
+      </w:r>
+      <w:r>
+        <w:rPr>
+          <w:i/>
+          <w:iCs/>
+        </w:rPr>
+        <w:t xml:space="preserve">risk of injury</w:t>
+      </w:r>
+      <w:r>
+        <w:t xml:space="preserve"> </w:t>
+      </w:r>
+      <w:r>
+        <w:t xml:space="preserve">when she went to her mother’s aid, and the trial court correctly granted summary judgment on this issue.</w:t>
+      </w:r>
+      <w:r>
+        <w:t xml:space="preserve"> </w:t>
+      </w:r>
+      <w:r>
+        <w:rPr>
+          <w:i/>
+          <w:iCs/>
+        </w:rPr>
+        <w:t xml:space="preserve">See Carter v. Scott</w:t>
+      </w:r>
+      <w:r>
+        <w:t xml:space="preserve">, 320 Ga. App. 404, 408 (2013) (reversing denial of summary judgment because the plaintiff assumed the risk of injury when he tried to intervene in a physical altercation);</w:t>
+      </w:r>
+      <w:r>
+        <w:t xml:space="preserve"> </w:t>
+      </w:r>
+      <w:r>
+        <w:rPr>
+          <w:i/>
+          <w:iCs/>
+        </w:rPr>
+        <w:t xml:space="preserve">see also Saulsbury v. Wilson</w:t>
+      </w:r>
+      <w:r>
+        <w:t xml:space="preserve">, 348 Ga. App. 557, 560 (2019) (plaintiff who intervened in dog fight assumed the risk of doing so when she intervened with bare hands);</w:t>
+      </w:r>
+      <w:r>
+        <w:t xml:space="preserve"> </w:t>
+      </w:r>
+      <w:r>
+        <w:rPr>
+          <w:i/>
+          <w:iCs/>
+        </w:rPr>
+        <w:t xml:space="preserve">Fagan v. Atnalta, Inc.</w:t>
+      </w:r>
+      <w:r>
+        <w:t xml:space="preserve">, 189 Ga. App. 460, 462, 376 S.E.2d 204, 206 (1988) (“[O]nly one conclusion is permissible, that is, appellant saw and recognized the risk, and deliberately interjected himself into the affray after the bartender was grabbed by a customer being ejected.”).</w:t>
+      </w:r>
+    </w:p>
+    <w:p>
+      <w:pPr>
+        <w:keepNext/>
+        <w:keepLines/>
+        <w:spacing w:before="320" w:after="240" w:line="322" w:lineRule="exact"/>
+        <w:ind w:left="720" w:hanging="720"/>
+      </w:pPr>
+      <w:r>
+        <w:rPr>
+          <w:b/>
+          <w:bCs/>
+        </w:rPr>
+        <w:t xml:space="preserve">II.</w:t>
+      </w:r>
+      <w:r>
+        <w:rPr>
+          <w:b/>
+          <w:bCs/>
+        </w:rPr>
+        <w:t xml:space="preserve"> </w:t>
+      </w:r>
+      <w:r>
+        <w:rPr>
+          <w:b/>
+          <w:bCs/>
+        </w:rPr>
+        <w:t xml:space="preserve">This</w:t>
+      </w:r>
+      <w:r>
+        <w:rPr>
+          <w:b/>
+          <w:bCs/>
+        </w:rPr>
+        <w:t xml:space="preserve"> </w:t>
+      </w:r>
+      <w:r>
+        <w:rPr>
+          <w:b/>
+          <w:bCs/>
+        </w:rPr>
+        <w:t xml:space="preserve">Court</w:t>
+      </w:r>
+      <w:r>
+        <w:rPr>
+          <w:b/>
+          <w:bCs/>
+        </w:rPr>
+        <w:t xml:space="preserve"> </w:t>
+      </w:r>
+      <w:r>
+        <w:rPr>
+          <w:b/>
+          <w:bCs/>
+        </w:rPr>
+        <w:t xml:space="preserve">Should</w:t>
+      </w:r>
+      <w:r>
+        <w:rPr>
+          <w:b/>
+          <w:bCs/>
+        </w:rPr>
+        <w:t xml:space="preserve"> </w:t>
+      </w:r>
+      <w:r>
+        <w:rPr>
+          <w:b/>
+          <w:bCs/>
+        </w:rPr>
+        <w:t xml:space="preserve">Affirm</w:t>
+      </w:r>
+      <w:r>
+        <w:rPr>
+          <w:b/>
+          <w:bCs/>
+        </w:rPr>
+        <w:t xml:space="preserve"> </w:t>
+      </w:r>
+      <w:r>
+        <w:rPr>
+          <w:b/>
+          <w:bCs/>
+        </w:rPr>
+        <w:t xml:space="preserve">Even</w:t>
+      </w:r>
+      <w:r>
+        <w:rPr>
+          <w:b/>
+          <w:bCs/>
+        </w:rPr>
+        <w:t xml:space="preserve"> </w:t>
+      </w:r>
+      <w:r>
+        <w:rPr>
+          <w:b/>
+          <w:bCs/>
+        </w:rPr>
+        <w:t xml:space="preserve">If</w:t>
+      </w:r>
+      <w:r>
+        <w:rPr>
+          <w:b/>
+          <w:bCs/>
+        </w:rPr>
+        <w:t xml:space="preserve"> </w:t>
+      </w:r>
+      <w:r>
+        <w:rPr>
+          <w:b/>
+          <w:bCs/>
+        </w:rPr>
+        <w:t xml:space="preserve">It</w:t>
+      </w:r>
+      <w:r>
+        <w:rPr>
+          <w:b/>
+          <w:bCs/>
+        </w:rPr>
+        <w:t xml:space="preserve"> </w:t>
+      </w:r>
+      <w:r>
+        <w:rPr>
+          <w:b/>
+          <w:bCs/>
+        </w:rPr>
+        <w:t xml:space="preserve">Disagrees</w:t>
+      </w:r>
+      <w:r>
+        <w:rPr>
+          <w:b/>
+          <w:bCs/>
+        </w:rPr>
+        <w:t xml:space="preserve"> </w:t>
+      </w:r>
+      <w:r>
+        <w:rPr>
+          <w:b/>
+          <w:bCs/>
+        </w:rPr>
+        <w:t xml:space="preserve">with</w:t>
+      </w:r>
+      <w:r>
+        <w:rPr>
+          <w:b/>
+          <w:bCs/>
+        </w:rPr>
+        <w:t xml:space="preserve"> </w:t>
+      </w:r>
+      <w:r>
+        <w:rPr>
+          <w:b/>
+          <w:bCs/>
+        </w:rPr>
+        <w:t xml:space="preserve">the</w:t>
+      </w:r>
+      <w:r>
+        <w:rPr>
+          <w:b/>
+          <w:bCs/>
+        </w:rPr>
+        <w:t xml:space="preserve"> </w:t>
+      </w:r>
+      <w:r>
+        <w:rPr>
+          <w:b/>
+          <w:bCs/>
+        </w:rPr>
+        <w:t xml:space="preserve">Trial</w:t>
+      </w:r>
+      <w:r>
+        <w:rPr>
+          <w:b/>
+          <w:bCs/>
+        </w:rPr>
+        <w:t xml:space="preserve"> </w:t>
+      </w:r>
+      <w:r>
+        <w:rPr>
+          <w:b/>
+          <w:bCs/>
+        </w:rPr>
+        <w:t xml:space="preserve">Court’s</w:t>
+      </w:r>
+      <w:r>
+        <w:rPr>
+          <w:b/>
+          <w:bCs/>
+        </w:rPr>
+        <w:t xml:space="preserve"> </w:t>
+      </w:r>
+      <w:r>
+        <w:rPr>
+          <w:b/>
+          <w:bCs/>
+        </w:rPr>
+        <w:t xml:space="preserve">Reasoning</w:t>
+      </w:r>
+      <w:r>
+        <w:rPr>
+          <w:b/>
+          <w:bCs/>
+        </w:rPr>
+        <w:t xml:space="preserve"> </w:t>
+      </w:r>
+      <w:r>
+        <w:rPr>
+          <w:b/>
+          <w:bCs/>
+        </w:rPr>
+        <w:t xml:space="preserve">for</w:t>
+      </w:r>
+      <w:r>
+        <w:rPr>
+          <w:b/>
+          <w:bCs/>
+        </w:rPr>
+        <w:t xml:space="preserve"> </w:t>
+      </w:r>
+      <w:r>
+        <w:rPr>
+          <w:b/>
+          <w:bCs/>
+        </w:rPr>
+        <w:t xml:space="preserve">Granting</w:t>
+      </w:r>
+      <w:r>
+        <w:rPr>
+          <w:b/>
+          <w:bCs/>
+        </w:rPr>
+        <w:t xml:space="preserve"> </w:t>
+      </w:r>
+      <w:r>
+        <w:rPr>
+          <w:b/>
+          <w:bCs/>
+        </w:rPr>
+        <w:t xml:space="preserve">Summary</w:t>
+      </w:r>
+      <w:r>
+        <w:rPr>
+          <w:b/>
+          <w:bCs/>
+        </w:rPr>
+        <w:t xml:space="preserve"> </w:t>
+      </w:r>
+      <w:r>
+        <w:rPr>
+          <w:b/>
+          <w:bCs/>
+        </w:rPr>
+        <w:t xml:space="preserve">Judgment</w:t>
+      </w:r>
+    </w:p>
+    <w:p>
+      <w:pPr>
+        <w:pStyle w:val="BodyText"/>
+      </w:pPr>
+      <w:r>
+        <w:t xml:space="preserve">Although the trial court relied solely on Appellee’s assumption-of-the-risk defense in granting summary judgment, Appellee raised other issues below. V2</w:t>
+      </w:r>
+      <w:r>
+        <w:noBreakHyphen/>
+      </w:r>
+      <w:r>
+        <w:t xml:space="preserve">5; V2</w:t>
+      </w:r>
+      <w:r>
+        <w:noBreakHyphen/>
+      </w:r>
+      <w:r>
+        <w:t xml:space="preserve">35–43. Important here, Appellee argued that Appellant’s claim failed because she could not show that Ms. Taylor had superior knowledge of the threat Mr. Taylor posed to Appellant. V2</w:t>
+      </w:r>
+      <w:r>
+        <w:noBreakHyphen/>
+      </w:r>
+      <w:r>
+        <w:t xml:space="preserve">41–43. And to the extent this Court does not agree with the trial court’s reasoning, it should affirm the judgment under the right-for-any-reason rule.</w:t>
+      </w:r>
+      <w:r>
+        <w:t xml:space="preserve"> </w:t>
+      </w:r>
+      <w:r>
+        <w:rPr>
+          <w:i/>
+          <w:iCs/>
+        </w:rPr>
+        <w:t xml:space="preserve">See Gaddy v. Sherard</w:t>
+      </w:r>
+      <w:r>
+        <w:t xml:space="preserve">, ___ Ga. App. ___, 922 S.E.2d 818, 820 (2025).</w:t>
+      </w:r>
+    </w:p>
+    <w:p>
+      <w:pPr>
+        <w:pStyle w:val="BodyText"/>
+      </w:pPr>
+      <w:r>
+        <w:t xml:space="preserve">Appellant sued Appellee under a premise-liability theory of negligence, alleging Ms. Taylor failed to protect her from Mr. Taylor. V2</w:t>
+      </w:r>
+      <w:r>
+        <w:noBreakHyphen/>
+      </w:r>
+      <w:r>
+        <w:t xml:space="preserve">8–12. And because Appellant concedes she was, at best, a licensee at the time of the incident, Appellant had to show that Ms. Taylor willfully or wantonly failed to do so. OCGA § 51</w:t>
+      </w:r>
+      <w:r>
+        <w:noBreakHyphen/>
+      </w:r>
+      <w:r>
+        <w:t xml:space="preserve">3</w:t>
+      </w:r>
+      <w:r>
+        <w:noBreakHyphen/>
+      </w:r>
+      <w:r>
+        <w:t xml:space="preserve">2(b) (“The owner of the premises is liable to a licensee only for willful or wanton injury.”);</w:t>
+      </w:r>
+      <w:r>
+        <w:t xml:space="preserve"> </w:t>
+      </w:r>
+      <w:r>
+        <w:rPr>
+          <w:i/>
+          <w:iCs/>
+        </w:rPr>
+        <w:t xml:space="preserve">See Stanton v. Griffin</w:t>
+      </w:r>
+      <w:r>
+        <w:t xml:space="preserve">, 361 Ga. App. 205, 209 (2021) (“A property owner owes a more narrow duty to licensees not to injure them wilfully or wantonly.” (citation omitted)).</w:t>
+      </w:r>
+    </w:p>
+    <w:p>
+      <w:pPr>
+        <w:pStyle w:val="BodyText"/>
+      </w:pPr>
+      <w:r>
+        <w:t xml:space="preserve">To do so, Appellant had to show, among other things, that Ms. Taylor knew that Mr. Taylor posed a risk</w:t>
+      </w:r>
+      <w:r>
+        <w:t xml:space="preserve"> </w:t>
+      </w:r>
+      <w:r>
+        <w:rPr>
+          <w:i/>
+          <w:iCs/>
+        </w:rPr>
+        <w:t xml:space="preserve">and</w:t>
+      </w:r>
+      <w:r>
+        <w:t xml:space="preserve"> </w:t>
+      </w:r>
+      <w:r>
+        <w:t xml:space="preserve">that Appellant did not also know.</w:t>
+      </w:r>
+      <w:r>
+        <w:t xml:space="preserve"> </w:t>
+      </w:r>
+      <w:r>
+        <w:rPr>
+          <w:i/>
+          <w:iCs/>
+        </w:rPr>
+        <w:t xml:space="preserve">See Aldridge v. Tillman</w:t>
+      </w:r>
+      <w:r>
+        <w:t xml:space="preserve">, 237 Ga. App. 600, 605 (1999). Nothing suggests Ms. Taylor knew Mr. Taylor would attack Appellant. On the contrary, according to Appellant, the attack happened “without warning.” Appellant Br. at 12. But even if she did, it is undisputed that Appellant knew Mr. Taylor was dangerous:</w:t>
+      </w:r>
+    </w:p>
+    <w:p>
+      <w:pPr>
+        <w:pStyle w:val="BlockText"/>
+      </w:pPr>
+      <w:r>
+        <w:t xml:space="preserve">[QUESTION]: At the time of the accident, did you know that Mr. Taylor was violent?</w:t>
+      </w:r>
+    </w:p>
+    <w:p>
+      <w:pPr>
+        <w:pStyle w:val="BlockText"/>
+      </w:pPr>
+      <w:r>
+        <w:t xml:space="preserve">[APPELLANT]: Yes.</w:t>
+      </w:r>
+    </w:p>
+    <w:p>
+      <w:pPr>
+        <w:pStyle w:val="FirstParagraph"/>
+      </w:pPr>
+      <w:r>
+        <w:t xml:space="preserve">V2</w:t>
+      </w:r>
+      <w:r>
+        <w:noBreakHyphen/>
+      </w:r>
+      <w:r>
+        <w:t xml:space="preserve">109;</w:t>
+      </w:r>
+      <w:r>
+        <w:t xml:space="preserve"> </w:t>
+      </w:r>
+      <w:r>
+        <w:rPr>
+          <w:i/>
+          <w:iCs/>
+        </w:rPr>
+        <w:t xml:space="preserve">see</w:t>
+      </w:r>
+      <w:r>
+        <w:t xml:space="preserve"> </w:t>
+      </w:r>
+      <w:r>
+        <w:t xml:space="preserve">V2</w:t>
+      </w:r>
+      <w:r>
+        <w:noBreakHyphen/>
+      </w:r>
+      <w:r>
+        <w:t xml:space="preserve">97–107;</w:t>
+      </w:r>
+      <w:r>
+        <w:t xml:space="preserve"> </w:t>
+      </w:r>
+      <w:r>
+        <w:rPr>
+          <w:i/>
+          <w:iCs/>
+        </w:rPr>
+        <w:t xml:space="preserve">see also</w:t>
+      </w:r>
+      <w:r>
+        <w:t xml:space="preserve"> </w:t>
+      </w:r>
+      <w:r>
+        <w:t xml:space="preserve">discussion</w:t>
+      </w:r>
+      <w:r>
+        <w:t xml:space="preserve"> </w:t>
+      </w:r>
+      <w:r>
+        <w:rPr>
+          <w:i/>
+          <w:iCs/>
+        </w:rPr>
+        <w:t xml:space="preserve">supra</w:t>
+      </w:r>
+      <w:r>
+        <w:t xml:space="preserve"> </w:t>
+      </w:r>
+      <w:r>
+        <w:t xml:space="preserve">§ I.</w:t>
+      </w:r>
+    </w:p>
+    <w:p>
+      <w:pPr>
+        <w:pStyle w:val="BodyText"/>
+      </w:pPr>
+      <w:r>
+        <w:t xml:space="preserve">At a minimum, then, Appellant had equal knowledge of the danger Mr. Taylor posed, and her claim fails for this reason, too.</w:t>
+      </w:r>
+      <w:r>
+        <w:t xml:space="preserve"> </w:t>
+      </w:r>
+      <w:r>
+        <w:rPr>
+          <w:i/>
+          <w:iCs/>
+        </w:rPr>
+        <w:t xml:space="preserve">See Aldridge</w:t>
+      </w:r>
+      <w:r>
+        <w:t xml:space="preserve">, 237 Ga. App. at 605–606 (summary judgment proper because the plaintiff “had equal, if not superior knowledge, of the dangerous possibility [of an] assault.”);</w:t>
+      </w:r>
+      <w:r>
+        <w:t xml:space="preserve"> </w:t>
+      </w:r>
+      <w:r>
+        <w:rPr>
+          <w:i/>
+          <w:iCs/>
+        </w:rPr>
+        <w:t xml:space="preserve">see also Manners v. 5 Star Lodge &amp; Stables, LLC</w:t>
+      </w:r>
+      <w:r>
+        <w:t xml:space="preserve">, 347 Ga. App. 738, 741 (2018) (“Where a licensee has equal knowledge of the dangerous condition or the risks involved, there is no wilful or wanton action on the part of the owner and there is no liability to the licensee.” (citation and internal quotation marks omitted)).</w:t>
+      </w:r>
+    </w:p>
+    <w:p>
+      <w:pPr>
+        <w:keepNext/>
+        <w:keepLines/>
+        <w:spacing w:before="480" w:after="320" w:line="322" w:lineRule="exact"/>
+        <w:ind w:left="0" w:firstLine="0"/>
+        <w:jc w:val="center"/>
+      </w:pPr>
+      <w:r>
+        <w:rPr>
+          <w:b/>
+          <w:bCs/>
+        </w:rPr>
+        <w:t xml:space="preserve">CONCLUSION</w:t>
+      </w:r>
+    </w:p>
+    <w:p>
+      <w:pPr>
+        <w:pStyle w:val="BodyText"/>
+      </w:pPr>
+      <w:r>
+        <w:t xml:space="preserve">This Court should affirm the trial court’s grant of summary judgment to Appellee.</w:t>
+      </w:r>
+    </w:p>
+    <w:p>
+      <w:pPr>
+        <w:keepNext/>
+        <w:keepLines/>
+        <w:spacing w:before="0" w:after="0" w:line="644" w:lineRule="exact"/>
+        <w:ind w:left="0" w:firstLine="720"/>
+      </w:pPr>
+      <w:r>
+        <w:t xml:space="preserve">This</w:t>
+      </w:r>
+      <w:r>
+        <w:t xml:space="preserve"> </w:t>
+      </w:r>
+      <w:r>
+        <w:t xml:space="preserve">submission</w:t>
+      </w:r>
+      <w:r>
+        <w:t xml:space="preserve"> </w:t>
+      </w:r>
+      <w:r>
+        <w:t xml:space="preserve">does</w:t>
+      </w:r>
+      <w:r>
+        <w:t xml:space="preserve"> </w:t>
+      </w:r>
+      <w:r>
+        <w:t xml:space="preserve">not</w:t>
+      </w:r>
+      <w:r>
+        <w:t xml:space="preserve"> </w:t>
+      </w:r>
+      <w:r>
+        <w:t xml:space="preserve">exceed</w:t>
+      </w:r>
+      <w:r>
+        <w:t xml:space="preserve"> </w:t>
+      </w:r>
+      <w:r>
+        <w:t xml:space="preserve">the</w:t>
+      </w:r>
+      <w:r>
+        <w:t xml:space="preserve"> </w:t>
+      </w:r>
+      <w:r>
+        <w:t xml:space="preserve">word</w:t>
+      </w:r>
+      <w:r>
+        <w:t xml:space="preserve"> </w:t>
+      </w:r>
+      <w:r>
+        <w:t xml:space="preserve">count</w:t>
+      </w:r>
+      <w:r>
+        <w:t xml:space="preserve"> </w:t>
+      </w:r>
+      <w:r>
+        <w:t xml:space="preserve">limit</w:t>
+      </w:r>
+      <w:r>
+        <w:t xml:space="preserve"> </w:t>
+      </w:r>
+      <w:r>
+        <w:t xml:space="preserve">imposed</w:t>
+      </w:r>
+      <w:r>
+        <w:t xml:space="preserve"> </w:t>
+      </w:r>
+      <w:r>
+        <w:t xml:space="preserve">by</w:t>
+      </w:r>
+      <w:r>
+        <w:t xml:space="preserve"> </w:t>
+      </w:r>
+      <w:r>
+        <w:t xml:space="preserve">Rule</w:t>
+      </w:r>
+      <w:r>
+        <w:t xml:space="preserve"> </w:t>
+      </w:r>
+      <w:r>
+        <w:t xml:space="preserve">24.</w:t>
+      </w:r>
+    </w:p>
+    <w:p>
+      <w:pPr>
+        <w:keepNext/>
+        <w:keepLines/>
+        <w:spacing w:before="0" w:after="0" w:line="644" w:lineRule="exact"/>
+        <w:ind w:left="0" w:firstLine="720"/>
+      </w:pPr>
+      <w:r>
+        <w:t xml:space="preserve">Respectfully</w:t>
+      </w:r>
+      <w:r>
+        <w:t xml:space="preserve"> </w:t>
+      </w:r>
+      <w:r>
+        <w:t xml:space="preserve">submitted</w:t>
+      </w:r>
+      <w:r>
+        <w:t xml:space="preserve"> </w:t>
+      </w:r>
+      <w:r>
+        <w:t xml:space="preserve">on</w:t>
+      </w:r>
+      <w:r>
+        <w:t xml:space="preserve"> </w:t>
+      </w:r>
+      <w:r>
+        <w:t xml:space="preserve">March</w:t>
+      </w:r>
+      <w:r>
+        <w:t xml:space="preserve"> </w:t>
+      </w:r>
+      <w:r>
+        <w:t xml:space="preserve">11,</w:t>
+      </w:r>
+      <w:r>
+        <w:t xml:space="preserve"> </w:t>
+      </w:r>
+      <w:r>
+        <w:t xml:space="preserve">2026.</w:t>
+      </w:r>
+    </w:p>
+    <w:p>
+      <w:pPr>
+        <w:keepNext/>
+        <w:keepLines/>
+        <w:spacing w:before="160" w:after="0" w:line="322" w:lineRule="exact"/>
+        <w:ind w:left="4608" w:firstLine="0"/>
+      </w:pPr>
+      <w:r>
+        <w:rPr>
+          <w:u w:val="single"/>
+        </w:rPr>
+        <w:t xml:space="preserve">/s/</w:t>
+      </w:r>
+      <w:r>
+        <w:rPr>
+          <w:u w:val="single"/>
+        </w:rPr>
+        <w:t xml:space="preserve"> </w:t>
+      </w:r>
+      <w:r>
+        <w:rPr>
+          <w:i/>
+          <w:iCs/>
+          <w:u w:val="single"/>
+        </w:rPr>
+        <w:t xml:space="preserve">Austin</w:t>
+      </w:r>
+      <w:r>
+        <w:rPr>
+          <w:i/>
+          <w:iCs/>
+          <w:u w:val="single"/>
+        </w:rPr>
+        <w:t xml:space="preserve"> </w:t>
+      </w:r>
+      <w:r>
+        <w:rPr>
+          <w:i/>
+          <w:iCs/>
+          <w:u w:val="single"/>
+        </w:rPr>
+        <w:t xml:space="preserve">Atkinson</w:t>
+      </w:r>
+    </w:p>
+    <w:p>
+      <w:pPr>
+        <w:keepNext/>
+        <w:keepLines/>
+        <w:spacing w:before="0" w:after="0" w:line="322" w:lineRule="exact"/>
+        <w:ind w:left="4608" w:firstLine="0"/>
+      </w:pPr>
+      <w:r>
+        <w:t xml:space="preserve">Austin</w:t>
+      </w:r>
+      <w:r>
+        <w:t xml:space="preserve"> </w:t>
+      </w:r>
+      <w:r>
+        <w:t xml:space="preserve">Atkinson</w:t>
+      </w:r>
+    </w:p>
+    <w:p>
+      <w:pPr>
+        <w:keepNext/>
+        <w:keepLines/>
+        <w:spacing w:before="0" w:after="0" w:line="322" w:lineRule="exact"/>
+        <w:ind w:left="4608" w:firstLine="0"/>
+      </w:pPr>
+      <w:r>
+        <w:t xml:space="preserve">Georgia</w:t>
+      </w:r>
+      <w:r>
+        <w:t xml:space="preserve"> </w:t>
+      </w:r>
+      <w:r>
+        <w:t xml:space="preserve">Bar</w:t>
+      </w:r>
+      <w:r>
+        <w:t xml:space="preserve"> </w:t>
+      </w:r>
+      <w:r>
+        <w:t xml:space="preserve">No.</w:t>
+      </w:r>
+      <w:r>
+        <w:t xml:space="preserve"> </w:t>
+      </w:r>
+      <w:r>
+        <w:t xml:space="preserve">935864</w:t>
+      </w:r>
+    </w:p>
+    <w:p>
+      <w:pPr>
+        <w:keepNext/>
+        <w:keepLines/>
+        <w:spacing w:before="160" w:after="0" w:line="322" w:lineRule="exact"/>
+        <w:ind w:left="4608" w:firstLine="0"/>
+      </w:pPr>
+      <w:r>
+        <w:t xml:space="preserve">M.</w:t>
+      </w:r>
+      <w:r>
+        <w:t xml:space="preserve"> </w:t>
+      </w:r>
+      <w:r>
+        <w:t xml:space="preserve">Blake</w:t>
+      </w:r>
+      <w:r>
+        <w:t xml:space="preserve"> </w:t>
+      </w:r>
+      <w:r>
+        <w:t xml:space="preserve">Walker</w:t>
+      </w:r>
+    </w:p>
+    <w:p>
+      <w:pPr>
+        <w:keepNext/>
+        <w:keepLines/>
+        <w:spacing w:before="0" w:after="0" w:line="322" w:lineRule="exact"/>
+        <w:ind w:left="4608" w:firstLine="0"/>
+      </w:pPr>
+      <w:r>
+        <w:t xml:space="preserve">Georgia</w:t>
+      </w:r>
+      <w:r>
+        <w:t xml:space="preserve"> </w:t>
+      </w:r>
+      <w:r>
+        <w:t xml:space="preserve">Bar</w:t>
+      </w:r>
+      <w:r>
+        <w:t xml:space="preserve"> </w:t>
+      </w:r>
+      <w:r>
+        <w:t xml:space="preserve">No.</w:t>
+      </w:r>
+      <w:r>
+        <w:t xml:space="preserve"> </w:t>
+      </w:r>
+      <w:r>
+        <w:t xml:space="preserve">993236</w:t>
+      </w:r>
+    </w:p>
+    <w:p>
+      <w:pPr>
+        <w:keepNext/>
+        <w:keepLines/>
+        <w:spacing w:before="0" w:after="0" w:line="322" w:lineRule="exact"/>
+        <w:ind w:left="4608" w:firstLine="0"/>
+      </w:pPr>
+      <w:r>
+        <w:t xml:space="preserve">Morgan</w:t>
+      </w:r>
+      <w:r>
+        <w:t xml:space="preserve"> </w:t>
+      </w:r>
+      <w:r>
+        <w:t xml:space="preserve">McClure</w:t>
+      </w:r>
+    </w:p>
+    <w:p>
+      <w:pPr>
+        <w:keepNext/>
+        <w:keepLines/>
+        <w:spacing w:before="0" w:after="0" w:line="322" w:lineRule="exact"/>
+        <w:ind w:left="4608" w:firstLine="0"/>
+      </w:pPr>
+      <w:r>
+        <w:t xml:space="preserve">Georgia</w:t>
+      </w:r>
+      <w:r>
+        <w:t xml:space="preserve"> </w:t>
+      </w:r>
+      <w:r>
+        <w:t xml:space="preserve">Bar</w:t>
+      </w:r>
+      <w:r>
+        <w:t xml:space="preserve"> </w:t>
+      </w:r>
+      <w:r>
+        <w:t xml:space="preserve">No.</w:t>
+      </w:r>
+      <w:r>
+        <w:t xml:space="preserve"> </w:t>
+      </w:r>
+      <w:r>
+        <w:t xml:space="preserve">884372</w:t>
+      </w:r>
+    </w:p>
+    <w:p>
+      <w:pPr>
+        <w:keepNext/>
+        <w:keepLines/>
+        <w:spacing w:before="0" w:after="0" w:line="322" w:lineRule="exact"/>
+        <w:ind w:left="4608" w:firstLine="0"/>
+      </w:pPr>
+      <w:r>
+        <w:t xml:space="preserve">HALL</w:t>
+      </w:r>
+      <w:r>
+        <w:t xml:space="preserve"> </w:t>
+      </w:r>
+      <w:r>
+        <w:t xml:space="preserve">BOOTH</w:t>
+      </w:r>
+      <w:r>
+        <w:t xml:space="preserve"> </w:t>
+      </w:r>
+      <w:r>
+        <w:t xml:space="preserve">SMITH,</w:t>
+      </w:r>
+      <w:r>
+        <w:t xml:space="preserve"> </w:t>
+      </w:r>
+      <w:r>
+        <w:t xml:space="preserve">P.C.</w:t>
+      </w:r>
+    </w:p>
+    <w:p>
+      <w:pPr>
+        <w:keepNext/>
+        <w:keepLines/>
+        <w:spacing w:before="0" w:after="0" w:line="322" w:lineRule="exact"/>
+        <w:ind w:left="4608" w:firstLine="0"/>
+      </w:pPr>
+      <w:r>
+        <w:t xml:space="preserve">191</w:t>
+      </w:r>
+      <w:r>
+        <w:t xml:space="preserve"> </w:t>
+      </w:r>
+      <w:r>
+        <w:t xml:space="preserve">Peachtree</w:t>
+      </w:r>
+      <w:r>
+        <w:t xml:space="preserve"> </w:t>
+      </w:r>
+      <w:r>
+        <w:t xml:space="preserve">St.</w:t>
+      </w:r>
+      <w:r>
+        <w:t xml:space="preserve"> </w:t>
+      </w:r>
+      <w:r>
+        <w:t xml:space="preserve">NE,</w:t>
+      </w:r>
+      <w:r>
+        <w:t xml:space="preserve"> </w:t>
+      </w:r>
+      <w:r>
+        <w:t xml:space="preserve">Suite</w:t>
+      </w:r>
+      <w:r>
+        <w:t xml:space="preserve"> </w:t>
+      </w:r>
+      <w:r>
+        <w:t xml:space="preserve">2900</w:t>
+      </w:r>
+    </w:p>
+    <w:p>
+      <w:pPr>
+        <w:keepNext/>
+        <w:keepLines/>
+        <w:spacing w:before="0" w:after="0" w:line="322" w:lineRule="exact"/>
+        <w:ind w:left="4608" w:firstLine="0"/>
+      </w:pPr>
+      <w:r>
+        <w:t xml:space="preserve">404</w:t>
+      </w:r>
+      <w:r>
+        <w:noBreakHyphen/>
+      </w:r>
+      <w:r>
+        <w:t xml:space="preserve">954</w:t>
+      </w:r>
+      <w:r>
+        <w:noBreakHyphen/>
+      </w:r>
+      <w:r>
+        <w:t xml:space="preserve">5000</w:t>
+      </w:r>
+    </w:p>
+    <w:p>
+      <w:pPr>
+        <w:keepNext/>
+        <w:keepLines/>
+        <w:spacing w:before="0" w:after="0" w:line="322" w:lineRule="exact"/>
+        <w:ind w:left="4608" w:firstLine="0"/>
+      </w:pPr>
+      <w:r>
+        <w:t xml:space="preserve">aatkinson@hallboothsmith.com</w:t>
+      </w:r>
+    </w:p>
+    <w:p>
+      <w:pPr>
+        <w:keepNext/>
+        <w:keepLines/>
+        <w:spacing w:before="0" w:after="0" w:line="322" w:lineRule="exact"/>
+        <w:ind w:left="4608" w:firstLine="0"/>
+      </w:pPr>
+      <w:r>
+        <w:t xml:space="preserve">bwalker@hallboothsmith.com</w:t>
+      </w:r>
+    </w:p>
+    <w:p>
+      <w:pPr>
+        <w:keepNext/>
+        <w:keepLines/>
+        <w:spacing w:before="0" w:after="0" w:line="322" w:lineRule="exact"/>
+        <w:ind w:left="4608" w:firstLine="0"/>
+      </w:pPr>
+      <w:r>
+        <w:t xml:space="preserve">mmcclure@hallboothsmith.com</w:t>
+      </w:r>
+    </w:p>
+    <w:p>
+      <w:pPr>
+        <w:keepLines/>
+        <w:spacing w:before="0" w:after="0" w:line="322" w:lineRule="exact"/>
+        <w:ind w:left="4608" w:firstLine="0"/>
+      </w:pPr>
+      <w:r>
+        <w:rPr>
+          <w:i/>
+          <w:iCs/>
+        </w:rPr>
+        <w:t xml:space="preserve">Counsel</w:t>
+      </w:r>
+      <w:r>
+        <w:rPr>
+          <w:i/>
+          <w:iCs/>
+        </w:rPr>
+        <w:t xml:space="preserve"> </w:t>
+      </w:r>
+      <w:r>
+        <w:rPr>
+          <w:i/>
+          <w:iCs/>
+        </w:rPr>
+        <w:t xml:space="preserve">for</w:t>
+      </w:r>
+      <w:r>
+        <w:rPr>
+          <w:i/>
+          <w:iCs/>
+        </w:rPr>
+        <w:t xml:space="preserve"> </w:t>
+      </w:r>
+      <w:r>
+        <w:rPr>
+          <w:i/>
+          <w:iCs/>
+        </w:rPr>
+        <w:t xml:space="preserve">Appellee</w:t>
+      </w:r>
+    </w:p>
+    <w:p>
+      <w:pPr>
+        <w:keepNext/>
+        <w:keepLines/>
+        <w:pageBreakBefore/>
+        <w:spacing w:before="0" w:after="320" w:line="322" w:lineRule="exact"/>
+        <w:ind w:left="0" w:firstLine="0"/>
+        <w:jc w:val="center"/>
+      </w:pPr>
+      <w:r>
+        <w:rPr>
+          <w:b/>
+          <w:bCs/>
+        </w:rPr>
+        <w:t xml:space="preserve">CERTIFICATE</w:t>
+      </w:r>
+      <w:r>
+        <w:rPr>
+          <w:b/>
+          <w:bCs/>
+        </w:rPr>
+        <w:t xml:space="preserve"> </w:t>
+      </w:r>
+      <w:r>
+        <w:rPr>
+          <w:b/>
+          <w:bCs/>
+        </w:rPr>
+        <w:t xml:space="preserve">OF</w:t>
+      </w:r>
+      <w:r>
+        <w:rPr>
+          <w:b/>
+          <w:bCs/>
+        </w:rPr>
+        <w:t xml:space="preserve"> </w:t>
+      </w:r>
+      <w:r>
+        <w:rPr>
+          <w:b/>
+          <w:bCs/>
+        </w:rPr>
+        <w:t xml:space="preserve">SERVICE</w:t>
+      </w:r>
+    </w:p>
+    <w:p>
+      <w:pPr>
+        <w:spacing w:before="0" w:after="0" w:line="644" w:lineRule="exact"/>
+        <w:ind w:left="0" w:firstLine="720"/>
+      </w:pPr>
+      <w:r>
+        <w:t xml:space="preserve">I</w:t>
+      </w:r>
+      <w:r>
+        <w:t xml:space="preserve"> </w:t>
+      </w:r>
+      <w:r>
+        <w:t xml:space="preserve">certify</w:t>
+      </w:r>
+      <w:r>
+        <w:t xml:space="preserve"> </w:t>
+      </w:r>
+      <w:r>
+        <w:t xml:space="preserve">that</w:t>
+      </w:r>
+      <w:r>
+        <w:t xml:space="preserve"> </w:t>
+      </w:r>
+      <w:r>
+        <w:t xml:space="preserve">there</w:t>
+      </w:r>
+      <w:r>
+        <w:t xml:space="preserve"> </w:t>
+      </w:r>
+      <w:r>
+        <w:t xml:space="preserve">is</w:t>
+      </w:r>
+      <w:r>
+        <w:t xml:space="preserve"> </w:t>
+      </w:r>
+      <w:r>
+        <w:t xml:space="preserve">a</w:t>
+      </w:r>
+      <w:r>
+        <w:t xml:space="preserve"> </w:t>
+      </w:r>
+      <w:r>
+        <w:t xml:space="preserve">prior</w:t>
+      </w:r>
+      <w:r>
+        <w:t xml:space="preserve"> </w:t>
+      </w:r>
+      <w:r>
+        <w:t xml:space="preserve">agreement</w:t>
+      </w:r>
+      <w:r>
+        <w:t xml:space="preserve"> </w:t>
+      </w:r>
+      <w:r>
+        <w:t xml:space="preserve">with</w:t>
+      </w:r>
+      <w:r>
+        <w:t xml:space="preserve"> </w:t>
+      </w:r>
+      <w:r>
+        <w:t xml:space="preserve">Jody</w:t>
+      </w:r>
+      <w:r>
+        <w:t xml:space="preserve"> </w:t>
+      </w:r>
+      <w:r>
+        <w:t xml:space="preserve">D.</w:t>
+      </w:r>
+      <w:r>
+        <w:t xml:space="preserve"> </w:t>
+      </w:r>
+      <w:r>
+        <w:t xml:space="preserve">Peterman,</w:t>
+      </w:r>
+      <w:r>
+        <w:t xml:space="preserve"> </w:t>
+      </w:r>
+      <w:r>
+        <w:t xml:space="preserve">LLC</w:t>
+      </w:r>
+      <w:r>
+        <w:t xml:space="preserve"> </w:t>
+      </w:r>
+      <w:r>
+        <w:t xml:space="preserve">to</w:t>
+      </w:r>
+      <w:r>
+        <w:t xml:space="preserve"> </w:t>
+      </w:r>
+      <w:r>
+        <w:t xml:space="preserve">allow</w:t>
+      </w:r>
+      <w:r>
+        <w:t xml:space="preserve"> </w:t>
+      </w:r>
+      <w:r>
+        <w:t xml:space="preserve">documents</w:t>
+      </w:r>
+      <w:r>
+        <w:t xml:space="preserve"> </w:t>
+      </w:r>
+      <w:r>
+        <w:t xml:space="preserve">in</w:t>
+      </w:r>
+      <w:r>
+        <w:t xml:space="preserve"> </w:t>
+      </w:r>
+      <w:r>
+        <w:t xml:space="preserve">a</w:t>
+      </w:r>
+      <w:r>
+        <w:t xml:space="preserve"> </w:t>
+      </w:r>
+      <w:r>
+        <w:t xml:space="preserve">PDF</w:t>
+      </w:r>
+      <w:r>
+        <w:t xml:space="preserve"> </w:t>
+      </w:r>
+      <w:r>
+        <w:t xml:space="preserve">format</w:t>
+      </w:r>
+      <w:r>
+        <w:t xml:space="preserve"> </w:t>
+      </w:r>
+      <w:r>
+        <w:t xml:space="preserve">sent</w:t>
+      </w:r>
+      <w:r>
+        <w:t xml:space="preserve"> </w:t>
+      </w:r>
+      <w:r>
+        <w:t xml:space="preserve">via</w:t>
+      </w:r>
+      <w:r>
+        <w:t xml:space="preserve"> </w:t>
+      </w:r>
+      <w:r>
+        <w:t xml:space="preserve">email</w:t>
+      </w:r>
+      <w:r>
+        <w:t xml:space="preserve"> </w:t>
+      </w:r>
+      <w:r>
+        <w:t xml:space="preserve">to</w:t>
+      </w:r>
+      <w:r>
+        <w:t xml:space="preserve"> </w:t>
+      </w:r>
+      <w:r>
+        <w:t xml:space="preserve">suffice</w:t>
+      </w:r>
+      <w:r>
+        <w:t xml:space="preserve"> </w:t>
+      </w:r>
+      <w:r>
+        <w:t xml:space="preserve">for</w:t>
+      </w:r>
+      <w:r>
+        <w:t xml:space="preserve"> </w:t>
+      </w:r>
+      <w:r>
+        <w:t xml:space="preserve">service.</w:t>
+      </w:r>
+      <w:r>
+        <w:t xml:space="preserve"> </w:t>
+      </w:r>
+      <w:r>
+        <w:t xml:space="preserve">And</w:t>
+      </w:r>
+      <w:r>
+        <w:t xml:space="preserve"> </w:t>
+      </w:r>
+      <w:r>
+        <w:t xml:space="preserve">I</w:t>
+      </w:r>
+      <w:r>
+        <w:t xml:space="preserve"> </w:t>
+      </w:r>
+      <w:r>
+        <w:t xml:space="preserve">certify</w:t>
+      </w:r>
+      <w:r>
+        <w:t xml:space="preserve"> </w:t>
+      </w:r>
+      <w:r>
+        <w:t xml:space="preserve">that,</w:t>
+      </w:r>
+      <w:r>
+        <w:t xml:space="preserve"> </w:t>
+      </w:r>
+      <w:r>
+        <w:t xml:space="preserve">on</w:t>
+      </w:r>
+      <w:r>
+        <w:t xml:space="preserve"> </w:t>
+      </w:r>
+      <w:r>
+        <w:t xml:space="preserve">March</w:t>
+      </w:r>
+      <w:r>
+        <w:t xml:space="preserve"> </w:t>
+      </w:r>
+      <w:r>
+        <w:t xml:space="preserve">11,</w:t>
+      </w:r>
+      <w:r>
+        <w:t xml:space="preserve"> </w:t>
+      </w:r>
+      <w:r>
+        <w:t xml:space="preserve">2026,</w:t>
+      </w:r>
+      <w:r>
+        <w:t xml:space="preserve"> </w:t>
+      </w:r>
+      <w:r>
+        <w:t xml:space="preserve">I</w:t>
+      </w:r>
+      <w:r>
+        <w:t xml:space="preserve"> </w:t>
+      </w:r>
+      <w:r>
+        <w:t xml:space="preserve">served</w:t>
+      </w:r>
+      <w:r>
+        <w:t xml:space="preserve"> </w:t>
+      </w:r>
+      <w:r>
+        <w:t xml:space="preserve">a</w:t>
+      </w:r>
+      <w:r>
+        <w:t xml:space="preserve"> </w:t>
+      </w:r>
+      <w:r>
+        <w:t xml:space="preserve">copy</w:t>
+      </w:r>
+      <w:r>
+        <w:t xml:space="preserve"> </w:t>
+      </w:r>
+      <w:r>
+        <w:t xml:space="preserve">of</w:t>
+      </w:r>
+      <w:r>
+        <w:t xml:space="preserve"> </w:t>
+      </w:r>
+      <w:r>
+        <w:t xml:space="preserve">this</w:t>
+      </w:r>
+      <w:r>
+        <w:t xml:space="preserve"> </w:t>
+      </w:r>
+      <w:r>
+        <w:t xml:space="preserve">filing</w:t>
+      </w:r>
+      <w:r>
+        <w:t xml:space="preserve"> </w:t>
+      </w:r>
+      <w:r>
+        <w:t xml:space="preserve">on</w:t>
+      </w:r>
+      <w:r>
+        <w:t xml:space="preserve"> </w:t>
+      </w:r>
+      <w:r>
+        <w:t xml:space="preserve">opposing</w:t>
+      </w:r>
+      <w:r>
+        <w:t xml:space="preserve"> </w:t>
+      </w:r>
+      <w:r>
+        <w:t xml:space="preserve">counsel</w:t>
+      </w:r>
+      <w:r>
+        <w:t xml:space="preserve"> </w:t>
+      </w:r>
+      <w:r>
+        <w:t xml:space="preserve">via</w:t>
+      </w:r>
+      <w:r>
+        <w:t xml:space="preserve"> </w:t>
+      </w:r>
+      <w:r>
+        <w:t xml:space="preserve">email</w:t>
+      </w:r>
+      <w:r>
+        <w:t xml:space="preserve"> </w:t>
+      </w:r>
+      <w:r>
+        <w:t xml:space="preserve">as</w:t>
+      </w:r>
+      <w:r>
+        <w:t xml:space="preserve"> </w:t>
+      </w:r>
+      <w:r>
+        <w:t xml:space="preserve">follows:</w:t>
+      </w:r>
+    </w:p>
+    <w:p>
+      <w:pPr>
+        <w:keepNext/>
+        <w:keepLines/>
+        <w:spacing w:before="322" w:after="0" w:line="322" w:lineRule="exact"/>
+        <w:ind w:left="1440" w:firstLine="0"/>
+      </w:pPr>
+      <w:r>
+        <w:t xml:space="preserve">Jody</w:t>
+      </w:r>
+      <w:r>
+        <w:t xml:space="preserve"> </w:t>
+      </w:r>
+      <w:r>
+        <w:t xml:space="preserve">Peterman</w:t>
+      </w:r>
+    </w:p>
+    <w:p>
+      <w:pPr>
+        <w:keepNext/>
+        <w:keepLines/>
+        <w:spacing w:before="0" w:after="0" w:line="322" w:lineRule="exact"/>
+        <w:ind w:left="1440" w:firstLine="0"/>
+      </w:pPr>
+      <w:r>
+        <w:t xml:space="preserve">Michael</w:t>
+      </w:r>
+      <w:r>
+        <w:t xml:space="preserve"> </w:t>
+      </w:r>
+      <w:r>
+        <w:t xml:space="preserve">Burke</w:t>
+      </w:r>
+    </w:p>
+    <w:p>
+      <w:pPr>
+        <w:keepNext/>
+        <w:keepLines/>
+        <w:spacing w:before="0" w:after="0" w:line="322" w:lineRule="exact"/>
+        <w:ind w:left="1440" w:firstLine="0"/>
+      </w:pPr>
+      <w:r>
+        <w:t xml:space="preserve">Stephen</w:t>
+      </w:r>
+      <w:r>
+        <w:t xml:space="preserve"> </w:t>
+      </w:r>
+      <w:r>
+        <w:t xml:space="preserve">Delk</w:t>
+      </w:r>
+    </w:p>
+    <w:p>
+      <w:pPr>
+        <w:keepNext/>
+        <w:keepLines/>
+        <w:spacing w:before="0" w:after="0" w:line="322" w:lineRule="exact"/>
+        <w:ind w:left="1440" w:firstLine="0"/>
+      </w:pPr>
+      <w:r>
+        <w:t xml:space="preserve">304</w:t>
+      </w:r>
+      <w:r>
+        <w:t xml:space="preserve"> </w:t>
+      </w:r>
+      <w:r>
+        <w:t xml:space="preserve">N.</w:t>
+      </w:r>
+      <w:r>
+        <w:t xml:space="preserve"> </w:t>
+      </w:r>
+      <w:r>
+        <w:t xml:space="preserve">Ashley</w:t>
+      </w:r>
+      <w:r>
+        <w:t xml:space="preserve"> </w:t>
+      </w:r>
+      <w:r>
+        <w:t xml:space="preserve">Street</w:t>
+      </w:r>
+    </w:p>
+    <w:p>
+      <w:pPr>
+        <w:keepNext/>
+        <w:keepLines/>
+        <w:spacing w:before="0" w:after="0" w:line="322" w:lineRule="exact"/>
+        <w:ind w:left="1440" w:firstLine="0"/>
+      </w:pPr>
+      <w:r>
+        <w:t xml:space="preserve">Valdosta,</w:t>
+      </w:r>
+      <w:r>
+        <w:t xml:space="preserve"> </w:t>
+      </w:r>
+      <w:r>
+        <w:t xml:space="preserve">Georgia</w:t>
+      </w:r>
+      <w:r>
+        <w:t xml:space="preserve"> </w:t>
+      </w:r>
+      <w:r>
+        <w:t xml:space="preserve">31601</w:t>
+      </w:r>
+    </w:p>
+    <w:p>
+      <w:pPr>
+        <w:keepNext/>
+        <w:keepLines/>
+        <w:spacing w:before="0" w:after="0" w:line="322" w:lineRule="exact"/>
+        <w:ind w:left="1440" w:firstLine="0"/>
+      </w:pPr>
+      <w:r>
+        <w:t xml:space="preserve">229</w:t>
+      </w:r>
+      <w:r>
+        <w:noBreakHyphen/>
+      </w:r>
+      <w:r>
+        <w:t xml:space="preserve">247</w:t>
+      </w:r>
+      <w:r>
+        <w:noBreakHyphen/>
+      </w:r>
+      <w:r>
+        <w:t xml:space="preserve">0386</w:t>
+      </w:r>
+    </w:p>
+    <w:p>
+      <w:pPr>
+        <w:keepNext/>
+        <w:keepLines/>
+        <w:spacing w:before="0" w:after="0" w:line="322" w:lineRule="exact"/>
+        <w:ind w:left="1440" w:firstLine="0"/>
+      </w:pPr>
+      <w:r>
+        <w:t xml:space="preserve">petermanlawoffice@yahoo.com</w:t>
+      </w:r>
+    </w:p>
+    <w:p>
+      <w:pPr>
+        <w:keepNext/>
+        <w:keepLines/>
+        <w:spacing w:before="0" w:after="0" w:line="322" w:lineRule="exact"/>
+        <w:ind w:left="1440" w:firstLine="0"/>
+      </w:pPr>
+      <w:r>
+        <w:t xml:space="preserve">mburke.petermanlaw@gmail.com</w:t>
+      </w:r>
+    </w:p>
+    <w:p>
+      <w:pPr>
+        <w:keepLines/>
+        <w:spacing w:before="0" w:after="322" w:line="322" w:lineRule="exact"/>
+        <w:ind w:left="1440" w:firstLine="0"/>
+      </w:pPr>
+      <w:r>
+        <w:t xml:space="preserve">sddelk.petermanlaw@gmail.com</w:t>
+      </w:r>
+    </w:p>
+    <w:p>
+      <w:pPr>
+        <w:keepNext/>
+        <w:keepLines/>
+        <w:spacing w:before="160" w:after="0" w:line="322" w:lineRule="exact"/>
+        <w:ind w:left="4608" w:firstLine="0"/>
+      </w:pPr>
+      <w:r>
+        <w:rPr>
+          <w:u w:val="single"/>
+        </w:rPr>
+        <w:t xml:space="preserve">/s/</w:t>
+      </w:r>
+      <w:r>
+        <w:rPr>
+          <w:u w:val="single"/>
+        </w:rPr>
+        <w:t xml:space="preserve"> </w:t>
+      </w:r>
+      <w:r>
+        <w:rPr>
+          <w:i/>
+          <w:iCs/>
+          <w:u w:val="single"/>
+        </w:rPr>
+        <w:t xml:space="preserve">Austin</w:t>
+      </w:r>
+      <w:r>
+        <w:rPr>
+          <w:i/>
+          <w:iCs/>
+          <w:u w:val="single"/>
+        </w:rPr>
+        <w:t xml:space="preserve"> </w:t>
+      </w:r>
+      <w:r>
+        <w:rPr>
+          <w:i/>
+          <w:iCs/>
+          <w:u w:val="single"/>
+        </w:rPr>
+        <w:t xml:space="preserve">Atkinson</w:t>
+      </w:r>
+    </w:p>
+    <w:p>
+      <w:pPr>
+        <w:keepNext/>
+        <w:keepLines/>
+        <w:spacing w:before="0" w:after="0" w:line="322" w:lineRule="exact"/>
+        <w:ind w:left="4608" w:firstLine="0"/>
+      </w:pPr>
+      <w:r>
+        <w:t xml:space="preserve">Austin</w:t>
+      </w:r>
+      <w:r>
+        <w:t xml:space="preserve"> </w:t>
+      </w:r>
+      <w:r>
+        <w:t xml:space="preserve">Atkinson</w:t>
+      </w:r>
+    </w:p>
+    <w:p>
+      <w:pPr>
+        <w:keepNext/>
+        <w:keepLines/>
+        <w:spacing w:before="0" w:after="0" w:line="322" w:lineRule="exact"/>
+        <w:ind w:left="4608" w:firstLine="0"/>
+      </w:pPr>
+      <w:r>
+        <w:t xml:space="preserve">Georgia</w:t>
+      </w:r>
+      <w:r>
+        <w:t xml:space="preserve"> </w:t>
+      </w:r>
+      <w:r>
+        <w:t xml:space="preserve">Bar</w:t>
+      </w:r>
+      <w:r>
+        <w:t xml:space="preserve"> </w:t>
+      </w:r>
+      <w:r>
+        <w:t xml:space="preserve">No.</w:t>
+      </w:r>
+      <w:r>
+        <w:t xml:space="preserve"> </w:t>
+      </w:r>
+      <w:r>
+        <w:t xml:space="preserve">935864</w:t>
+      </w:r>
+    </w:p>
+    <w:p>
+      <w:pPr>
+        <w:keepNext/>
+        <w:keepLines/>
+        <w:spacing w:before="160" w:after="0" w:line="322" w:lineRule="exact"/>
+        <w:ind w:left="4608" w:firstLine="0"/>
+      </w:pPr>
+      <w:r>
+        <w:t xml:space="preserve">M.</w:t>
+      </w:r>
+      <w:r>
+        <w:t xml:space="preserve"> </w:t>
+      </w:r>
+      <w:r>
+        <w:t xml:space="preserve">Blake</w:t>
+      </w:r>
+      <w:r>
+        <w:t xml:space="preserve"> </w:t>
+      </w:r>
+      <w:r>
+        <w:t xml:space="preserve">Walker</w:t>
+      </w:r>
+    </w:p>
+    <w:p>
+      <w:pPr>
+        <w:keepNext/>
+        <w:keepLines/>
+        <w:spacing w:before="0" w:after="0" w:line="322" w:lineRule="exact"/>
+        <w:ind w:left="4608" w:firstLine="0"/>
+      </w:pPr>
+      <w:r>
+        <w:t xml:space="preserve">Georgia</w:t>
+      </w:r>
+      <w:r>
+        <w:t xml:space="preserve"> </w:t>
+      </w:r>
+      <w:r>
+        <w:t xml:space="preserve">Bar</w:t>
+      </w:r>
+      <w:r>
+        <w:t xml:space="preserve"> </w:t>
+      </w:r>
+      <w:r>
+        <w:t xml:space="preserve">No.</w:t>
+      </w:r>
+      <w:r>
+        <w:t xml:space="preserve"> </w:t>
+      </w:r>
+      <w:r>
+        <w:t xml:space="preserve">993236</w:t>
+      </w:r>
+    </w:p>
+    <w:p>
+      <w:pPr>
+        <w:keepNext/>
+        <w:keepLines/>
+        <w:spacing w:before="0" w:after="0" w:line="322" w:lineRule="exact"/>
+        <w:ind w:left="4608" w:firstLine="0"/>
+      </w:pPr>
+      <w:r>
+        <w:t xml:space="preserve">Morgan</w:t>
+      </w:r>
+      <w:r>
+        <w:t xml:space="preserve"> </w:t>
+      </w:r>
+      <w:r>
+        <w:t xml:space="preserve">McClure</w:t>
+      </w:r>
+    </w:p>
+    <w:p>
+      <w:pPr>
+        <w:keepNext/>
+        <w:keepLines/>
+        <w:spacing w:before="0" w:after="0" w:line="322" w:lineRule="exact"/>
+        <w:ind w:left="4608" w:firstLine="0"/>
+      </w:pPr>
+      <w:r>
+        <w:t xml:space="preserve">Georgia</w:t>
+      </w:r>
+      <w:r>
+        <w:t xml:space="preserve"> </w:t>
+      </w:r>
+      <w:r>
+        <w:t xml:space="preserve">Bar</w:t>
+      </w:r>
+      <w:r>
+        <w:t xml:space="preserve"> </w:t>
+      </w:r>
+      <w:r>
+        <w:t xml:space="preserve">No.</w:t>
+      </w:r>
+      <w:r>
+        <w:t xml:space="preserve"> </w:t>
+      </w:r>
+      <w:r>
+        <w:t xml:space="preserve">884372</w:t>
+      </w:r>
+    </w:p>
+    <w:p>
+      <w:pPr>
+        <w:keepNext/>
+        <w:keepLines/>
+        <w:spacing w:before="0" w:after="0" w:line="322" w:lineRule="exact"/>
+        <w:ind w:left="4608" w:firstLine="0"/>
+      </w:pPr>
+      <w:r>
+        <w:t xml:space="preserve">HALL</w:t>
+      </w:r>
+      <w:r>
+        <w:t xml:space="preserve"> </w:t>
+      </w:r>
+      <w:r>
+        <w:t xml:space="preserve">BOOTH</w:t>
+      </w:r>
+      <w:r>
+        <w:t xml:space="preserve"> </w:t>
+      </w:r>
+      <w:r>
+        <w:t xml:space="preserve">SMITH,</w:t>
+      </w:r>
+      <w:r>
+        <w:t xml:space="preserve"> </w:t>
+      </w:r>
+      <w:r>
+        <w:t xml:space="preserve">P.C.</w:t>
+      </w:r>
+    </w:p>
+    <w:p>
+      <w:pPr>
+        <w:keepNext/>
+        <w:keepLines/>
+        <w:spacing w:before="0" w:after="0" w:line="322" w:lineRule="exact"/>
+        <w:ind w:left="4608" w:firstLine="0"/>
+      </w:pPr>
+      <w:r>
+        <w:t xml:space="preserve">191</w:t>
+      </w:r>
+      <w:r>
+        <w:t xml:space="preserve"> </w:t>
+      </w:r>
+      <w:r>
+        <w:t xml:space="preserve">Peachtree</w:t>
+      </w:r>
+      <w:r>
+        <w:t xml:space="preserve"> </w:t>
+      </w:r>
+      <w:r>
+        <w:t xml:space="preserve">St.</w:t>
+      </w:r>
+      <w:r>
+        <w:t xml:space="preserve"> </w:t>
+      </w:r>
+      <w:r>
+        <w:t xml:space="preserve">NE,</w:t>
+      </w:r>
+      <w:r>
+        <w:t xml:space="preserve"> </w:t>
+      </w:r>
+      <w:r>
+        <w:t xml:space="preserve">Suite</w:t>
+      </w:r>
+      <w:r>
+        <w:t xml:space="preserve"> </w:t>
+      </w:r>
+      <w:r>
+        <w:t xml:space="preserve">2900</w:t>
+      </w:r>
+    </w:p>
+    <w:p>
+      <w:pPr>
+        <w:keepNext/>
+        <w:keepLines/>
+        <w:spacing w:before="0" w:after="0" w:line="322" w:lineRule="exact"/>
+        <w:ind w:left="4608" w:firstLine="0"/>
+      </w:pPr>
+      <w:r>
+        <w:t xml:space="preserve">404</w:t>
+      </w:r>
+      <w:r>
+        <w:noBreakHyphen/>
+      </w:r>
+      <w:r>
+        <w:t xml:space="preserve">954</w:t>
+      </w:r>
+      <w:r>
+        <w:noBreakHyphen/>
+      </w:r>
+      <w:r>
+        <w:t xml:space="preserve">5000</w:t>
+      </w:r>
+    </w:p>
+    <w:p>
+      <w:pPr>
+        <w:keepNext/>
+        <w:keepLines/>
+        <w:spacing w:before="0" w:after="0" w:line="322" w:lineRule="exact"/>
+        <w:ind w:left="4608" w:firstLine="0"/>
+      </w:pPr>
+      <w:r>
+        <w:t xml:space="preserve">aatkinson@hallboothsmith.com</w:t>
+      </w:r>
+    </w:p>
+    <w:p>
+      <w:pPr>
+        <w:keepNext/>
+        <w:keepLines/>
+        <w:spacing w:before="0" w:after="0" w:line="322" w:lineRule="exact"/>
+        <w:ind w:left="4608" w:firstLine="0"/>
+      </w:pPr>
+      <w:r>
+        <w:t xml:space="preserve">bwalker@hallboothsmith.com</w:t>
+      </w:r>
+    </w:p>
+    <w:p>
+      <w:pPr>
+        <w:keepNext/>
+        <w:keepLines/>
+        <w:spacing w:before="0" w:after="0" w:line="322" w:lineRule="exact"/>
+        <w:ind w:left="4608" w:firstLine="0"/>
+      </w:pPr>
+      <w:r>
+        <w:t xml:space="preserve">mmcclure@hallboothsmith.com</w:t>
+      </w:r>
+    </w:p>
+    <w:p>
+      <w:pPr>
+        <w:keepLines/>
+        <w:spacing w:before="0" w:after="0" w:line="322" w:lineRule="exact"/>
+        <w:ind w:left="4608" w:firstLine="0"/>
+      </w:pPr>
+      <w:r>
+        <w:rPr>
+          <w:i/>
+          <w:iCs/>
+        </w:rPr>
+        <w:t xml:space="preserve">Counsel</w:t>
+      </w:r>
+      <w:r>
+        <w:rPr>
+          <w:i/>
+          <w:iCs/>
+        </w:rPr>
+        <w:t xml:space="preserve"> </w:t>
+      </w:r>
+      <w:r>
+        <w:rPr>
+          <w:i/>
+          <w:iCs/>
+        </w:rPr>
+        <w:t xml:space="preserve">for</w:t>
+      </w:r>
+      <w:r>
+        <w:rPr>
+          <w:i/>
+          <w:iCs/>
+        </w:rPr>
+        <w:t xml:space="preserve"> </w:t>
+      </w:r>
+      <w:r>
+        <w:rPr>
+          <w:i/>
+          <w:iCs/>
+        </w:rPr>
+        <w:t xml:space="preserve">Appellee</w:t>
+      </w:r>
+    </w:p>
     <w:sectPr>
-      <w:footerReference r:id="rId9" w:type="default"/>
-      <w:footnotePr>
-        <w:numRestart w:val="eachSect"/>
-      </w:footnotePr>
-      <w:pgSz w:h="15840" w:w="12240"/>
-      <w:pgMar w:bottom="1440" w:footer="720" w:gutter="0" w:header="720" w:left="1440" w:right="1440" w:top="1440"/>
+      <w:footerReference w:type="default" r:id="rIdGaFtr"/>
+      <w:pgSz w:w="12240" w:h="15840"/>
+      <w:pgMar w:top="1440" w:right="1440" w:bottom="1440" w:left="1440" w:header="720" w:footer="720" w:gutter="0"/>
       <w:pgNumType w:fmt="decimal" w:start="1"/>
     </w:sectPr>
   </w:body>
@@ -718,46 +3578,25 @@
 <w:comments xmlns:w="http://schemas.openxmlformats.org/wordprocessingml/2006/main" xmlns:m="http://schemas.openxmlformats.org/officeDocument/2006/math" xmlns:r="http://schemas.openxmlformats.org/officeDocument/2006/relationships" xmlns:o="urn:schemas-microsoft-com:office:office" xmlns:v="urn:schemas-microsoft-com:vml" xmlns:w10="urn:schemas-microsoft-com:office:word" xmlns:a="http://schemas.openxmlformats.org/drawingml/2006/main" xmlns:pic="http://schemas.openxmlformats.org/drawingml/2006/picture" xmlns:wp="http://schemas.openxmlformats.org/drawingml/2006/wordprocessingDrawing"/>
 </file>
 
-<file path=word/footer-page.xml><?xml version="1.0" encoding="utf-8"?>
+<file path=word/footer1.xml><?xml version="1.0" encoding="utf-8"?>
 <w:ftr xmlns:w="http://schemas.openxmlformats.org/wordprocessingml/2006/main" xmlns:r="http://schemas.openxmlformats.org/officeDocument/2006/relationships">
   <w:p>
     <w:pPr>
-      <w:spacing w:before="0" w:after="0" w:line="240" w:lineRule="auto"/>
       <w:jc w:val="center"/>
     </w:pPr>
     <w:r>
-      <w:rPr>
-        <w:rFonts w:ascii="Liberation Serif" w:hAnsi="Liberation Serif"/>
-        <w:sz w:val="28"/>
-      </w:rPr>
       <w:fldChar w:fldCharType="begin"/>
     </w:r>
     <w:r>
-      <w:rPr>
-        <w:rFonts w:ascii="Liberation Serif" w:hAnsi="Liberation Serif"/>
-        <w:sz w:val="28"/>
-      </w:rPr>
       <w:instrText xml:space="preserve"> PAGE </w:instrText>
     </w:r>
     <w:r>
-      <w:rPr>
-        <w:rFonts w:ascii="Liberation Serif" w:hAnsi="Liberation Serif"/>
-        <w:sz w:val="28"/>
-      </w:rPr>
       <w:fldChar w:fldCharType="separate"/>
     </w:r>
     <w:r>
-      <w:rPr>
-        <w:rFonts w:ascii="Liberation Serif" w:hAnsi="Liberation Serif"/>
-        <w:sz w:val="28"/>
-      </w:rPr>
       <w:t>1</w:t>
     </w:r>
     <w:r>
-      <w:rPr>
-        <w:rFonts w:ascii="Liberation Serif" w:hAnsi="Liberation Serif"/>
-        <w:sz w:val="28"/>
-      </w:rPr>
       <w:fldChar w:fldCharType="end"/>
     </w:r>
   </w:p>
@@ -780,7 +3619,170 @@
       </w:r>
     </w:p>
   </w:footnote>
+  <w:footnote w:id="9">
+    <w:p>
+      <w:pPr>
+        <w:pStyle w:val="FootnoteText"/>
+      </w:pPr>
+      <w:r>
+        <w:rPr>
+          <w:rStyle w:val="FootnoteReference"/>
+        </w:rPr>
+        <w:footnoteRef/>
+      </w:r>
+      <w:r>
+        <w:t xml:space="preserve"> </w:t>
+      </w:r>
+      <w:r>
+        <w:t xml:space="preserve">Ms. Taylor has passed away, so Appellant has named Ms. Taylor’s estate. V2</w:t>
+      </w:r>
+      <w:r>
+        <w:noBreakHyphen/>
+      </w:r>
+      <w:r>
+        <w:t xml:space="preserve">10. Ms. Taylor’s estate is represented by Kaye Smith.</w:t>
+      </w:r>
+    </w:p>
+  </w:footnote>
+  <w:footnote w:id="10">
+    <w:p>
+      <w:pPr>
+        <w:pStyle w:val="FootnoteText"/>
+      </w:pPr>
+      <w:r>
+        <w:rPr>
+          <w:rStyle w:val="FootnoteReference"/>
+        </w:rPr>
+        <w:footnoteRef/>
+      </w:r>
+      <w:r>
+        <w:t xml:space="preserve"> </w:t>
+      </w:r>
+      <w:r>
+        <w:t xml:space="preserve">Appellant also suggests the “sudden-emergency” doctrine applies. Appellant Br. at 14–15. It does not. Under the sudden-emergency doctrine, “one who in a sudden emergency acts according to his best judgment or, because of want of time in which to form a judgment, acts in the most judicious manner, is not chargeable with negligence.”</w:t>
+      </w:r>
+      <w:r>
+        <w:t xml:space="preserve"> </w:t>
+      </w:r>
+      <w:r>
+        <w:rPr>
+          <w:i/>
+          <w:iCs/>
+        </w:rPr>
+        <w:t xml:space="preserve">Willis v. Love</w:t>
+      </w:r>
+      <w:r>
+        <w:t xml:space="preserve">, 232 Ga. App. 543, 545 (1998). It is thus almost always raised by defendants. Indeed, the only time a plaintiff may rely on the doctrine when he or she is rebutting a defense of comparative negligence.</w:t>
+      </w:r>
+      <w:r>
+        <w:t xml:space="preserve"> </w:t>
+      </w:r>
+      <w:r>
+        <w:rPr>
+          <w:i/>
+          <w:iCs/>
+        </w:rPr>
+        <w:t xml:space="preserve">See Buford v. Benton</w:t>
+      </w:r>
+      <w:r>
+        <w:t xml:space="preserve">, 232 Ga. App. 102, 103 (1998). It has no relevance to whether a plaintiff assumed a known risk.</w:t>
+      </w:r>
+    </w:p>
+  </w:footnote>
 </w:footnotes>
+</file>
+
+<file path=word/ftr-add.xml><?xml version="1.0" encoding="utf-8"?>
+<w:ftr xmlns:w="http://schemas.openxmlformats.org/wordprocessingml/2006/main" xmlns:r="http://schemas.openxmlformats.org/officeDocument/2006/relationships">
+  <w:p>
+    <w:pPr>
+      <w:spacing w:before="0" w:after="0"/>
+      <w:jc w:val="center"/>
+    </w:pPr>
+    <w:r>
+      <w:t>Add-</w:t>
+    </w:r>
+    <w:r>
+      <w:fldChar w:fldCharType="begin"/>
+    </w:r>
+    <w:r>
+      <w:instrText xml:space="preserve"> PAGE </w:instrText>
+    </w:r>
+    <w:r>
+      <w:fldChar w:fldCharType="separate"/>
+    </w:r>
+    <w:r>
+      <w:t>1</w:t>
+    </w:r>
+    <w:r>
+      <w:fldChar w:fldCharType="end"/>
+    </w:r>
+  </w:p>
+</w:ftr>
+</file>
+
+<file path=word/ftr-none.xml><?xml version="1.0" encoding="utf-8"?>
+<w:ftr xmlns:w="http://schemas.openxmlformats.org/wordprocessingml/2006/main" xmlns:r="http://schemas.openxmlformats.org/officeDocument/2006/relationships">
+  <w:p>
+    <w:pPr>
+      <w:spacing w:before="0" w:after="0"/>
+      <w:jc w:val="center"/>
+    </w:pPr>
+  </w:p>
+</w:ftr>
+</file>
+
+<file path=word/ftr-own1.xml><?xml version="1.0" encoding="utf-8"?>
+<w:ftr xmlns:w="http://schemas.openxmlformats.org/wordprocessingml/2006/main" xmlns:r="http://schemas.openxmlformats.org/officeDocument/2006/relationships">
+  <w:p>
+    <w:pPr>
+      <w:spacing w:before="0" w:after="0" w:line="322" w:lineRule="exact"/>
+      <w:ind w:firstLine="0"/>
+      <w:jc w:val="center"/>
+    </w:pPr>
+    <w:r>
+      <w:fldChar w:fldCharType="begin"/>
+    </w:r>
+    <w:r>
+      <w:instrText xml:space="preserve"> PAGE </w:instrText>
+    </w:r>
+    <w:r>
+      <w:fldChar w:fldCharType="separate"/>
+    </w:r>
+    <w:r>
+      <w:t>1</w:t>
+    </w:r>
+    <w:r>
+      <w:fldChar w:fldCharType="end"/>
+    </w:r>
+  </w:p>
+</w:ftr>
+</file>
+
+<file path=word/ftr-page.xml><?xml version="1.0" encoding="utf-8"?>
+<w:ftr xmlns:w="http://schemas.openxmlformats.org/wordprocessingml/2006/main" xmlns:r="http://schemas.openxmlformats.org/officeDocument/2006/relationships">
+  <w:p>
+    <w:pPr>
+      <w:spacing w:before="0" w:after="0"/>
+      <w:jc w:val="center"/>
+    </w:pPr>
+    <w:r>
+      <w:fldChar w:fldCharType="begin"/>
+    </w:r>
+    <w:r>
+      <w:instrText xml:space="preserve"> PAGE </w:instrText>
+    </w:r>
+    <w:r>
+      <w:fldChar w:fldCharType="separate"/>
+    </w:r>
+    <w:r>
+      <w:t>1</w:t>
+    </w:r>
+    <w:r>
+      <w:fldChar w:fldCharType="end"/>
+    </w:r>
+  </w:p>
+</w:ftr>
 </file>
 
 <file path=word/numbering.xml><?xml version="1.0" encoding="utf-8"?>
@@ -872,59 +3874,49 @@
   <w:docDefaults>
     <w:rPrDefault>
       <w:rPr>
-        <w:rFonts w:ascii="Liberation Serif" w:cs="Liberation Serif" w:eastAsia="Liberation Serif" w:hAnsi="Liberation Serif"/>
+        <w:rFonts w:ascii="Times New Roman" w:hAnsi="Times New Roman" w:eastAsia="Times New Roman" w:cs="Times New Roman"/>
         <w:sz w:val="28"/>
         <w:szCs w:val="28"/>
-        <w:lang w:bidi="ar-SA" w:eastAsia="en-US" w:val="en-US"/>
+        <w:lang w:val="en-US" w:eastAsia="zh-CN" w:bidi="ar-SA"/>
       </w:rPr>
     </w:rPrDefault>
     <w:pPrDefault>
       <w:pPr>
-        <w:spacing w:after="0" w:line="240" w:lineRule="auto"/>
+        <w:widowControl/>
+        <w:spacing w:after="0"/>
       </w:pPr>
     </w:pPrDefault>
   </w:docDefaults>
-  <w:latentStyles w:count="276" w:defLockedState="0" w:defQFormat="0" w:defSemiHidden="0" w:defUIPriority="0" w:defUnhideWhenUsed="0"/>
-  <w:style w:default="1" w:styleId="Normal" w:type="paragraph">
+  <w:latentStyles w:defLockedState="0" w:defUIPriority="0" w:defSemiHidden="0" w:defUnhideWhenUsed="0" w:defQFormat="0" w:count="276"/>
+  <w:style w:type="paragraph" w:default="1" w:styleId="Normal">
     <w:name w:val="Normal"/>
     <w:qFormat/>
+  </w:style>
+  <w:style w:type="paragraph" w:styleId="BodyText">
+    <w:name w:val="Body Text"/>
+    <w:basedOn w:val="Normal"/>
+    <w:link w:val="BodyTextChar"/>
+    <w:qFormat/>
     <w:pPr>
-      <w:spacing w:after="0" w:before="0" w:line="480" w:lineRule="auto"/>
+      <w:spacing w:before="0" w:after="0" w:line="644" w:lineRule="exact"/>
       <w:ind w:firstLine="720"/>
     </w:pPr>
-    <w:rPr>
-      <w:rFonts w:ascii="Liberation Serif" w:cs="Liberation Serif" w:eastAsia="Liberation Serif" w:hAnsi="Liberation Serif"/>
-      <w:sz w:val="28"/>
-      <w:szCs w:val="28"/>
-    </w:rPr>
-  </w:style>
-  <w:style w:styleId="BodyText" w:type="paragraph">
-    <w:name w:val="Body Text"/>
-    <w:basedOn w:val="Normal"/>
-    <w:qFormat/>
-    <w:pPr>
-      <w:spacing w:after="0" w:before="0" w:line="480" w:lineRule="auto"/>
-      <w:ind w:firstLine="720"/>
-    </w:pPr>
-  </w:style>
-  <w:style w:customStyle="1" w:styleId="FirstParagraph" w:type="paragraph">
+  </w:style>
+  <w:style w:type="paragraph" w:customStyle="1" w:styleId="FirstParagraph">
     <w:name w:val="First Paragraph"/>
     <w:basedOn w:val="BodyText"/>
     <w:next w:val="BodyText"/>
     <w:qFormat/>
-    <w:pPr>
-      <w:ind w:firstLine="0"/>
-    </w:pPr>
-  </w:style>
-  <w:style w:customStyle="1" w:styleId="Compact" w:type="paragraph">
+  </w:style>
+  <w:style w:type="paragraph" w:customStyle="1" w:styleId="Compact">
     <w:name w:val="Compact"/>
     <w:basedOn w:val="BodyText"/>
     <w:qFormat/>
     <w:pPr>
-      <w:spacing w:after="0" w:before="0" w:line="240" w:lineRule="auto"/>
+      <w:spacing w:before="36" w:after="36"/>
     </w:pPr>
   </w:style>
-  <w:style w:styleId="Title" w:type="paragraph">
+  <w:style w:type="paragraph" w:styleId="Title">
     <w:name w:val="Title"/>
     <w:basedOn w:val="Normal"/>
     <w:next w:val="BodyText"/>
@@ -938,24 +3930,24 @@
       <w:jc w:val="center"/>
     </w:pPr>
     <w:rPr>
-      <w:rFonts w:ascii="Liberation Serif" w:cs="Liberation Serif" w:eastAsia="Liberation Serif" w:hAnsi="Liberation Serif"/>
+      <w:rFonts w:asciiTheme="majorHAnsi" w:eastAsiaTheme="majorEastAsia" w:hAnsiTheme="majorHAnsi" w:cstheme="majorBidi"/>
       <w:sz w:val="56"/>
       <w:szCs w:val="56"/>
     </w:rPr>
   </w:style>
-  <w:style w:customStyle="1" w:styleId="TitleChar" w:type="character">
+  <w:style w:type="character" w:customStyle="1" w:styleId="TitleChar">
     <w:name w:val="Title Char"/>
     <w:basedOn w:val="DefaultParagraphFont"/>
     <w:link w:val="Title"/>
     <w:uiPriority w:val="10"/>
     <w:rsid w:val="00A10FD9"/>
     <w:rPr>
-      <w:rFonts w:ascii="Liberation Serif" w:cs="Liberation Serif" w:eastAsia="Liberation Serif" w:hAnsi="Liberation Serif"/>
+      <w:rFonts w:asciiTheme="majorHAnsi" w:eastAsiaTheme="majorEastAsia" w:hAnsiTheme="majorHAnsi" w:cstheme="majorBidi"/>
       <w:sz w:val="56"/>
       <w:szCs w:val="56"/>
     </w:rPr>
   </w:style>
-  <w:style w:styleId="Subtitle" w:type="paragraph">
+  <w:style w:type="paragraph" w:styleId="Subtitle">
     <w:name w:val="Subtitle"/>
     <w:basedOn w:val="Title"/>
     <w:next w:val="BodyText"/>
@@ -969,27 +3961,27 @@
       </w:numPr>
     </w:pPr>
     <w:rPr>
-      <w:rFonts w:ascii="Liberation Serif" w:cs="Liberation Serif" w:eastAsia="Liberation Serif" w:hAnsi="Liberation Serif"/>
+      <w:rFonts w:eastAsiaTheme="majorEastAsia" w:cstheme="majorBidi"/>
       <w:spacing w:val="15"/>
       <w:sz w:val="28"/>
       <w:szCs w:val="28"/>
     </w:rPr>
   </w:style>
-  <w:style w:customStyle="1" w:styleId="SubtitleChar" w:type="character">
+  <w:style w:type="character" w:customStyle="1" w:styleId="SubtitleChar">
     <w:name w:val="Subtitle Char"/>
     <w:basedOn w:val="DefaultParagraphFont"/>
     <w:link w:val="Subtitle"/>
     <w:uiPriority w:val="11"/>
     <w:rsid w:val="00A10FD9"/>
     <w:rPr>
-      <w:rFonts w:ascii="Liberation Serif" w:cs="Liberation Serif" w:eastAsia="Liberation Serif" w:hAnsi="Liberation Serif"/>
-      <w:color w:themeColor="text1" w:themeTint="A6" w:val="595959"/>
+      <w:rFonts w:eastAsiaTheme="majorEastAsia" w:cstheme="majorBidi"/>
+      <w:color w:val="595959" w:themeColor="text1" w:themeTint="A6"/>
       <w:spacing w:val="15"/>
       <w:sz w:val="28"/>
       <w:szCs w:val="28"/>
     </w:rPr>
   </w:style>
-  <w:style w:customStyle="1" w:styleId="Author" w:type="paragraph">
+  <w:style w:type="paragraph" w:customStyle="1" w:styleId="Author">
     <w:name w:val="Author"/>
     <w:basedOn w:val="Title"/>
     <w:next w:val="BodyText"/>
@@ -1003,7 +3995,7 @@
       <w:szCs w:val="24"/>
     </w:rPr>
   </w:style>
-  <w:style w:styleId="Date" w:type="paragraph">
+  <w:style w:type="paragraph" w:styleId="Date">
     <w:name w:val="Date"/>
     <w:basedOn w:val="Title"/>
     <w:next w:val="BodyText"/>
@@ -1017,7 +4009,7 @@
       <w:szCs w:val="24"/>
     </w:rPr>
   </w:style>
-  <w:style w:customStyle="1" w:styleId="AbstractTitle" w:type="paragraph">
+  <w:style w:type="paragraph" w:customStyle="1" w:styleId="AbstractTitle">
     <w:name w:val="Abstract Title"/>
     <w:basedOn w:val="Normal"/>
     <w:next w:val="Abstract"/>
@@ -1025,7 +4017,7 @@
     <w:pPr>
       <w:keepNext/>
       <w:keepLines/>
-      <w:spacing w:after="0" w:before="300"/>
+      <w:spacing w:before="300" w:after="0"/>
       <w:jc w:val="center"/>
     </w:pPr>
     <w:rPr>
@@ -1034,7 +4026,7 @@
       <w:szCs w:val="20"/>
     </w:rPr>
   </w:style>
-  <w:style w:customStyle="1" w:styleId="Abstract" w:type="paragraph">
+  <w:style w:type="paragraph" w:customStyle="1" w:styleId="Abstract">
     <w:name w:val="Abstract"/>
     <w:basedOn w:val="Normal"/>
     <w:next w:val="BodyText"/>
@@ -1042,14 +4034,14 @@
     <w:pPr>
       <w:keepNext/>
       <w:keepLines/>
-      <w:spacing w:after="300" w:before="100"/>
+      <w:spacing w:before="100" w:after="300"/>
     </w:pPr>
     <w:rPr>
       <w:sz w:val="20"/>
       <w:szCs w:val="20"/>
     </w:rPr>
   </w:style>
-  <w:style w:styleId="Bibliography" w:type="paragraph">
+  <w:style w:type="paragraph" w:styleId="Bibliography">
     <w:name w:val="Bibliography"/>
     <w:basedOn w:val="Normal"/>
     <w:next w:val="Bibliography"/>
@@ -1057,22 +4049,24 @@
     <w:pPr/>
     <w:rPr/>
   </w:style>
-  <w:style w:styleId="Heading1" w:type="paragraph">
+  <w:style w:type="paragraph" w:styleId="Heading1">
     <w:name w:val="heading 1"/>
     <w:basedOn w:val="Normal"/>
     <w:next w:val="BodyText"/>
+    <w:link w:val="Heading1Char"/>
     <w:uiPriority w:val="9"/>
     <w:qFormat/>
+    <w:rsid w:val="00A10FD9"/>
     <w:pPr>
       <w:keepNext/>
       <w:keepLines/>
-      <w:spacing w:after="240" w:before="240" w:line="240" w:lineRule="auto"/>
+      <w:spacing w:before="240" w:after="120" w:line="322" w:lineRule="exact"/>
       <w:ind w:firstLine="0"/>
       <w:jc w:val="center"/>
       <w:outlineLvl w:val="0"/>
     </w:pPr>
     <w:rPr>
-      <w:rFonts w:ascii="Liberation Serif" w:cs="Liberation Serif" w:eastAsia="Liberation Serif" w:hAnsi="Liberation Serif"/>
+      <w:rFonts w:ascii="Times New Roman" w:hAnsi="Times New Roman" w:eastAsia="Times New Roman" w:cs="Times New Roman"/>
       <w:b/>
       <w:bCs/>
       <w:caps/>
@@ -1081,21 +4075,25 @@
       <w:szCs w:val="28"/>
     </w:rPr>
   </w:style>
-  <w:style w:styleId="Heading2" w:type="paragraph">
+  <w:style w:type="paragraph" w:styleId="Heading2">
     <w:name w:val="heading 2"/>
     <w:basedOn w:val="Normal"/>
     <w:next w:val="BodyText"/>
+    <w:link w:val="Heading2Char"/>
     <w:uiPriority w:val="9"/>
+    <w:semiHidden/>
+    <w:unhideWhenUsed/>
     <w:qFormat/>
+    <w:rsid w:val="00A10FD9"/>
     <w:pPr>
       <w:keepNext/>
       <w:keepLines/>
-      <w:spacing w:after="160" w:before="240" w:line="240" w:lineRule="auto"/>
+      <w:spacing w:before="240" w:after="120" w:line="322" w:lineRule="exact"/>
       <w:ind w:firstLine="0"/>
       <w:outlineLvl w:val="1"/>
     </w:pPr>
     <w:rPr>
-      <w:rFonts w:ascii="Liberation Serif" w:cs="Liberation Serif" w:eastAsia="Liberation Serif" w:hAnsi="Liberation Serif"/>
+      <w:rFonts w:ascii="Times New Roman" w:hAnsi="Times New Roman" w:eastAsia="Times New Roman" w:cs="Times New Roman"/>
       <w:b/>
       <w:bCs/>
       <w:color w:val="000000"/>
@@ -1103,31 +4101,33 @@
       <w:szCs w:val="28"/>
     </w:rPr>
   </w:style>
-  <w:style w:styleId="Heading3" w:type="paragraph">
+  <w:style w:type="paragraph" w:styleId="Heading3">
     <w:name w:val="heading 3"/>
     <w:basedOn w:val="Normal"/>
     <w:next w:val="BodyText"/>
+    <w:link w:val="Heading3Char"/>
     <w:uiPriority w:val="9"/>
+    <w:semiHidden/>
+    <w:unhideWhenUsed/>
     <w:qFormat/>
+    <w:rsid w:val="00A10FD9"/>
     <w:pPr>
       <w:keepNext/>
       <w:keepLines/>
-      <w:spacing w:after="160" w:before="200" w:line="240" w:lineRule="auto"/>
+      <w:spacing w:before="240" w:after="120" w:line="322" w:lineRule="exact"/>
       <w:ind w:firstLine="0"/>
       <w:outlineLvl w:val="2"/>
     </w:pPr>
     <w:rPr>
-      <w:rFonts w:ascii="Liberation Serif" w:cs="Liberation Serif" w:eastAsia="Liberation Serif" w:hAnsi="Liberation Serif"/>
+      <w:rFonts w:ascii="Times New Roman" w:hAnsi="Times New Roman" w:eastAsia="Times New Roman" w:cs="Times New Roman"/>
       <w:b/>
       <w:bCs/>
-      <w:i/>
-      <w:iCs/>
       <w:color w:val="000000"/>
       <w:sz w:val="28"/>
       <w:szCs w:val="28"/>
     </w:rPr>
   </w:style>
-  <w:style w:styleId="Heading4" w:type="paragraph">
+  <w:style w:type="paragraph" w:styleId="Heading4">
     <w:name w:val="heading 4"/>
     <w:basedOn w:val="Normal"/>
     <w:next w:val="BodyText"/>
@@ -1140,17 +4140,21 @@
     <w:pPr>
       <w:keepNext/>
       <w:keepLines/>
-      <w:spacing w:after="40" w:before="80"/>
+      <w:spacing w:before="240" w:after="120" w:line="322" w:lineRule="exact"/>
+      <w:ind w:firstLine="0"/>
       <w:outlineLvl w:val="3"/>
     </w:pPr>
     <w:rPr>
-      <w:rFonts w:ascii="Liberation Serif" w:cs="Liberation Serif" w:eastAsia="Liberation Serif" w:hAnsi="Liberation Serif"/>
+      <w:rFonts w:ascii="Times New Roman" w:hAnsi="Times New Roman" w:eastAsia="Times New Roman" w:cs="Times New Roman"/>
+      <w:b/>
+      <w:bCs/>
       <w:i/>
-      <w:iCs/>
-      <w:color w:themeColor="accent1" w:themeShade="BF" w:val="0F4761"/>
-    </w:rPr>
-  </w:style>
-  <w:style w:styleId="Heading5" w:type="paragraph">
+      <w:color w:val="000000"/>
+      <w:sz w:val="28"/>
+      <w:szCs w:val="28"/>
+    </w:rPr>
+  </w:style>
+  <w:style w:type="paragraph" w:styleId="Heading5">
     <w:name w:val="heading 5"/>
     <w:basedOn w:val="Normal"/>
     <w:next w:val="BodyText"/>
@@ -1163,15 +4167,21 @@
     <w:pPr>
       <w:keepNext/>
       <w:keepLines/>
-      <w:spacing w:after="40" w:before="80"/>
+      <w:spacing w:before="240" w:after="120" w:line="322" w:lineRule="exact"/>
+      <w:ind w:firstLine="0"/>
       <w:outlineLvl w:val="4"/>
     </w:pPr>
     <w:rPr>
-      <w:rFonts w:ascii="Liberation Serif" w:cs="Liberation Serif" w:eastAsia="Liberation Serif" w:hAnsi="Liberation Serif"/>
-      <w:color w:themeColor="accent1" w:themeShade="BF" w:val="0F4761"/>
-    </w:rPr>
-  </w:style>
-  <w:style w:styleId="Heading6" w:type="paragraph">
+      <w:rFonts w:ascii="Times New Roman" w:hAnsi="Times New Roman" w:eastAsia="Times New Roman" w:cs="Times New Roman"/>
+      <w:b/>
+      <w:bCs/>
+      <w:i/>
+      <w:color w:val="000000"/>
+      <w:sz w:val="28"/>
+      <w:szCs w:val="28"/>
+    </w:rPr>
+  </w:style>
+  <w:style w:type="paragraph" w:styleId="Heading6">
     <w:name w:val="heading 6"/>
     <w:basedOn w:val="Normal"/>
     <w:next w:val="BodyText"/>
@@ -1184,17 +4194,17 @@
     <w:pPr>
       <w:keepNext/>
       <w:keepLines/>
-      <w:spacing w:after="0" w:before="40"/>
+      <w:spacing w:before="40" w:after="0"/>
       <w:outlineLvl w:val="5"/>
     </w:pPr>
     <w:rPr>
-      <w:rFonts w:ascii="Liberation Serif" w:cs="Liberation Serif" w:eastAsia="Liberation Serif" w:hAnsi="Liberation Serif"/>
+      <w:rFonts w:eastAsiaTheme="majorEastAsia" w:cstheme="majorBidi"/>
       <w:i/>
       <w:iCs/>
-      <w:color w:themeColor="text1" w:themeTint="A6" w:val="595959"/>
-    </w:rPr>
-  </w:style>
-  <w:style w:styleId="Heading7" w:type="paragraph">
+      <w:color w:val="595959" w:themeColor="text1" w:themeTint="A6"/>
+    </w:rPr>
+  </w:style>
+  <w:style w:type="paragraph" w:styleId="Heading7">
     <w:name w:val="heading 7"/>
     <w:basedOn w:val="Normal"/>
     <w:next w:val="BodyText"/>
@@ -1207,15 +4217,15 @@
     <w:pPr>
       <w:keepNext/>
       <w:keepLines/>
-      <w:spacing w:after="0" w:before="40"/>
+      <w:spacing w:before="40" w:after="0"/>
       <w:outlineLvl w:val="6"/>
     </w:pPr>
     <w:rPr>
-      <w:rFonts w:ascii="Liberation Serif" w:cs="Liberation Serif" w:eastAsia="Liberation Serif" w:hAnsi="Liberation Serif"/>
-      <w:color w:themeColor="text1" w:themeTint="A6" w:val="595959"/>
-    </w:rPr>
-  </w:style>
-  <w:style w:styleId="Heading8" w:type="paragraph">
+      <w:rFonts w:eastAsiaTheme="majorEastAsia" w:cstheme="majorBidi"/>
+      <w:color w:val="595959" w:themeColor="text1" w:themeTint="A6"/>
+    </w:rPr>
+  </w:style>
+  <w:style w:type="paragraph" w:styleId="Heading8">
     <w:name w:val="heading 8"/>
     <w:basedOn w:val="Normal"/>
     <w:next w:val="BodyText"/>
@@ -1232,13 +4242,13 @@
       <w:outlineLvl w:val="7"/>
     </w:pPr>
     <w:rPr>
-      <w:rFonts w:ascii="Liberation Serif" w:cs="Liberation Serif" w:eastAsia="Liberation Serif" w:hAnsi="Liberation Serif"/>
+      <w:rFonts w:eastAsiaTheme="majorEastAsia" w:cstheme="majorBidi"/>
       <w:i/>
       <w:iCs/>
-      <w:color w:themeColor="text1" w:themeTint="D8" w:val="272727"/>
-    </w:rPr>
-  </w:style>
-  <w:style w:styleId="Heading9" w:type="paragraph">
+      <w:color w:val="272727" w:themeColor="text1" w:themeTint="D8"/>
+    </w:rPr>
+  </w:style>
+  <w:style w:type="paragraph" w:styleId="Heading9">
     <w:name w:val="heading 9"/>
     <w:basedOn w:val="Normal"/>
     <w:next w:val="BodyText"/>
@@ -1255,24 +4265,24 @@
       <w:outlineLvl w:val="8"/>
     </w:pPr>
     <w:rPr>
-      <w:rFonts w:ascii="Liberation Serif" w:cs="Liberation Serif" w:eastAsia="Liberation Serif" w:hAnsi="Liberation Serif"/>
-      <w:color w:themeColor="text1" w:themeTint="D8" w:val="272727"/>
-    </w:rPr>
-  </w:style>
-  <w:style w:customStyle="1" w:styleId="Heading1Char" w:type="character">
+      <w:rFonts w:eastAsiaTheme="majorEastAsia" w:cstheme="majorBidi"/>
+      <w:color w:val="272727" w:themeColor="text1" w:themeTint="D8"/>
+    </w:rPr>
+  </w:style>
+  <w:style w:type="character" w:customStyle="1" w:styleId="Heading1Char">
     <w:name w:val="Heading 1 Char"/>
     <w:basedOn w:val="DefaultParagraphFont"/>
     <w:link w:val="Heading1"/>
     <w:uiPriority w:val="9"/>
     <w:rsid w:val="00A10FD9"/>
     <w:rPr>
-      <w:rFonts w:ascii="Liberation Serif" w:cs="Liberation Serif" w:eastAsia="Liberation Serif" w:hAnsi="Liberation Serif"/>
-      <w:color w:themeColor="accent1" w:themeShade="BF" w:val="0F4761"/>
+      <w:rFonts w:asciiTheme="majorHAnsi" w:eastAsiaTheme="majorEastAsia" w:hAnsiTheme="majorHAnsi" w:cstheme="majorBidi"/>
+      <w:color w:val="0F4761" w:themeColor="accent1" w:themeShade="BF"/>
       <w:sz w:val="40"/>
       <w:szCs w:val="40"/>
     </w:rPr>
   </w:style>
-  <w:style w:customStyle="1" w:styleId="Heading2Char" w:type="character">
+  <w:style w:type="character" w:customStyle="1" w:styleId="Heading2Char">
     <w:name w:val="Heading 2 Char"/>
     <w:basedOn w:val="DefaultParagraphFont"/>
     <w:link w:val="Heading2"/>
@@ -1280,13 +4290,13 @@
     <w:semiHidden/>
     <w:rsid w:val="00A10FD9"/>
     <w:rPr>
-      <w:rFonts w:ascii="Liberation Serif" w:cs="Liberation Serif" w:eastAsia="Liberation Serif" w:hAnsi="Liberation Serif"/>
-      <w:color w:themeColor="accent1" w:themeShade="BF" w:val="0F4761"/>
+      <w:rFonts w:asciiTheme="majorHAnsi" w:eastAsiaTheme="majorEastAsia" w:hAnsiTheme="majorHAnsi" w:cstheme="majorBidi"/>
+      <w:color w:val="0F4761" w:themeColor="accent1" w:themeShade="BF"/>
       <w:sz w:val="32"/>
       <w:szCs w:val="32"/>
     </w:rPr>
   </w:style>
-  <w:style w:customStyle="1" w:styleId="Heading3Char" w:type="character">
+  <w:style w:type="character" w:customStyle="1" w:styleId="Heading3Char">
     <w:name w:val="Heading 3 Char"/>
     <w:basedOn w:val="DefaultParagraphFont"/>
     <w:link w:val="Heading3"/>
@@ -1294,13 +4304,13 @@
     <w:semiHidden/>
     <w:rsid w:val="00A10FD9"/>
     <w:rPr>
-      <w:rFonts w:ascii="Liberation Serif" w:cs="Liberation Serif" w:eastAsia="Liberation Serif" w:hAnsi="Liberation Serif"/>
-      <w:color w:themeColor="accent1" w:themeShade="BF" w:val="0F4761"/>
+      <w:rFonts w:eastAsiaTheme="majorEastAsia" w:cstheme="majorBidi"/>
+      <w:color w:val="0F4761" w:themeColor="accent1" w:themeShade="BF"/>
       <w:sz w:val="28"/>
       <w:szCs w:val="28"/>
     </w:rPr>
   </w:style>
-  <w:style w:customStyle="1" w:styleId="Heading4Char" w:type="character">
+  <w:style w:type="character" w:customStyle="1" w:styleId="Heading4Char">
     <w:name w:val="Heading 4 Char"/>
     <w:basedOn w:val="DefaultParagraphFont"/>
     <w:link w:val="Heading4"/>
@@ -1308,13 +4318,13 @@
     <w:semiHidden/>
     <w:rsid w:val="00A10FD9"/>
     <w:rPr>
-      <w:rFonts w:ascii="Liberation Serif" w:cs="Liberation Serif" w:eastAsia="Liberation Serif" w:hAnsi="Liberation Serif"/>
+      <w:rFonts w:eastAsiaTheme="majorEastAsia" w:cstheme="majorBidi"/>
       <w:i/>
       <w:iCs/>
-      <w:color w:themeColor="accent1" w:themeShade="BF" w:val="0F4761"/>
-    </w:rPr>
-  </w:style>
-  <w:style w:customStyle="1" w:styleId="Heading5Char" w:type="character">
+      <w:color w:val="0F4761" w:themeColor="accent1" w:themeShade="BF"/>
+    </w:rPr>
+  </w:style>
+  <w:style w:type="character" w:customStyle="1" w:styleId="Heading5Char">
     <w:name w:val="Heading 5 Char"/>
     <w:basedOn w:val="DefaultParagraphFont"/>
     <w:link w:val="Heading5"/>
@@ -1322,11 +4332,11 @@
     <w:semiHidden/>
     <w:rsid w:val="00A10FD9"/>
     <w:rPr>
-      <w:rFonts w:ascii="Liberation Serif" w:cs="Liberation Serif" w:eastAsia="Liberation Serif" w:hAnsi="Liberation Serif"/>
-      <w:color w:themeColor="accent1" w:themeShade="BF" w:val="0F4761"/>
-    </w:rPr>
-  </w:style>
-  <w:style w:customStyle="1" w:styleId="Heading6Char" w:type="character">
+      <w:rFonts w:eastAsiaTheme="majorEastAsia" w:cstheme="majorBidi"/>
+      <w:color w:val="0F4761" w:themeColor="accent1" w:themeShade="BF"/>
+    </w:rPr>
+  </w:style>
+  <w:style w:type="character" w:customStyle="1" w:styleId="Heading6Char">
     <w:name w:val="Heading 6 Char"/>
     <w:basedOn w:val="DefaultParagraphFont"/>
     <w:link w:val="Heading6"/>
@@ -1334,13 +4344,13 @@
     <w:semiHidden/>
     <w:rsid w:val="00A10FD9"/>
     <w:rPr>
-      <w:rFonts w:ascii="Liberation Serif" w:cs="Liberation Serif" w:eastAsia="Liberation Serif" w:hAnsi="Liberation Serif"/>
+      <w:rFonts w:eastAsiaTheme="majorEastAsia" w:cstheme="majorBidi"/>
       <w:i/>
       <w:iCs/>
-      <w:color w:themeColor="text1" w:themeTint="A6" w:val="595959"/>
-    </w:rPr>
-  </w:style>
-  <w:style w:customStyle="1" w:styleId="Heading7Char" w:type="character">
+      <w:color w:val="595959" w:themeColor="text1" w:themeTint="A6"/>
+    </w:rPr>
+  </w:style>
+  <w:style w:type="character" w:customStyle="1" w:styleId="Heading7Char">
     <w:name w:val="Heading 7 Char"/>
     <w:basedOn w:val="DefaultParagraphFont"/>
     <w:link w:val="Heading7"/>
@@ -1348,11 +4358,11 @@
     <w:semiHidden/>
     <w:rsid w:val="00A10FD9"/>
     <w:rPr>
-      <w:rFonts w:ascii="Liberation Serif" w:cs="Liberation Serif" w:eastAsia="Liberation Serif" w:hAnsi="Liberation Serif"/>
-      <w:color w:themeColor="text1" w:themeTint="A6" w:val="595959"/>
-    </w:rPr>
-  </w:style>
-  <w:style w:customStyle="1" w:styleId="Heading8Char" w:type="character">
+      <w:rFonts w:eastAsiaTheme="majorEastAsia" w:cstheme="majorBidi"/>
+      <w:color w:val="595959" w:themeColor="text1" w:themeTint="A6"/>
+    </w:rPr>
+  </w:style>
+  <w:style w:type="character" w:customStyle="1" w:styleId="Heading8Char">
     <w:name w:val="Heading 8 Char"/>
     <w:basedOn w:val="DefaultParagraphFont"/>
     <w:link w:val="Heading8"/>
@@ -1360,13 +4370,13 @@
     <w:semiHidden/>
     <w:rsid w:val="00A10FD9"/>
     <w:rPr>
-      <w:rFonts w:ascii="Liberation Serif" w:cs="Liberation Serif" w:eastAsia="Liberation Serif" w:hAnsi="Liberation Serif"/>
+      <w:rFonts w:eastAsiaTheme="majorEastAsia" w:cstheme="majorBidi"/>
       <w:i/>
       <w:iCs/>
-      <w:color w:themeColor="text1" w:themeTint="D8" w:val="272727"/>
-    </w:rPr>
-  </w:style>
-  <w:style w:customStyle="1" w:styleId="Heading9Char" w:type="character">
+      <w:color w:val="272727" w:themeColor="text1" w:themeTint="D8"/>
+    </w:rPr>
+  </w:style>
+  <w:style w:type="character" w:customStyle="1" w:styleId="Heading9Char">
     <w:name w:val="Heading 9 Char"/>
     <w:basedOn w:val="DefaultParagraphFont"/>
     <w:link w:val="Heading9"/>
@@ -1374,36 +4384,48 @@
     <w:semiHidden/>
     <w:rsid w:val="00A10FD9"/>
     <w:rPr>
-      <w:rFonts w:ascii="Liberation Serif" w:cs="Liberation Serif" w:eastAsia="Liberation Serif" w:hAnsi="Liberation Serif"/>
-      <w:color w:themeColor="text1" w:themeTint="D8" w:val="272727"/>
-    </w:rPr>
-  </w:style>
-  <w:style w:styleId="BlockText" w:type="paragraph">
+      <w:rFonts w:eastAsiaTheme="majorEastAsia" w:cstheme="majorBidi"/>
+      <w:color w:val="272727" w:themeColor="text1" w:themeTint="D8"/>
+    </w:rPr>
+  </w:style>
+  <w:style w:type="paragraph" w:customStyle="1" w:styleId="ListItem">
+    <w:name w:val="List Item"/>
+    <w:basedOn w:val="BodyText"/>
+    <w:qFormat/>
+    <w:pPr>
+      <w:spacing w:before="0" w:after="0" w:line="644" w:lineRule="exact"/>
+      <w:ind w:left="720" w:hanging="720"/>
+    </w:pPr>
+  </w:style>
+  <w:style w:type="paragraph" w:styleId="BlockText">
     <w:name w:val="Block Text"/>
-    <w:basedOn w:val="Normal"/>
+    <w:basedOn w:val="BodyText"/>
     <w:next w:val="BodyText"/>
     <w:uiPriority w:val="9"/>
+    <w:unhideWhenUsed/>
     <w:qFormat/>
     <w:pPr>
-      <w:spacing w:after="240" w:before="0" w:line="240" w:lineRule="auto"/>
+      <w:spacing w:before="322" w:after="322" w:line="322" w:lineRule="exact"/>
       <w:ind w:firstLine="0" w:left="720" w:right="720"/>
     </w:pPr>
   </w:style>
-  <w:style w:styleId="FootnoteText" w:type="paragraph">
+  <w:style w:type="paragraph" w:styleId="FootnoteText">
     <w:name w:val="Footnote Text"/>
     <w:basedOn w:val="Normal"/>
+    <w:next w:val="FootnoteText"/>
     <w:uiPriority w:val="9"/>
+    <w:unhideWhenUsed/>
+    <w:qFormat/>
     <w:pPr>
-      <w:spacing w:after="120" w:before="0" w:line="240" w:lineRule="auto"/>
-      <w:ind w:firstLine="0"/>
+      <w:keepLines/>
+      <w:spacing w:before="0" w:after="160" w:line="322" w:lineRule="exact"/>
     </w:pPr>
     <w:rPr>
-      <w:rFonts w:ascii="Liberation Serif" w:cs="Liberation Serif" w:eastAsia="Liberation Serif" w:hAnsi="Liberation Serif"/>
       <w:sz w:val="28"/>
       <w:szCs w:val="28"/>
     </w:rPr>
   </w:style>
-  <w:style w:styleId="FootnoteBlockText" w:type="paragraph">
+  <w:style w:type="paragraph" w:styleId="FootnoteBlockText">
     <w:name w:val="Footnote Block Text"/>
     <w:basedOn w:val="FootnoteText"/>
     <w:next w:val="FootnoteText"/>
@@ -1411,38 +4433,29 @@
     <w:unhideWhenUsed/>
     <w:qFormat/>
     <w:pPr>
-      <w:spacing w:after="100" w:before="100"/>
-      <w:ind w:firstLine="0" w:left="480" w:right="480"/>
+      <w:spacing w:before="322" w:after="322"/>
+      <w:ind w:firstLine="0" w:left="720" w:right="720"/>
     </w:pPr>
   </w:style>
-  <w:style w:default="1" w:styleId="DefaultParagraphFont" w:type="character">
+  <w:style w:type="character" w:default="1" w:styleId="DefaultParagraphFont">
     <w:name w:val="Default Paragraph Font"/>
     <w:semiHidden/>
     <w:unhideWhenUsed/>
   </w:style>
-  <w:style w:default="1" w:styleId="Table" w:type="table">
+  <w:style w:type="table" w:default="1" w:styleId="Table">
     <w:name w:val="Table"/>
     <w:basedOn w:val="TableNormal"/>
-    <w:semiHidden/>
-    <w:unhideWhenUsed/>
     <w:qFormat/>
     <w:tblPr>
-      <w:tblInd w:type="dxa" w:w="0"/>
+      <w:tblInd w:w="0" w:type="dxa"/>
       <w:tblCellMar>
-        <w:top w:type="dxa" w:w="0"/>
-        <w:left w:type="dxa" w:w="108"/>
-        <w:bottom w:type="dxa" w:w="0"/>
-        <w:right w:type="dxa" w:w="108"/>
+        <w:top w:w="0" w:type="dxa"/>
+        <w:left w:w="108" w:type="dxa"/>
+        <w:bottom w:w="0" w:type="dxa"/>
+        <w:right w:w="108" w:type="dxa"/>
       </w:tblCellMar>
     </w:tblPr>
     <w:tblStylePr w:type="firstRow">
-      <w:tblPr>
-        <w:jc w:val="left"/>
-        <w:tblInd w:type="dxa" w:w="0"/>
-      </w:tblPr>
-      <w:trPr>
-        <w:jc w:val="left"/>
-      </w:trPr>
       <w:tcPr>
         <w:tcBorders>
           <w:bottom w:val="single"/>
@@ -1451,7 +4464,7 @@
       </w:tcPr>
     </w:tblStylePr>
   </w:style>
-  <w:style w:customStyle="1" w:styleId="DefinitionTerm" w:type="paragraph">
+  <w:style w:type="paragraph" w:customStyle="1" w:styleId="DefinitionTerm">
     <w:name w:val="Definition Term"/>
     <w:basedOn w:val="Normal"/>
     <w:next w:val="Definition"/>
@@ -1464,49 +4477,49 @@
       <w:b/>
     </w:rPr>
   </w:style>
-  <w:style w:customStyle="1" w:styleId="Definition" w:type="paragraph">
+  <w:style w:type="paragraph" w:customStyle="1" w:styleId="Definition">
     <w:name w:val="Definition"/>
     <w:basedOn w:val="Normal"/>
   </w:style>
-  <w:style w:styleId="Caption" w:type="paragraph">
+  <w:style w:type="paragraph" w:styleId="Caption">
     <w:name w:val="Caption"/>
     <w:basedOn w:val="Normal"/>
     <w:link w:val="BodyTextChar"/>
     <w:pPr>
-      <w:spacing w:after="120" w:before="0"/>
+      <w:spacing w:before="0" w:after="120"/>
     </w:pPr>
     <w:rPr>
       <w:i/>
     </w:rPr>
   </w:style>
-  <w:style w:customStyle="1" w:styleId="TableCaption" w:type="paragraph">
+  <w:style w:type="paragraph" w:customStyle="1" w:styleId="TableCaption">
     <w:name w:val="Table Caption"/>
     <w:basedOn w:val="Caption"/>
     <w:pPr>
       <w:keepNext/>
     </w:pPr>
   </w:style>
-  <w:style w:customStyle="1" w:styleId="ImageCaption" w:type="paragraph">
+  <w:style w:type="paragraph" w:customStyle="1" w:styleId="ImageCaption">
     <w:name w:val="Image Caption"/>
     <w:basedOn w:val="Caption"/>
   </w:style>
-  <w:style w:customStyle="1" w:styleId="Figure" w:type="paragraph">
+  <w:style w:type="paragraph" w:customStyle="1" w:styleId="Figure">
     <w:name w:val="Figure"/>
     <w:basedOn w:val="Normal"/>
   </w:style>
-  <w:style w:customStyle="1" w:styleId="CaptionedFigure" w:type="paragraph">
+  <w:style w:type="paragraph" w:customStyle="1" w:styleId="CaptionedFigure">
     <w:name w:val="Captioned Figure"/>
     <w:basedOn w:val="Figure"/>
     <w:pPr>
       <w:keepNext/>
     </w:pPr>
   </w:style>
-  <w:style w:customStyle="1" w:styleId="BodyTextChar" w:type="character">
+  <w:style w:type="character" w:customStyle="1" w:styleId="BodyTextChar">
     <w:name w:val="Body Text Char"/>
     <w:basedOn w:val="DefaultParagraphFont"/>
     <w:link w:val="BodyText"/>
   </w:style>
-  <w:style w:customStyle="1" w:styleId="VerbatimChar" w:type="character">
+  <w:style w:type="character" w:customStyle="1" w:styleId="VerbatimChar">
     <w:name w:val="Verbatim Char"/>
     <w:basedOn w:val="BodyTextChar"/>
     <w:rPr>
@@ -1514,25 +4527,25 @@
       <w:sz w:val="22"/>
     </w:rPr>
   </w:style>
-  <w:style w:customStyle="1" w:styleId="SectionNumber" w:type="character">
+  <w:style w:type="character" w:customStyle="1" w:styleId="SectionNumber">
     <w:name w:val="Section Number"/>
     <w:basedOn w:val="BodyTextChar"/>
   </w:style>
-  <w:style w:styleId="FootnoteReference" w:type="character">
+  <w:style w:type="character" w:styleId="FootnoteReference">
     <w:name w:val="Footnote Reference"/>
     <w:basedOn w:val="BodyTextChar"/>
     <w:rPr>
       <w:vertAlign w:val="superscript"/>
     </w:rPr>
   </w:style>
-  <w:style w:styleId="Hyperlink" w:type="character">
+  <w:style w:type="character" w:styleId="Hyperlink">
     <w:name w:val="Hyperlink"/>
     <w:basedOn w:val="BodyTextChar"/>
     <w:rPr>
-      <w:color w:themeColor="accent1" w:val="4F81BD"/>
-    </w:rPr>
-  </w:style>
-  <w:style w:styleId="TOCHeading" w:type="paragraph">
+      <w:color w:val="000000"/>
+    </w:rPr>
+  </w:style>
+  <w:style w:type="paragraph" w:styleId="TOCHeading">
     <w:name w:val="TOC Heading"/>
     <w:basedOn w:val="Heading1"/>
     <w:next w:val="BodyText"/>
@@ -1544,10 +4557,10 @@
       <w:outlineLvl w:val="9"/>
     </w:pPr>
     <w:rPr>
-      <w:rFonts w:ascii="Liberation Serif" w:cs="Liberation Serif" w:eastAsia="Liberation Serif" w:hAnsi="Liberation Serif"/>
+      <w:rFonts w:asciiTheme="majorHAnsi" w:eastAsiaTheme="majorEastAsia" w:hAnsiTheme="majorHAnsi" w:cstheme="majorBidi"/>
       <w:b w:val="0"/>
       <w:bCs w:val="0"/>
-      <w:color w:themeColor="accent1" w:themeShade="BF" w:val="365F91"/>
+      <w:color w:val="365F91" w:themeColor="accent1" w:themeShade="BF"/>
     </w:rPr>
   </w:style>
   <w:style w:type="paragraph" w:customStyle="1" w:styleId="SourceCode">

--- a/courts/eleventh-circuit/georgia/state/court-of-appeals/answering-brief/usage/OUTPUT-answering-brief.docx
+++ b/courts/eleventh-circuit/georgia/state/court-of-appeals/answering-brief/usage/OUTPUT-answering-brief.docx
@@ -438,6 +438,7 @@
       <w:pPr>
         <w:spacing w:before="1440" w:after="0" w:line="322" w:lineRule="exact"/>
         <w:ind w:left="4608" w:firstLine="0"/>
+        <w:jc w:val="left"/>
       </w:pPr>
       <w:r>
         <w:rPr>
@@ -465,6 +466,7 @@
       <w:pPr>
         <w:spacing w:before="0" w:after="0" w:line="322" w:lineRule="exact"/>
         <w:ind w:left="4608" w:firstLine="0"/>
+        <w:jc w:val="left"/>
       </w:pPr>
       <w:r>
         <w:rPr>
@@ -506,6 +508,7 @@
       <w:pPr>
         <w:spacing w:before="0" w:after="0" w:line="322" w:lineRule="exact"/>
         <w:ind w:left="4608" w:firstLine="0"/>
+        <w:jc w:val="left"/>
       </w:pPr>
       <w:r>
         <w:rPr>
@@ -533,6 +536,7 @@
       <w:pPr>
         <w:spacing w:before="0" w:after="0" w:line="322" w:lineRule="exact"/>
         <w:ind w:left="4608" w:firstLine="0"/>
+        <w:jc w:val="left"/>
       </w:pPr>
       <w:r>
         <w:t xml:space="preserve">HALL</w:t>
@@ -560,6 +564,7 @@
       <w:pPr>
         <w:spacing w:before="0" w:after="0" w:line="322" w:lineRule="exact"/>
         <w:ind w:left="4608" w:firstLine="0"/>
+        <w:jc w:val="left"/>
       </w:pPr>
       <w:r>
         <w:t xml:space="preserve">191</w:t>
@@ -587,6 +592,7 @@
       <w:pPr>
         <w:spacing w:before="0" w:after="0" w:line="322" w:lineRule="exact"/>
         <w:ind w:left="4608" w:firstLine="0"/>
+        <w:jc w:val="left"/>
       </w:pPr>
       <w:r>
         <w:t xml:space="preserve">Suite</w:t>
@@ -602,6 +608,7 @@
       <w:pPr>
         <w:spacing w:before="0" w:after="0" w:line="322" w:lineRule="exact"/>
         <w:ind w:left="4608" w:firstLine="0"/>
+        <w:jc w:val="left"/>
       </w:pPr>
       <w:r>
         <w:t xml:space="preserve">Atlanta,</w:t>
@@ -623,20 +630,13 @@
       <w:pPr>
         <w:spacing w:before="0" w:after="0" w:line="322" w:lineRule="exact"/>
         <w:ind w:left="4608" w:firstLine="0"/>
+        <w:jc w:val="left"/>
       </w:pPr>
       <w:r>
         <w:t xml:space="preserve">404</w:t>
-      </w:r>
-      <w:r>
         <w:noBreakHyphen/>
-      </w:r>
-      <w:r>
         <w:t xml:space="preserve">954</w:t>
-      </w:r>
-      <w:r>
         <w:noBreakHyphen/>
-      </w:r>
-      <w:r>
         <w:t xml:space="preserve">5000</w:t>
       </w:r>
     </w:p>
@@ -644,6 +644,7 @@
       <w:pPr>
         <w:spacing w:before="0" w:after="0" w:line="322" w:lineRule="exact"/>
         <w:ind w:left="4608" w:firstLine="0"/>
+        <w:jc w:val="left"/>
       </w:pPr>
       <w:r>
         <w:t xml:space="preserve">aatkinson@hallboothsmith.com</w:t>
@@ -653,6 +654,7 @@
       <w:pPr>
         <w:spacing w:before="0" w:after="0" w:line="322" w:lineRule="exact"/>
         <w:ind w:left="4608" w:firstLine="0"/>
+        <w:jc w:val="left"/>
       </w:pPr>
       <w:r>
         <w:t xml:space="preserve">bwalker@hallboothsmith.com</w:t>
@@ -662,6 +664,7 @@
       <w:pPr>
         <w:spacing w:before="0" w:after="0" w:line="322" w:lineRule="exact"/>
         <w:ind w:left="4608" w:firstLine="0"/>
+        <w:jc w:val="left"/>
       </w:pPr>
       <w:r>
         <w:t xml:space="preserve">mmcclure@hallboothsmith.com</w:t>
@@ -671,6 +674,7 @@
       <w:pPr>
         <w:spacing w:before="0" w:after="0" w:line="322" w:lineRule="exact"/>
         <w:ind w:left="4608" w:firstLine="0"/>
+        <w:jc w:val="left"/>
       </w:pPr>
       <w:r>
         <w:rPr>
@@ -711,7 +715,14 @@
     <w:p>
       <w:pPr>
         <w:pageBreakBefore/>
-        <w:spacing w:before="0" w:after="322" w:line="322" w:lineRule="exact"/>
+        <w:spacing w:before="0" w:after="0" w:line="1" w:lineRule="exact"/>
+      </w:pPr>
+    </w:p>
+    <w:p>
+      <w:pPr>
+        <w:keepNext/>
+        <w:keepLines/>
+        <w:spacing w:before="0" w:after="320" w:line="322" w:lineRule="exact"/>
         <w:ind w:left="0" w:firstLine="0"/>
         <w:jc w:val="center"/>
       </w:pPr>
@@ -1049,43 +1060,14 @@
     </w:p>
     <w:p>
       <w:pPr>
-        <w:keepLines/>
-        <w:tabs>
-          <w:tab w:val="right" w:leader="dot" w:pos="9360"/>
-        </w:tabs>
-        <w:spacing w:before="160" w:after="0" w:line="322" w:lineRule="exact"/>
-        <w:ind w:left="720" w:right="720" w:hanging="720"/>
-      </w:pPr>
-      <w:r>
-        <w:t xml:space="preserve">Certificate</w:t>
-      </w:r>
-      <w:r>
-        <w:t xml:space="preserve"> </w:t>
-      </w:r>
-      <w:r>
-        <w:t xml:space="preserve">of</w:t>
-      </w:r>
-      <w:r>
-        <w:t xml:space="preserve"> </w:t>
-      </w:r>
-      <w:r>
-        <w:t xml:space="preserve">Service</w:t>
-      </w:r>
-      <w:r>
-        <w:t xml:space="preserve">   </w:t>
-      </w:r>
-      <w:r>
-        <w:tab/>
-      </w:r>
-      <w:r>
-        <w:t xml:space="preserve">10</w:t>
-      </w:r>
+        <w:pageBreakBefore/>
+        <w:spacing w:before="0" w:after="0" w:line="1" w:lineRule="exact"/>
+      </w:pPr>
     </w:p>
     <w:p>
       <w:pPr>
         <w:keepNext/>
         <w:keepLines/>
-        <w:pageBreakBefore/>
         <w:spacing w:before="0" w:after="320" w:line="322" w:lineRule="exact"/>
         <w:ind w:left="0" w:firstLine="0"/>
         <w:jc w:val="center"/>
@@ -1142,7 +1124,7 @@
     </w:p>
     <w:p>
       <w:pPr>
-        <w:pStyle w:val="FirstParagraph"/>
+        <w:pStyle w:val="BodyText"/>
       </w:pPr>
       <w:r>
         <w:t xml:space="preserve">Plaintiff-Appellant Doris Campbell received a horrifying phone call from her mother, Carolyn Goslin, on July 9, 2017. Ms. Goslin was being attacked by her boyfriend, Clinton Taylor. V2</w:t>
@@ -1202,7 +1184,7 @@
     </w:p>
     <w:p>
       <w:pPr>
-        <w:pStyle w:val="BodyText"/>
+        <w:pStyle w:val="BodyTextNote"/>
       </w:pPr>
       <w:r>
         <w:t xml:space="preserve">Appellant later sued Mr. Taylor and his mother, Susan Taylor.</w:t>
@@ -1280,6 +1262,7 @@
         <w:keepLines/>
         <w:spacing w:before="320" w:after="240" w:line="322" w:lineRule="exact"/>
         <w:ind w:left="720" w:hanging="720"/>
+        <w:jc w:val="left"/>
       </w:pPr>
       <w:r>
         <w:rPr>
@@ -1543,12 +1526,12 @@
         <w:noBreakHyphen/>
       </w:r>
       <w:r>
-        <w:t xml:space="preserve">103–104; Appellant Br. at 14 (“[Appellant] was faced with an emergent need to protect her blind mother . . . .”).</w:t>
-      </w:r>
-    </w:p>
-    <w:p>
-      <w:pPr>
-        <w:pStyle w:val="BodyText"/>
+        <w:t xml:space="preserve">103–104; Appellant Br. at 14 (“[Appellant] was faced with an emergent need to protect her blind mother . . . .”).</w:t>
+      </w:r>
+    </w:p>
+    <w:p>
+      <w:pPr>
+        <w:pStyle w:val="BodyTextNote"/>
       </w:pPr>
       <w:r>
         <w:t xml:space="preserve">Appellant, to be sure, does not appear to disagree with this view. She instead claims the trial court erred because she never consented to Mr. Taylor attacking her.</w:t>
@@ -1563,7 +1546,7 @@
         <w:t xml:space="preserve"> </w:t>
       </w:r>
       <w:r>
-        <w:t xml:space="preserve">Appellant Br. at 13–14 (“Appellant did not consent to getting into an altercation with Mr. Taylor . . . .”). Appellant insists, for example, that she did not “[know] she would be violently attacked by Mr. Taylor. Appellant Br. at 12. And she says she did not intend to “engage with” Mr. Taylor while at Ms. Taylor’s home. Appellant Br. at 12. But consent to injury is not an element of the assumption-of-the-risk defense, and Appellant’s contrary view misconstrues the law.</w:t>
+        <w:t xml:space="preserve">Appellant Br. at 13–14 (“Appellant did not consent to getting into an altercation with Mr. Taylor . . . .”). Appellant insists, for example, that she did not “[know] she would be violently attacked by Mr. Taylor. Appellant Br. at 12. And she says she did not intend to “engage with” Mr. Taylor while at Ms. Taylor’s home. Appellant Br. at 12. But consent to injury is not an element of the assumption-of-the-risk defense, and Appellant’s contrary view misconstrues the law.</w:t>
       </w:r>
     </w:p>
     <w:p>
@@ -1724,6 +1707,7 @@
         <w:keepLines/>
         <w:spacing w:before="320" w:after="240" w:line="322" w:lineRule="exact"/>
         <w:ind w:left="720" w:hanging="720"/>
+        <w:jc w:val="left"/>
       </w:pPr>
       <w:r>
         <w:rPr>
@@ -2088,7 +2072,7 @@
     </w:p>
     <w:p>
       <w:pPr>
-        <w:pStyle w:val="BlockText"/>
+        <w:pStyle w:val="XdQuoteFirst"/>
       </w:pPr>
       <w:r>
         <w:t xml:space="preserve">[QUESTION]: At the time of the accident, did you know that Mr. Taylor was violent?</w:t>
@@ -2096,7 +2080,7 @@
     </w:p>
     <w:p>
       <w:pPr>
-        <w:pStyle w:val="BlockText"/>
+        <w:pStyle w:val="XdQuoteLast"/>
       </w:pPr>
       <w:r>
         <w:t xml:space="preserve">[APPELLANT]: Yes.</w:t>
@@ -2104,7 +2088,7 @@
     </w:p>
     <w:p>
       <w:pPr>
-        <w:pStyle w:val="FirstParagraph"/>
+        <w:pStyle w:val="BodyText"/>
       </w:pPr>
       <w:r>
         <w:t xml:space="preserve">V2</w:t>
@@ -2228,491 +2212,497 @@
         <w:t xml:space="preserve">This Court should affirm the trial court’s grant of summary judgment to Appellee.</w:t>
       </w:r>
     </w:p>
-    <w:p>
-      <w:pPr>
-        <w:keepNext/>
-        <w:keepLines/>
-        <w:spacing w:before="0" w:after="0" w:line="644" w:lineRule="exact"/>
-        <w:ind w:left="0" w:firstLine="720"/>
-      </w:pPr>
-      <w:r>
-        <w:t xml:space="preserve">This</w:t>
-      </w:r>
-      <w:r>
-        <w:t xml:space="preserve"> </w:t>
-      </w:r>
-      <w:r>
-        <w:t xml:space="preserve">submission</w:t>
-      </w:r>
-      <w:r>
-        <w:t xml:space="preserve"> </w:t>
-      </w:r>
-      <w:r>
-        <w:t xml:space="preserve">does</w:t>
-      </w:r>
-      <w:r>
-        <w:t xml:space="preserve"> </w:t>
-      </w:r>
-      <w:r>
-        <w:t xml:space="preserve">not</w:t>
-      </w:r>
-      <w:r>
-        <w:t xml:space="preserve"> </w:t>
-      </w:r>
-      <w:r>
-        <w:t xml:space="preserve">exceed</w:t>
-      </w:r>
-      <w:r>
-        <w:t xml:space="preserve"> </w:t>
-      </w:r>
-      <w:r>
-        <w:t xml:space="preserve">the</w:t>
-      </w:r>
-      <w:r>
-        <w:t xml:space="preserve"> </w:t>
-      </w:r>
-      <w:r>
-        <w:t xml:space="preserve">word</w:t>
-      </w:r>
-      <w:r>
-        <w:t xml:space="preserve"> </w:t>
-      </w:r>
-      <w:r>
-        <w:t xml:space="preserve">count</w:t>
-      </w:r>
-      <w:r>
-        <w:t xml:space="preserve"> </w:t>
-      </w:r>
-      <w:r>
-        <w:t xml:space="preserve">limit</w:t>
-      </w:r>
-      <w:r>
-        <w:t xml:space="preserve"> </w:t>
-      </w:r>
-      <w:r>
-        <w:t xml:space="preserve">imposed</w:t>
-      </w:r>
-      <w:r>
-        <w:t xml:space="preserve"> </w:t>
-      </w:r>
-      <w:r>
-        <w:t xml:space="preserve">by</w:t>
-      </w:r>
-      <w:r>
-        <w:t xml:space="preserve"> </w:t>
-      </w:r>
-      <w:r>
-        <w:t xml:space="preserve">Rule</w:t>
-      </w:r>
-      <w:r>
-        <w:t xml:space="preserve"> </w:t>
-      </w:r>
-      <w:r>
-        <w:t xml:space="preserve">24.</w:t>
-      </w:r>
-    </w:p>
-    <w:p>
-      <w:pPr>
-        <w:keepNext/>
-        <w:keepLines/>
-        <w:spacing w:before="0" w:after="0" w:line="644" w:lineRule="exact"/>
-        <w:ind w:left="0" w:firstLine="720"/>
-      </w:pPr>
-      <w:r>
-        <w:t xml:space="preserve">Respectfully</w:t>
-      </w:r>
-      <w:r>
-        <w:t xml:space="preserve"> </w:t>
-      </w:r>
-      <w:r>
-        <w:t xml:space="preserve">submitted</w:t>
-      </w:r>
-      <w:r>
-        <w:t xml:space="preserve"> </w:t>
-      </w:r>
-      <w:r>
-        <w:t xml:space="preserve">on</w:t>
-      </w:r>
-      <w:r>
-        <w:t xml:space="preserve"> </w:t>
-      </w:r>
-      <w:r>
-        <w:t xml:space="preserve">March</w:t>
-      </w:r>
-      <w:r>
-        <w:t xml:space="preserve"> </w:t>
-      </w:r>
-      <w:r>
-        <w:t xml:space="preserve">11,</w:t>
-      </w:r>
-      <w:r>
-        <w:t xml:space="preserve"> </w:t>
-      </w:r>
-      <w:r>
-        <w:t xml:space="preserve">2026.</w:t>
-      </w:r>
-    </w:p>
-    <w:p>
-      <w:pPr>
-        <w:keepNext/>
-        <w:keepLines/>
-        <w:spacing w:before="160" w:after="0" w:line="322" w:lineRule="exact"/>
-        <w:ind w:left="4608" w:firstLine="0"/>
-      </w:pPr>
-      <w:r>
-        <w:rPr>
-          <w:u w:val="single"/>
-        </w:rPr>
-        <w:t xml:space="preserve">/s/</w:t>
-      </w:r>
-      <w:r>
-        <w:rPr>
-          <w:u w:val="single"/>
-        </w:rPr>
-        <w:t xml:space="preserve"> </w:t>
-      </w:r>
-      <w:r>
-        <w:rPr>
-          <w:i/>
-          <w:iCs/>
-          <w:u w:val="single"/>
-        </w:rPr>
-        <w:t xml:space="preserve">Austin</w:t>
-      </w:r>
-      <w:r>
-        <w:rPr>
-          <w:i/>
-          <w:iCs/>
-          <w:u w:val="single"/>
-        </w:rPr>
-        <w:t xml:space="preserve"> </w:t>
-      </w:r>
-      <w:r>
-        <w:rPr>
-          <w:i/>
-          <w:iCs/>
-          <w:u w:val="single"/>
-        </w:rPr>
-        <w:t xml:space="preserve">Atkinson</w:t>
-      </w:r>
-    </w:p>
-    <w:p>
-      <w:pPr>
-        <w:keepNext/>
-        <w:keepLines/>
-        <w:spacing w:before="0" w:after="0" w:line="322" w:lineRule="exact"/>
-        <w:ind w:left="4608" w:firstLine="0"/>
-      </w:pPr>
-      <w:r>
-        <w:t xml:space="preserve">Austin</w:t>
-      </w:r>
-      <w:r>
-        <w:t xml:space="preserve"> </w:t>
-      </w:r>
-      <w:r>
-        <w:t xml:space="preserve">Atkinson</w:t>
-      </w:r>
-    </w:p>
-    <w:p>
-      <w:pPr>
-        <w:keepNext/>
-        <w:keepLines/>
-        <w:spacing w:before="0" w:after="0" w:line="322" w:lineRule="exact"/>
-        <w:ind w:left="4608" w:firstLine="0"/>
-      </w:pPr>
-      <w:r>
-        <w:t xml:space="preserve">Georgia</w:t>
-      </w:r>
-      <w:r>
-        <w:t xml:space="preserve"> </w:t>
-      </w:r>
-      <w:r>
-        <w:t xml:space="preserve">Bar</w:t>
-      </w:r>
-      <w:r>
-        <w:t xml:space="preserve"> </w:t>
-      </w:r>
-      <w:r>
-        <w:t xml:space="preserve">No.</w:t>
-      </w:r>
-      <w:r>
-        <w:t xml:space="preserve"> </w:t>
-      </w:r>
-      <w:r>
-        <w:t xml:space="preserve">935864</w:t>
-      </w:r>
-    </w:p>
-    <w:p>
-      <w:pPr>
-        <w:keepNext/>
-        <w:keepLines/>
-        <w:spacing w:before="160" w:after="0" w:line="322" w:lineRule="exact"/>
-        <w:ind w:left="4608" w:firstLine="0"/>
-      </w:pPr>
-      <w:r>
-        <w:t xml:space="preserve">M.</w:t>
-      </w:r>
-      <w:r>
-        <w:t xml:space="preserve"> </w:t>
-      </w:r>
-      <w:r>
-        <w:t xml:space="preserve">Blake</w:t>
-      </w:r>
-      <w:r>
-        <w:t xml:space="preserve"> </w:t>
-      </w:r>
-      <w:r>
-        <w:t xml:space="preserve">Walker</w:t>
-      </w:r>
-    </w:p>
-    <w:p>
-      <w:pPr>
-        <w:keepNext/>
-        <w:keepLines/>
-        <w:spacing w:before="0" w:after="0" w:line="322" w:lineRule="exact"/>
-        <w:ind w:left="4608" w:firstLine="0"/>
-      </w:pPr>
-      <w:r>
-        <w:t xml:space="preserve">Georgia</w:t>
-      </w:r>
-      <w:r>
-        <w:t xml:space="preserve"> </w:t>
-      </w:r>
-      <w:r>
-        <w:t xml:space="preserve">Bar</w:t>
-      </w:r>
-      <w:r>
-        <w:t xml:space="preserve"> </w:t>
-      </w:r>
-      <w:r>
-        <w:t xml:space="preserve">No.</w:t>
-      </w:r>
-      <w:r>
-        <w:t xml:space="preserve"> </w:t>
-      </w:r>
-      <w:r>
-        <w:t xml:space="preserve">993236</w:t>
-      </w:r>
-    </w:p>
-    <w:p>
-      <w:pPr>
-        <w:keepNext/>
-        <w:keepLines/>
-        <w:spacing w:before="0" w:after="0" w:line="322" w:lineRule="exact"/>
-        <w:ind w:left="4608" w:firstLine="0"/>
-      </w:pPr>
-      <w:r>
-        <w:t xml:space="preserve">Morgan</w:t>
-      </w:r>
-      <w:r>
-        <w:t xml:space="preserve"> </w:t>
-      </w:r>
-      <w:r>
-        <w:t xml:space="preserve">McClure</w:t>
-      </w:r>
-    </w:p>
-    <w:p>
-      <w:pPr>
-        <w:keepNext/>
-        <w:keepLines/>
-        <w:spacing w:before="0" w:after="0" w:line="322" w:lineRule="exact"/>
-        <w:ind w:left="4608" w:firstLine="0"/>
-      </w:pPr>
-      <w:r>
-        <w:t xml:space="preserve">Georgia</w:t>
-      </w:r>
-      <w:r>
-        <w:t xml:space="preserve"> </w:t>
-      </w:r>
-      <w:r>
-        <w:t xml:space="preserve">Bar</w:t>
-      </w:r>
-      <w:r>
-        <w:t xml:space="preserve"> </w:t>
-      </w:r>
-      <w:r>
-        <w:t xml:space="preserve">No.</w:t>
-      </w:r>
-      <w:r>
-        <w:t xml:space="preserve"> </w:t>
-      </w:r>
-      <w:r>
-        <w:t xml:space="preserve">884372</w:t>
-      </w:r>
-    </w:p>
-    <w:p>
-      <w:pPr>
-        <w:keepNext/>
-        <w:keepLines/>
-        <w:spacing w:before="0" w:after="0" w:line="322" w:lineRule="exact"/>
-        <w:ind w:left="4608" w:firstLine="0"/>
-      </w:pPr>
-      <w:r>
-        <w:t xml:space="preserve">HALL</w:t>
-      </w:r>
-      <w:r>
-        <w:t xml:space="preserve"> </w:t>
-      </w:r>
-      <w:r>
-        <w:t xml:space="preserve">BOOTH</w:t>
-      </w:r>
-      <w:r>
-        <w:t xml:space="preserve"> </w:t>
-      </w:r>
-      <w:r>
-        <w:t xml:space="preserve">SMITH,</w:t>
-      </w:r>
-      <w:r>
-        <w:t xml:space="preserve"> </w:t>
-      </w:r>
-      <w:r>
-        <w:t xml:space="preserve">P.C.</w:t>
-      </w:r>
-    </w:p>
-    <w:p>
-      <w:pPr>
-        <w:keepNext/>
-        <w:keepLines/>
-        <w:spacing w:before="0" w:after="0" w:line="322" w:lineRule="exact"/>
-        <w:ind w:left="4608" w:firstLine="0"/>
-      </w:pPr>
-      <w:r>
-        <w:t xml:space="preserve">191</w:t>
-      </w:r>
-      <w:r>
-        <w:t xml:space="preserve"> </w:t>
-      </w:r>
-      <w:r>
-        <w:t xml:space="preserve">Peachtree</w:t>
-      </w:r>
-      <w:r>
-        <w:t xml:space="preserve"> </w:t>
-      </w:r>
-      <w:r>
-        <w:t xml:space="preserve">St.</w:t>
-      </w:r>
-      <w:r>
-        <w:t xml:space="preserve"> </w:t>
-      </w:r>
-      <w:r>
-        <w:t xml:space="preserve">NE,</w:t>
-      </w:r>
-      <w:r>
-        <w:t xml:space="preserve"> </w:t>
-      </w:r>
-      <w:r>
-        <w:t xml:space="preserve">Suite</w:t>
-      </w:r>
-      <w:r>
-        <w:t xml:space="preserve"> </w:t>
-      </w:r>
-      <w:r>
-        <w:t xml:space="preserve">2900</w:t>
-      </w:r>
-    </w:p>
-    <w:p>
-      <w:pPr>
-        <w:keepNext/>
-        <w:keepLines/>
-        <w:spacing w:before="0" w:after="0" w:line="322" w:lineRule="exact"/>
-        <w:ind w:left="4608" w:firstLine="0"/>
-      </w:pPr>
-      <w:r>
-        <w:t xml:space="preserve">404</w:t>
-      </w:r>
-      <w:r>
-        <w:noBreakHyphen/>
-      </w:r>
-      <w:r>
-        <w:t xml:space="preserve">954</w:t>
-      </w:r>
-      <w:r>
-        <w:noBreakHyphen/>
-      </w:r>
-      <w:r>
-        <w:t xml:space="preserve">5000</w:t>
-      </w:r>
-    </w:p>
-    <w:p>
-      <w:pPr>
-        <w:keepNext/>
-        <w:keepLines/>
-        <w:spacing w:before="0" w:after="0" w:line="322" w:lineRule="exact"/>
-        <w:ind w:left="4608" w:firstLine="0"/>
-      </w:pPr>
-      <w:r>
-        <w:t xml:space="preserve">aatkinson@hallboothsmith.com</w:t>
-      </w:r>
-    </w:p>
-    <w:p>
-      <w:pPr>
-        <w:keepNext/>
-        <w:keepLines/>
-        <w:spacing w:before="0" w:after="0" w:line="322" w:lineRule="exact"/>
-        <w:ind w:left="4608" w:firstLine="0"/>
-      </w:pPr>
-      <w:r>
-        <w:t xml:space="preserve">bwalker@hallboothsmith.com</w:t>
-      </w:r>
-    </w:p>
-    <w:p>
-      <w:pPr>
-        <w:keepNext/>
-        <w:keepLines/>
-        <w:spacing w:before="0" w:after="0" w:line="322" w:lineRule="exact"/>
-        <w:ind w:left="4608" w:firstLine="0"/>
-      </w:pPr>
-      <w:r>
-        <w:t xml:space="preserve">mmcclure@hallboothsmith.com</w:t>
-      </w:r>
-    </w:p>
-    <w:p>
-      <w:pPr>
-        <w:keepLines/>
-        <w:spacing w:before="0" w:after="0" w:line="322" w:lineRule="exact"/>
-        <w:ind w:left="4608" w:firstLine="0"/>
-      </w:pPr>
-      <w:r>
-        <w:rPr>
-          <w:i/>
-          <w:iCs/>
-        </w:rPr>
-        <w:t xml:space="preserve">Counsel</w:t>
-      </w:r>
-      <w:r>
-        <w:rPr>
-          <w:i/>
-          <w:iCs/>
-        </w:rPr>
-        <w:t xml:space="preserve"> </w:t>
-      </w:r>
-      <w:r>
-        <w:rPr>
-          <w:i/>
-          <w:iCs/>
-        </w:rPr>
-        <w:t xml:space="preserve">for</w:t>
-      </w:r>
-      <w:r>
-        <w:rPr>
-          <w:i/>
-          <w:iCs/>
-        </w:rPr>
-        <w:t xml:space="preserve"> </w:t>
-      </w:r>
-      <w:r>
-        <w:rPr>
-          <w:i/>
-          <w:iCs/>
-        </w:rPr>
-        <w:t xml:space="preserve">Appellee</w:t>
-      </w:r>
-    </w:p>
-    <w:p>
-      <w:pPr>
-        <w:keepNext/>
-        <w:keepLines/>
+    <w:tbl>
+      <w:tblPr>
+        <w:tblW w:w="9360" w:type="dxa"/>
+        <w:tblLayout w:type="fixed"/>
+        <w:tblCellMar>
+          <w:top w:w="0" w:type="dxa"/>
+          <w:left w:w="0" w:type="dxa"/>
+          <w:bottom w:w="0" w:type="dxa"/>
+          <w:right w:w="0" w:type="dxa"/>
+        </w:tblCellMar>
+        <w:tblLook w:val="0000" w:firstRow="0" w:lastRow="0" w:firstColumn="0" w:lastColumn="0" w:noHBand="0" w:noVBand="0"/>
+      </w:tblPr>
+      <w:tblGrid>
+        <w:gridCol w:w="9360"/>
+      </w:tblGrid>
+      <w:tr>
+        <w:trPr>
+          <w:cantSplit/>
+        </w:trPr>
+        <w:tc>
+          <w:tcPr>
+            <w:tcW w:w="9360" w:type="dxa"/>
+          </w:tcPr>
+          <w:p>
+            <w:pPr>
+              <w:spacing w:before="0" w:after="0" w:line="644" w:lineRule="exact"/>
+              <w:ind w:left="0" w:firstLine="720"/>
+              <w:jc w:val="left"/>
+            </w:pPr>
+            <w:r>
+              <w:t xml:space="preserve">This</w:t>
+            </w:r>
+            <w:r>
+              <w:t xml:space="preserve"> </w:t>
+            </w:r>
+            <w:r>
+              <w:t xml:space="preserve">submission</w:t>
+            </w:r>
+            <w:r>
+              <w:t xml:space="preserve"> </w:t>
+            </w:r>
+            <w:r>
+              <w:t xml:space="preserve">does</w:t>
+            </w:r>
+            <w:r>
+              <w:t xml:space="preserve"> </w:t>
+            </w:r>
+            <w:r>
+              <w:t xml:space="preserve">not</w:t>
+            </w:r>
+            <w:r>
+              <w:t xml:space="preserve"> </w:t>
+            </w:r>
+            <w:r>
+              <w:t xml:space="preserve">exceed</w:t>
+            </w:r>
+            <w:r>
+              <w:t xml:space="preserve"> </w:t>
+            </w:r>
+            <w:r>
+              <w:t xml:space="preserve">the</w:t>
+            </w:r>
+            <w:r>
+              <w:t xml:space="preserve"> </w:t>
+            </w:r>
+            <w:r>
+              <w:t xml:space="preserve">word</w:t>
+            </w:r>
+            <w:r>
+              <w:t xml:space="preserve"> </w:t>
+            </w:r>
+            <w:r>
+              <w:t xml:space="preserve">count</w:t>
+            </w:r>
+            <w:r>
+              <w:t xml:space="preserve"> </w:t>
+            </w:r>
+            <w:r>
+              <w:t xml:space="preserve">limit</w:t>
+            </w:r>
+            <w:r>
+              <w:t xml:space="preserve"> </w:t>
+            </w:r>
+            <w:r>
+              <w:t xml:space="preserve">imposed</w:t>
+            </w:r>
+            <w:r>
+              <w:t xml:space="preserve"> </w:t>
+            </w:r>
+            <w:r>
+              <w:t xml:space="preserve">by</w:t>
+            </w:r>
+            <w:r>
+              <w:t xml:space="preserve"> </w:t>
+            </w:r>
+            <w:r>
+              <w:t xml:space="preserve">Rule</w:t>
+            </w:r>
+            <w:r>
+              <w:t xml:space="preserve"> </w:t>
+            </w:r>
+            <w:r>
+              <w:t xml:space="preserve">24.</w:t>
+            </w:r>
+          </w:p>
+          <w:p>
+            <w:pPr>
+              <w:spacing w:before="0" w:after="0" w:line="644" w:lineRule="exact"/>
+              <w:ind w:left="0" w:firstLine="720"/>
+              <w:jc w:val="left"/>
+            </w:pPr>
+            <w:r>
+              <w:t xml:space="preserve">Respectfully</w:t>
+            </w:r>
+            <w:r>
+              <w:t xml:space="preserve"> </w:t>
+            </w:r>
+            <w:r>
+              <w:t xml:space="preserve">submitted</w:t>
+            </w:r>
+            <w:r>
+              <w:t xml:space="preserve"> </w:t>
+            </w:r>
+            <w:r>
+              <w:t xml:space="preserve">on</w:t>
+            </w:r>
+            <w:r>
+              <w:t xml:space="preserve"> </w:t>
+            </w:r>
+            <w:r>
+              <w:t xml:space="preserve">March</w:t>
+            </w:r>
+            <w:r>
+              <w:t xml:space="preserve"> </w:t>
+            </w:r>
+            <w:r>
+              <w:t xml:space="preserve">11,</w:t>
+            </w:r>
+            <w:r>
+              <w:t xml:space="preserve"> </w:t>
+            </w:r>
+            <w:r>
+              <w:t xml:space="preserve">2026.</w:t>
+            </w:r>
+          </w:p>
+          <w:p>
+            <w:pPr>
+              <w:spacing w:before="240" w:after="0" w:line="322" w:lineRule="exact"/>
+              <w:ind w:left="4608" w:firstLine="0"/>
+              <w:jc w:val="left"/>
+            </w:pPr>
+            <w:r>
+              <w:rPr>
+                <w:u w:val="single"/>
+              </w:rPr>
+              <w:t xml:space="preserve">/s/</w:t>
+            </w:r>
+            <w:r>
+              <w:rPr>
+                <w:u w:val="single"/>
+              </w:rPr>
+              <w:t xml:space="preserve"> </w:t>
+            </w:r>
+            <w:r>
+              <w:rPr>
+                <w:i/>
+                <w:iCs/>
+                <w:u w:val="single"/>
+              </w:rPr>
+              <w:t xml:space="preserve">Austin</w:t>
+            </w:r>
+            <w:r>
+              <w:rPr>
+                <w:i/>
+                <w:iCs/>
+                <w:u w:val="single"/>
+              </w:rPr>
+              <w:t xml:space="preserve"> </w:t>
+            </w:r>
+            <w:r>
+              <w:rPr>
+                <w:i/>
+                <w:iCs/>
+                <w:u w:val="single"/>
+              </w:rPr>
+              <w:t xml:space="preserve">Atkinson</w:t>
+            </w:r>
+          </w:p>
+          <w:p>
+            <w:pPr>
+              <w:spacing w:before="0" w:after="0" w:line="322" w:lineRule="exact"/>
+              <w:ind w:left="4608" w:firstLine="0"/>
+              <w:jc w:val="left"/>
+            </w:pPr>
+            <w:r>
+              <w:t xml:space="preserve">Austin</w:t>
+            </w:r>
+            <w:r>
+              <w:t xml:space="preserve"> </w:t>
+            </w:r>
+            <w:r>
+              <w:t xml:space="preserve">Atkinson</w:t>
+            </w:r>
+          </w:p>
+          <w:p>
+            <w:pPr>
+              <w:spacing w:before="0" w:after="0" w:line="322" w:lineRule="exact"/>
+              <w:ind w:left="4608" w:firstLine="0"/>
+              <w:jc w:val="left"/>
+            </w:pPr>
+            <w:r>
+              <w:t xml:space="preserve">Georgia</w:t>
+            </w:r>
+            <w:r>
+              <w:t xml:space="preserve"> </w:t>
+            </w:r>
+            <w:r>
+              <w:t xml:space="preserve">Bar</w:t>
+            </w:r>
+            <w:r>
+              <w:t xml:space="preserve"> </w:t>
+            </w:r>
+            <w:r>
+              <w:t xml:space="preserve">No.</w:t>
+            </w:r>
+            <w:r>
+              <w:t xml:space="preserve"> </w:t>
+            </w:r>
+            <w:r>
+              <w:t xml:space="preserve">935864</w:t>
+            </w:r>
+          </w:p>
+          <w:p>
+            <w:pPr>
+              <w:spacing w:before="160" w:after="0" w:line="322" w:lineRule="exact"/>
+              <w:ind w:left="4608" w:firstLine="0"/>
+              <w:jc w:val="left"/>
+            </w:pPr>
+            <w:r>
+              <w:t xml:space="preserve">M.</w:t>
+            </w:r>
+            <w:r>
+              <w:t xml:space="preserve"> </w:t>
+            </w:r>
+            <w:r>
+              <w:t xml:space="preserve">Blake</w:t>
+            </w:r>
+            <w:r>
+              <w:t xml:space="preserve"> </w:t>
+            </w:r>
+            <w:r>
+              <w:t xml:space="preserve">Walker</w:t>
+            </w:r>
+          </w:p>
+          <w:p>
+            <w:pPr>
+              <w:spacing w:before="0" w:after="0" w:line="322" w:lineRule="exact"/>
+              <w:ind w:left="4608" w:firstLine="0"/>
+              <w:jc w:val="left"/>
+            </w:pPr>
+            <w:r>
+              <w:t xml:space="preserve">Georgia</w:t>
+            </w:r>
+            <w:r>
+              <w:t xml:space="preserve"> </w:t>
+            </w:r>
+            <w:r>
+              <w:t xml:space="preserve">Bar</w:t>
+            </w:r>
+            <w:r>
+              <w:t xml:space="preserve"> </w:t>
+            </w:r>
+            <w:r>
+              <w:t xml:space="preserve">No.</w:t>
+            </w:r>
+            <w:r>
+              <w:t xml:space="preserve"> </w:t>
+            </w:r>
+            <w:r>
+              <w:t xml:space="preserve">993236</w:t>
+            </w:r>
+          </w:p>
+          <w:p>
+            <w:pPr>
+              <w:spacing w:before="0" w:after="0" w:line="322" w:lineRule="exact"/>
+              <w:ind w:left="4608" w:firstLine="0"/>
+              <w:jc w:val="left"/>
+            </w:pPr>
+            <w:r>
+              <w:t xml:space="preserve">Morgan</w:t>
+            </w:r>
+            <w:r>
+              <w:t xml:space="preserve"> </w:t>
+            </w:r>
+            <w:r>
+              <w:t xml:space="preserve">McClure</w:t>
+            </w:r>
+          </w:p>
+          <w:p>
+            <w:pPr>
+              <w:spacing w:before="0" w:after="0" w:line="322" w:lineRule="exact"/>
+              <w:ind w:left="4608" w:firstLine="0"/>
+              <w:jc w:val="left"/>
+            </w:pPr>
+            <w:r>
+              <w:t xml:space="preserve">Georgia</w:t>
+            </w:r>
+            <w:r>
+              <w:t xml:space="preserve"> </w:t>
+            </w:r>
+            <w:r>
+              <w:t xml:space="preserve">Bar</w:t>
+            </w:r>
+            <w:r>
+              <w:t xml:space="preserve"> </w:t>
+            </w:r>
+            <w:r>
+              <w:t xml:space="preserve">No.</w:t>
+            </w:r>
+            <w:r>
+              <w:t xml:space="preserve"> </w:t>
+            </w:r>
+            <w:r>
+              <w:t xml:space="preserve">884372</w:t>
+            </w:r>
+          </w:p>
+          <w:p>
+            <w:pPr>
+              <w:spacing w:before="0" w:after="0" w:line="322" w:lineRule="exact"/>
+              <w:ind w:left="4608" w:firstLine="0"/>
+              <w:jc w:val="left"/>
+            </w:pPr>
+            <w:r>
+              <w:t xml:space="preserve">HALL</w:t>
+            </w:r>
+            <w:r>
+              <w:t xml:space="preserve"> </w:t>
+            </w:r>
+            <w:r>
+              <w:t xml:space="preserve">BOOTH</w:t>
+            </w:r>
+            <w:r>
+              <w:t xml:space="preserve"> </w:t>
+            </w:r>
+            <w:r>
+              <w:t xml:space="preserve">SMITH,</w:t>
+            </w:r>
+            <w:r>
+              <w:t xml:space="preserve"> </w:t>
+            </w:r>
+            <w:r>
+              <w:t xml:space="preserve">P.C.</w:t>
+            </w:r>
+          </w:p>
+          <w:p>
+            <w:pPr>
+              <w:spacing w:before="0" w:after="0" w:line="322" w:lineRule="exact"/>
+              <w:ind w:left="4608" w:firstLine="0"/>
+              <w:jc w:val="left"/>
+            </w:pPr>
+            <w:r>
+              <w:t xml:space="preserve">191</w:t>
+            </w:r>
+            <w:r>
+              <w:t xml:space="preserve"> </w:t>
+            </w:r>
+            <w:r>
+              <w:t xml:space="preserve">Peachtree</w:t>
+            </w:r>
+            <w:r>
+              <w:t xml:space="preserve"> </w:t>
+            </w:r>
+            <w:r>
+              <w:t xml:space="preserve">St.</w:t>
+            </w:r>
+            <w:r>
+              <w:t xml:space="preserve"> </w:t>
+            </w:r>
+            <w:r>
+              <w:t xml:space="preserve">NE,</w:t>
+            </w:r>
+            <w:r>
+              <w:t xml:space="preserve"> </w:t>
+            </w:r>
+            <w:r>
+              <w:t xml:space="preserve">Suite</w:t>
+            </w:r>
+            <w:r>
+              <w:t xml:space="preserve"> </w:t>
+            </w:r>
+            <w:r>
+              <w:t xml:space="preserve">2900</w:t>
+            </w:r>
+          </w:p>
+          <w:p>
+            <w:pPr>
+              <w:spacing w:before="0" w:after="0" w:line="322" w:lineRule="exact"/>
+              <w:ind w:left="4608" w:firstLine="0"/>
+              <w:jc w:val="left"/>
+            </w:pPr>
+            <w:r>
+              <w:t xml:space="preserve">404</w:t>
+              <w:noBreakHyphen/>
+              <w:t xml:space="preserve">954</w:t>
+              <w:noBreakHyphen/>
+              <w:t xml:space="preserve">5000</w:t>
+            </w:r>
+          </w:p>
+          <w:p>
+            <w:pPr>
+              <w:spacing w:before="0" w:after="0" w:line="322" w:lineRule="exact"/>
+              <w:ind w:left="4608" w:firstLine="0"/>
+              <w:jc w:val="left"/>
+            </w:pPr>
+            <w:r>
+              <w:t xml:space="preserve">aatkinson@hallboothsmith.com</w:t>
+            </w:r>
+          </w:p>
+          <w:p>
+            <w:pPr>
+              <w:spacing w:before="0" w:after="0" w:line="322" w:lineRule="exact"/>
+              <w:ind w:left="4608" w:firstLine="0"/>
+              <w:jc w:val="left"/>
+            </w:pPr>
+            <w:r>
+              <w:t xml:space="preserve">bwalker@hallboothsmith.com</w:t>
+            </w:r>
+          </w:p>
+          <w:p>
+            <w:pPr>
+              <w:spacing w:before="0" w:after="0" w:line="322" w:lineRule="exact"/>
+              <w:ind w:left="4608" w:firstLine="0"/>
+              <w:jc w:val="left"/>
+            </w:pPr>
+            <w:r>
+              <w:t xml:space="preserve">mmcclure@hallboothsmith.com</w:t>
+            </w:r>
+          </w:p>
+          <w:p>
+            <w:pPr>
+              <w:spacing w:before="0" w:after="0" w:line="322" w:lineRule="exact"/>
+              <w:ind w:left="4608" w:firstLine="0"/>
+              <w:jc w:val="left"/>
+            </w:pPr>
+            <w:r>
+              <w:rPr>
+                <w:i/>
+                <w:iCs/>
+              </w:rPr>
+              <w:t xml:space="preserve">Counsel</w:t>
+            </w:r>
+            <w:r>
+              <w:rPr>
+                <w:i/>
+                <w:iCs/>
+              </w:rPr>
+              <w:t xml:space="preserve"> </w:t>
+            </w:r>
+            <w:r>
+              <w:rPr>
+                <w:i/>
+                <w:iCs/>
+              </w:rPr>
+              <w:t xml:space="preserve">for</w:t>
+            </w:r>
+            <w:r>
+              <w:rPr>
+                <w:i/>
+                <w:iCs/>
+              </w:rPr>
+              <w:t xml:space="preserve"> </w:t>
+            </w:r>
+            <w:r>
+              <w:rPr>
+                <w:i/>
+                <w:iCs/>
+              </w:rPr>
+              <w:t xml:space="preserve">Appellee</w:t>
+            </w:r>
+          </w:p>
+        </w:tc>
+      </w:tr>
+    </w:tbl>
+    <w:p>
+      <w:pPr>
         <w:pageBreakBefore/>
+        <w:spacing w:before="0" w:after="0" w:line="1" w:lineRule="exact"/>
+      </w:pPr>
+    </w:p>
+    <w:p>
+      <w:pPr>
         <w:spacing w:before="0" w:after="320" w:line="322" w:lineRule="exact"/>
         <w:ind w:left="0" w:firstLine="0"/>
         <w:jc w:val="center"/>
@@ -2757,6 +2747,7 @@
       <w:pPr>
         <w:spacing w:before="0" w:after="0" w:line="644" w:lineRule="exact"/>
         <w:ind w:left="0" w:firstLine="720"/>
+        <w:jc w:val="left"/>
       </w:pPr>
       <w:r>
         <w:t xml:space="preserve">I</w:t>
@@ -3052,523 +3043,547 @@
     </w:p>
     <w:p>
       <w:pPr>
-        <w:keepNext/>
-        <w:keepLines/>
-        <w:spacing w:before="322" w:after="0" w:line="322" w:lineRule="exact"/>
-        <w:ind w:left="1440" w:firstLine="0"/>
-      </w:pPr>
-      <w:r>
-        <w:t xml:space="preserve">Jody</w:t>
-      </w:r>
-      <w:r>
-        <w:t xml:space="preserve"> </w:t>
-      </w:r>
-      <w:r>
-        <w:t xml:space="preserve">Peterman</w:t>
-      </w:r>
-    </w:p>
-    <w:p>
-      <w:pPr>
-        <w:keepNext/>
-        <w:keepLines/>
         <w:spacing w:before="0" w:after="0" w:line="322" w:lineRule="exact"/>
-        <w:ind w:left="1440" w:firstLine="0"/>
-      </w:pPr>
-      <w:r>
-        <w:t xml:space="preserve">Michael</w:t>
-      </w:r>
-      <w:r>
-        <w:t xml:space="preserve"> </w:t>
-      </w:r>
-      <w:r>
-        <w:t xml:space="preserve">Burke</w:t>
-      </w:r>
-    </w:p>
-    <w:p>
-      <w:pPr>
-        <w:keepNext/>
-        <w:keepLines/>
+      </w:pPr>
+    </w:p>
+    <w:tbl>
+      <w:tblPr>
+        <w:tblW w:w="9360" w:type="dxa"/>
+        <w:tblLayout w:type="fixed"/>
+        <w:tblCellMar>
+          <w:top w:w="0" w:type="dxa"/>
+          <w:left w:w="0" w:type="dxa"/>
+          <w:bottom w:w="0" w:type="dxa"/>
+          <w:right w:w="0" w:type="dxa"/>
+        </w:tblCellMar>
+        <w:tblLook w:val="0000" w:firstRow="0" w:lastRow="0" w:firstColumn="0" w:lastColumn="0" w:noHBand="0" w:noVBand="0"/>
+      </w:tblPr>
+      <w:tblGrid>
+        <w:gridCol w:w="9360"/>
+      </w:tblGrid>
+      <w:tr>
+        <w:trPr>
+          <w:cantSplit/>
+        </w:trPr>
+        <w:tc>
+          <w:tcPr>
+            <w:tcW w:w="9360" w:type="dxa"/>
+          </w:tcPr>
+          <w:p>
+            <w:pPr>
+              <w:spacing w:before="0" w:after="0" w:line="322" w:lineRule="exact"/>
+              <w:ind w:left="1440" w:firstLine="0"/>
+              <w:jc w:val="left"/>
+            </w:pPr>
+            <w:r>
+              <w:t xml:space="preserve">Jody</w:t>
+            </w:r>
+            <w:r>
+              <w:t xml:space="preserve"> </w:t>
+            </w:r>
+            <w:r>
+              <w:t xml:space="preserve">Peterman</w:t>
+            </w:r>
+          </w:p>
+          <w:p>
+            <w:pPr>
+              <w:spacing w:before="0" w:after="0" w:line="322" w:lineRule="exact"/>
+              <w:ind w:left="1440" w:firstLine="0"/>
+              <w:jc w:val="left"/>
+            </w:pPr>
+            <w:r>
+              <w:t xml:space="preserve">Michael</w:t>
+            </w:r>
+            <w:r>
+              <w:t xml:space="preserve"> </w:t>
+            </w:r>
+            <w:r>
+              <w:t xml:space="preserve">Burke</w:t>
+            </w:r>
+          </w:p>
+          <w:p>
+            <w:pPr>
+              <w:spacing w:before="0" w:after="0" w:line="322" w:lineRule="exact"/>
+              <w:ind w:left="1440" w:firstLine="0"/>
+              <w:jc w:val="left"/>
+            </w:pPr>
+            <w:r>
+              <w:t xml:space="preserve">Stephen</w:t>
+            </w:r>
+            <w:r>
+              <w:t xml:space="preserve"> </w:t>
+            </w:r>
+            <w:r>
+              <w:t xml:space="preserve">Delk</w:t>
+            </w:r>
+          </w:p>
+          <w:p>
+            <w:pPr>
+              <w:spacing w:before="0" w:after="0" w:line="322" w:lineRule="exact"/>
+              <w:ind w:left="1440" w:firstLine="0"/>
+              <w:jc w:val="left"/>
+            </w:pPr>
+            <w:r>
+              <w:t xml:space="preserve">304</w:t>
+            </w:r>
+            <w:r>
+              <w:t xml:space="preserve"> </w:t>
+            </w:r>
+            <w:r>
+              <w:t xml:space="preserve">N.</w:t>
+            </w:r>
+            <w:r>
+              <w:t xml:space="preserve"> </w:t>
+            </w:r>
+            <w:r>
+              <w:t xml:space="preserve">Ashley</w:t>
+            </w:r>
+            <w:r>
+              <w:t xml:space="preserve"> </w:t>
+            </w:r>
+            <w:r>
+              <w:t xml:space="preserve">Street</w:t>
+            </w:r>
+          </w:p>
+          <w:p>
+            <w:pPr>
+              <w:spacing w:before="0" w:after="0" w:line="322" w:lineRule="exact"/>
+              <w:ind w:left="1440" w:firstLine="0"/>
+              <w:jc w:val="left"/>
+            </w:pPr>
+            <w:r>
+              <w:t xml:space="preserve">Valdosta,</w:t>
+            </w:r>
+            <w:r>
+              <w:t xml:space="preserve"> </w:t>
+            </w:r>
+            <w:r>
+              <w:t xml:space="preserve">Georgia</w:t>
+            </w:r>
+            <w:r>
+              <w:t xml:space="preserve"> </w:t>
+            </w:r>
+            <w:r>
+              <w:t xml:space="preserve">31601</w:t>
+            </w:r>
+          </w:p>
+          <w:p>
+            <w:pPr>
+              <w:spacing w:before="0" w:after="0" w:line="322" w:lineRule="exact"/>
+              <w:ind w:left="1440" w:firstLine="0"/>
+              <w:jc w:val="left"/>
+            </w:pPr>
+            <w:r>
+              <w:t xml:space="preserve">229</w:t>
+              <w:noBreakHyphen/>
+              <w:t xml:space="preserve">247</w:t>
+              <w:noBreakHyphen/>
+              <w:t xml:space="preserve">0386</w:t>
+            </w:r>
+          </w:p>
+          <w:p>
+            <w:pPr>
+              <w:spacing w:before="0" w:after="0" w:line="322" w:lineRule="exact"/>
+              <w:ind w:left="1440" w:firstLine="0"/>
+              <w:jc w:val="left"/>
+            </w:pPr>
+            <w:r>
+              <w:t xml:space="preserve">petermanlawoffice@yahoo.com</w:t>
+            </w:r>
+          </w:p>
+          <w:p>
+            <w:pPr>
+              <w:spacing w:before="0" w:after="0" w:line="322" w:lineRule="exact"/>
+              <w:ind w:left="1440" w:firstLine="0"/>
+              <w:jc w:val="left"/>
+            </w:pPr>
+            <w:r>
+              <w:t xml:space="preserve">mburke.petermanlaw@gmail.com</w:t>
+            </w:r>
+          </w:p>
+          <w:p>
+            <w:pPr>
+              <w:spacing w:before="0" w:after="0" w:line="322" w:lineRule="exact"/>
+              <w:ind w:left="1440" w:firstLine="0"/>
+              <w:jc w:val="left"/>
+            </w:pPr>
+            <w:r>
+              <w:t xml:space="preserve">sddelk.petermanlaw@gmail.com</w:t>
+            </w:r>
+          </w:p>
+        </w:tc>
+      </w:tr>
+    </w:tbl>
+    <w:p>
+      <w:pPr>
         <w:spacing w:before="0" w:after="0" w:line="322" w:lineRule="exact"/>
-        <w:ind w:left="1440" w:firstLine="0"/>
-      </w:pPr>
-      <w:r>
-        <w:t xml:space="preserve">Stephen</w:t>
-      </w:r>
-      <w:r>
-        <w:t xml:space="preserve"> </w:t>
-      </w:r>
-      <w:r>
-        <w:t xml:space="preserve">Delk</w:t>
-      </w:r>
-    </w:p>
-    <w:p>
-      <w:pPr>
-        <w:keepNext/>
-        <w:keepLines/>
-        <w:spacing w:before="0" w:after="0" w:line="322" w:lineRule="exact"/>
-        <w:ind w:left="1440" w:firstLine="0"/>
-      </w:pPr>
-      <w:r>
-        <w:t xml:space="preserve">304</w:t>
-      </w:r>
-      <w:r>
-        <w:t xml:space="preserve"> </w:t>
-      </w:r>
-      <w:r>
-        <w:t xml:space="preserve">N.</w:t>
-      </w:r>
-      <w:r>
-        <w:t xml:space="preserve"> </w:t>
-      </w:r>
-      <w:r>
-        <w:t xml:space="preserve">Ashley</w:t>
-      </w:r>
-      <w:r>
-        <w:t xml:space="preserve"> </w:t>
-      </w:r>
-      <w:r>
-        <w:t xml:space="preserve">Street</w:t>
-      </w:r>
-    </w:p>
-    <w:p>
-      <w:pPr>
-        <w:keepNext/>
-        <w:keepLines/>
-        <w:spacing w:before="0" w:after="0" w:line="322" w:lineRule="exact"/>
-        <w:ind w:left="1440" w:firstLine="0"/>
-      </w:pPr>
-      <w:r>
-        <w:t xml:space="preserve">Valdosta,</w:t>
-      </w:r>
-      <w:r>
-        <w:t xml:space="preserve"> </w:t>
-      </w:r>
-      <w:r>
-        <w:t xml:space="preserve">Georgia</w:t>
-      </w:r>
-      <w:r>
-        <w:t xml:space="preserve"> </w:t>
-      </w:r>
-      <w:r>
-        <w:t xml:space="preserve">31601</w:t>
-      </w:r>
-    </w:p>
-    <w:p>
-      <w:pPr>
-        <w:keepNext/>
-        <w:keepLines/>
-        <w:spacing w:before="0" w:after="0" w:line="322" w:lineRule="exact"/>
-        <w:ind w:left="1440" w:firstLine="0"/>
-      </w:pPr>
-      <w:r>
-        <w:t xml:space="preserve">229</w:t>
-      </w:r>
-      <w:r>
-        <w:noBreakHyphen/>
-      </w:r>
-      <w:r>
-        <w:t xml:space="preserve">247</w:t>
-      </w:r>
-      <w:r>
-        <w:noBreakHyphen/>
-      </w:r>
-      <w:r>
-        <w:t xml:space="preserve">0386</w:t>
-      </w:r>
-    </w:p>
-    <w:p>
-      <w:pPr>
-        <w:keepNext/>
-        <w:keepLines/>
-        <w:spacing w:before="0" w:after="0" w:line="322" w:lineRule="exact"/>
-        <w:ind w:left="1440" w:firstLine="0"/>
-      </w:pPr>
-      <w:r>
-        <w:t xml:space="preserve">petermanlawoffice@yahoo.com</w:t>
-      </w:r>
-    </w:p>
-    <w:p>
-      <w:pPr>
-        <w:keepNext/>
-        <w:keepLines/>
-        <w:spacing w:before="0" w:after="0" w:line="322" w:lineRule="exact"/>
-        <w:ind w:left="1440" w:firstLine="0"/>
-      </w:pPr>
-      <w:r>
-        <w:t xml:space="preserve">mburke.petermanlaw@gmail.com</w:t>
-      </w:r>
-    </w:p>
-    <w:p>
-      <w:pPr>
-        <w:keepLines/>
-        <w:spacing w:before="0" w:after="322" w:line="322" w:lineRule="exact"/>
-        <w:ind w:left="1440" w:firstLine="0"/>
-      </w:pPr>
-      <w:r>
-        <w:t xml:space="preserve">sddelk.petermanlaw@gmail.com</w:t>
-      </w:r>
-    </w:p>
-    <w:p>
-      <w:pPr>
-        <w:keepNext/>
-        <w:keepLines/>
-        <w:spacing w:before="160" w:after="0" w:line="322" w:lineRule="exact"/>
-        <w:ind w:left="4608" w:firstLine="0"/>
-      </w:pPr>
-      <w:r>
-        <w:rPr>
-          <w:u w:val="single"/>
-        </w:rPr>
-        <w:t xml:space="preserve">/s/</w:t>
-      </w:r>
-      <w:r>
-        <w:rPr>
-          <w:u w:val="single"/>
-        </w:rPr>
-        <w:t xml:space="preserve"> </w:t>
-      </w:r>
-      <w:r>
-        <w:rPr>
-          <w:i/>
-          <w:iCs/>
-          <w:u w:val="single"/>
-        </w:rPr>
-        <w:t xml:space="preserve">Austin</w:t>
-      </w:r>
-      <w:r>
-        <w:rPr>
-          <w:i/>
-          <w:iCs/>
-          <w:u w:val="single"/>
-        </w:rPr>
-        <w:t xml:space="preserve"> </w:t>
-      </w:r>
-      <w:r>
-        <w:rPr>
-          <w:i/>
-          <w:iCs/>
-          <w:u w:val="single"/>
-        </w:rPr>
-        <w:t xml:space="preserve">Atkinson</w:t>
-      </w:r>
-    </w:p>
-    <w:p>
-      <w:pPr>
-        <w:keepNext/>
-        <w:keepLines/>
-        <w:spacing w:before="0" w:after="0" w:line="322" w:lineRule="exact"/>
-        <w:ind w:left="4608" w:firstLine="0"/>
-      </w:pPr>
-      <w:r>
-        <w:t xml:space="preserve">Austin</w:t>
-      </w:r>
-      <w:r>
-        <w:t xml:space="preserve"> </w:t>
-      </w:r>
-      <w:r>
-        <w:t xml:space="preserve">Atkinson</w:t>
-      </w:r>
-    </w:p>
-    <w:p>
-      <w:pPr>
-        <w:keepNext/>
-        <w:keepLines/>
-        <w:spacing w:before="0" w:after="0" w:line="322" w:lineRule="exact"/>
-        <w:ind w:left="4608" w:firstLine="0"/>
-      </w:pPr>
-      <w:r>
-        <w:t xml:space="preserve">Georgia</w:t>
-      </w:r>
-      <w:r>
-        <w:t xml:space="preserve"> </w:t>
-      </w:r>
-      <w:r>
-        <w:t xml:space="preserve">Bar</w:t>
-      </w:r>
-      <w:r>
-        <w:t xml:space="preserve"> </w:t>
-      </w:r>
-      <w:r>
-        <w:t xml:space="preserve">No.</w:t>
-      </w:r>
-      <w:r>
-        <w:t xml:space="preserve"> </w:t>
-      </w:r>
-      <w:r>
-        <w:t xml:space="preserve">935864</w:t>
-      </w:r>
-    </w:p>
-    <w:p>
-      <w:pPr>
-        <w:keepNext/>
-        <w:keepLines/>
-        <w:spacing w:before="160" w:after="0" w:line="322" w:lineRule="exact"/>
-        <w:ind w:left="4608" w:firstLine="0"/>
-      </w:pPr>
-      <w:r>
-        <w:t xml:space="preserve">M.</w:t>
-      </w:r>
-      <w:r>
-        <w:t xml:space="preserve"> </w:t>
-      </w:r>
-      <w:r>
-        <w:t xml:space="preserve">Blake</w:t>
-      </w:r>
-      <w:r>
-        <w:t xml:space="preserve"> </w:t>
-      </w:r>
-      <w:r>
-        <w:t xml:space="preserve">Walker</w:t>
-      </w:r>
-    </w:p>
-    <w:p>
-      <w:pPr>
-        <w:keepNext/>
-        <w:keepLines/>
-        <w:spacing w:before="0" w:after="0" w:line="322" w:lineRule="exact"/>
-        <w:ind w:left="4608" w:firstLine="0"/>
-      </w:pPr>
-      <w:r>
-        <w:t xml:space="preserve">Georgia</w:t>
-      </w:r>
-      <w:r>
-        <w:t xml:space="preserve"> </w:t>
-      </w:r>
-      <w:r>
-        <w:t xml:space="preserve">Bar</w:t>
-      </w:r>
-      <w:r>
-        <w:t xml:space="preserve"> </w:t>
-      </w:r>
-      <w:r>
-        <w:t xml:space="preserve">No.</w:t>
-      </w:r>
-      <w:r>
-        <w:t xml:space="preserve"> </w:t>
-      </w:r>
-      <w:r>
-        <w:t xml:space="preserve">993236</w:t>
-      </w:r>
-    </w:p>
-    <w:p>
-      <w:pPr>
-        <w:keepNext/>
-        <w:keepLines/>
-        <w:spacing w:before="0" w:after="0" w:line="322" w:lineRule="exact"/>
-        <w:ind w:left="4608" w:firstLine="0"/>
-      </w:pPr>
-      <w:r>
-        <w:t xml:space="preserve">Morgan</w:t>
-      </w:r>
-      <w:r>
-        <w:t xml:space="preserve"> </w:t>
-      </w:r>
-      <w:r>
-        <w:t xml:space="preserve">McClure</w:t>
-      </w:r>
-    </w:p>
-    <w:p>
-      <w:pPr>
-        <w:keepNext/>
-        <w:keepLines/>
-        <w:spacing w:before="0" w:after="0" w:line="322" w:lineRule="exact"/>
-        <w:ind w:left="4608" w:firstLine="0"/>
-      </w:pPr>
-      <w:r>
-        <w:t xml:space="preserve">Georgia</w:t>
-      </w:r>
-      <w:r>
-        <w:t xml:space="preserve"> </w:t>
-      </w:r>
-      <w:r>
-        <w:t xml:space="preserve">Bar</w:t>
-      </w:r>
-      <w:r>
-        <w:t xml:space="preserve"> </w:t>
-      </w:r>
-      <w:r>
-        <w:t xml:space="preserve">No.</w:t>
-      </w:r>
-      <w:r>
-        <w:t xml:space="preserve"> </w:t>
-      </w:r>
-      <w:r>
-        <w:t xml:space="preserve">884372</w:t>
-      </w:r>
-    </w:p>
-    <w:p>
-      <w:pPr>
-        <w:keepNext/>
-        <w:keepLines/>
-        <w:spacing w:before="0" w:after="0" w:line="322" w:lineRule="exact"/>
-        <w:ind w:left="4608" w:firstLine="0"/>
-      </w:pPr>
-      <w:r>
-        <w:t xml:space="preserve">HALL</w:t>
-      </w:r>
-      <w:r>
-        <w:t xml:space="preserve"> </w:t>
-      </w:r>
-      <w:r>
-        <w:t xml:space="preserve">BOOTH</w:t>
-      </w:r>
-      <w:r>
-        <w:t xml:space="preserve"> </w:t>
-      </w:r>
-      <w:r>
-        <w:t xml:space="preserve">SMITH,</w:t>
-      </w:r>
-      <w:r>
-        <w:t xml:space="preserve"> </w:t>
-      </w:r>
-      <w:r>
-        <w:t xml:space="preserve">P.C.</w:t>
-      </w:r>
-    </w:p>
-    <w:p>
-      <w:pPr>
-        <w:keepNext/>
-        <w:keepLines/>
-        <w:spacing w:before="0" w:after="0" w:line="322" w:lineRule="exact"/>
-        <w:ind w:left="4608" w:firstLine="0"/>
-      </w:pPr>
-      <w:r>
-        <w:t xml:space="preserve">191</w:t>
-      </w:r>
-      <w:r>
-        <w:t xml:space="preserve"> </w:t>
-      </w:r>
-      <w:r>
-        <w:t xml:space="preserve">Peachtree</w:t>
-      </w:r>
-      <w:r>
-        <w:t xml:space="preserve"> </w:t>
-      </w:r>
-      <w:r>
-        <w:t xml:space="preserve">St.</w:t>
-      </w:r>
-      <w:r>
-        <w:t xml:space="preserve"> </w:t>
-      </w:r>
-      <w:r>
-        <w:t xml:space="preserve">NE,</w:t>
-      </w:r>
-      <w:r>
-        <w:t xml:space="preserve"> </w:t>
-      </w:r>
-      <w:r>
-        <w:t xml:space="preserve">Suite</w:t>
-      </w:r>
-      <w:r>
-        <w:t xml:space="preserve"> </w:t>
-      </w:r>
-      <w:r>
-        <w:t xml:space="preserve">2900</w:t>
-      </w:r>
-    </w:p>
-    <w:p>
-      <w:pPr>
-        <w:keepNext/>
-        <w:keepLines/>
-        <w:spacing w:before="0" w:after="0" w:line="322" w:lineRule="exact"/>
-        <w:ind w:left="4608" w:firstLine="0"/>
-      </w:pPr>
-      <w:r>
-        <w:t xml:space="preserve">404</w:t>
-      </w:r>
-      <w:r>
-        <w:noBreakHyphen/>
-      </w:r>
-      <w:r>
-        <w:t xml:space="preserve">954</w:t>
-      </w:r>
-      <w:r>
-        <w:noBreakHyphen/>
-      </w:r>
-      <w:r>
-        <w:t xml:space="preserve">5000</w:t>
-      </w:r>
-    </w:p>
-    <w:p>
-      <w:pPr>
-        <w:keepNext/>
-        <w:keepLines/>
-        <w:spacing w:before="0" w:after="0" w:line="322" w:lineRule="exact"/>
-        <w:ind w:left="4608" w:firstLine="0"/>
-      </w:pPr>
-      <w:r>
-        <w:t xml:space="preserve">aatkinson@hallboothsmith.com</w:t>
-      </w:r>
-    </w:p>
-    <w:p>
-      <w:pPr>
-        <w:keepNext/>
-        <w:keepLines/>
-        <w:spacing w:before="0" w:after="0" w:line="322" w:lineRule="exact"/>
-        <w:ind w:left="4608" w:firstLine="0"/>
-      </w:pPr>
-      <w:r>
-        <w:t xml:space="preserve">bwalker@hallboothsmith.com</w:t>
-      </w:r>
-    </w:p>
-    <w:p>
-      <w:pPr>
-        <w:keepNext/>
-        <w:keepLines/>
-        <w:spacing w:before="0" w:after="0" w:line="322" w:lineRule="exact"/>
-        <w:ind w:left="4608" w:firstLine="0"/>
-      </w:pPr>
-      <w:r>
-        <w:t xml:space="preserve">mmcclure@hallboothsmith.com</w:t>
-      </w:r>
-    </w:p>
-    <w:p>
-      <w:pPr>
-        <w:keepLines/>
-        <w:spacing w:before="0" w:after="0" w:line="322" w:lineRule="exact"/>
-        <w:ind w:left="4608" w:firstLine="0"/>
-      </w:pPr>
-      <w:r>
-        <w:rPr>
-          <w:i/>
-          <w:iCs/>
-        </w:rPr>
-        <w:t xml:space="preserve">Counsel</w:t>
-      </w:r>
-      <w:r>
-        <w:rPr>
-          <w:i/>
-          <w:iCs/>
-        </w:rPr>
-        <w:t xml:space="preserve"> </w:t>
-      </w:r>
-      <w:r>
-        <w:rPr>
-          <w:i/>
-          <w:iCs/>
-        </w:rPr>
-        <w:t xml:space="preserve">for</w:t>
-      </w:r>
-      <w:r>
-        <w:rPr>
-          <w:i/>
-          <w:iCs/>
-        </w:rPr>
-        <w:t xml:space="preserve"> </w:t>
-      </w:r>
-      <w:r>
-        <w:rPr>
-          <w:i/>
-          <w:iCs/>
-        </w:rPr>
-        <w:t xml:space="preserve">Appellee</w:t>
-      </w:r>
-    </w:p>
+      </w:pPr>
+    </w:p>
+    <w:tbl>
+      <w:tblPr>
+        <w:tblW w:w="9360" w:type="dxa"/>
+        <w:tblLayout w:type="fixed"/>
+        <w:tblCellMar>
+          <w:top w:w="0" w:type="dxa"/>
+          <w:left w:w="0" w:type="dxa"/>
+          <w:bottom w:w="0" w:type="dxa"/>
+          <w:right w:w="0" w:type="dxa"/>
+        </w:tblCellMar>
+        <w:tblLook w:val="0000" w:firstRow="0" w:lastRow="0" w:firstColumn="0" w:lastColumn="0" w:noHBand="0" w:noVBand="0"/>
+      </w:tblPr>
+      <w:tblGrid>
+        <w:gridCol w:w="9360"/>
+      </w:tblGrid>
+      <w:tr>
+        <w:trPr>
+          <w:cantSplit/>
+        </w:trPr>
+        <w:tc>
+          <w:tcPr>
+            <w:tcW w:w="9360" w:type="dxa"/>
+          </w:tcPr>
+          <w:p>
+            <w:pPr>
+              <w:spacing w:before="240" w:after="0" w:line="322" w:lineRule="exact"/>
+              <w:ind w:left="4608" w:firstLine="0"/>
+              <w:jc w:val="left"/>
+            </w:pPr>
+            <w:r>
+              <w:rPr>
+                <w:u w:val="single"/>
+              </w:rPr>
+              <w:t xml:space="preserve">/s/</w:t>
+            </w:r>
+            <w:r>
+              <w:rPr>
+                <w:u w:val="single"/>
+              </w:rPr>
+              <w:t xml:space="preserve"> </w:t>
+            </w:r>
+            <w:r>
+              <w:rPr>
+                <w:i/>
+                <w:iCs/>
+                <w:u w:val="single"/>
+              </w:rPr>
+              <w:t xml:space="preserve">Austin</w:t>
+            </w:r>
+            <w:r>
+              <w:rPr>
+                <w:i/>
+                <w:iCs/>
+                <w:u w:val="single"/>
+              </w:rPr>
+              <w:t xml:space="preserve"> </w:t>
+            </w:r>
+            <w:r>
+              <w:rPr>
+                <w:i/>
+                <w:iCs/>
+                <w:u w:val="single"/>
+              </w:rPr>
+              <w:t xml:space="preserve">Atkinson</w:t>
+            </w:r>
+          </w:p>
+          <w:p>
+            <w:pPr>
+              <w:spacing w:before="0" w:after="0" w:line="322" w:lineRule="exact"/>
+              <w:ind w:left="4608" w:firstLine="0"/>
+              <w:jc w:val="left"/>
+            </w:pPr>
+            <w:r>
+              <w:t xml:space="preserve">Austin</w:t>
+            </w:r>
+            <w:r>
+              <w:t xml:space="preserve"> </w:t>
+            </w:r>
+            <w:r>
+              <w:t xml:space="preserve">Atkinson</w:t>
+            </w:r>
+          </w:p>
+          <w:p>
+            <w:pPr>
+              <w:spacing w:before="0" w:after="0" w:line="322" w:lineRule="exact"/>
+              <w:ind w:left="4608" w:firstLine="0"/>
+              <w:jc w:val="left"/>
+            </w:pPr>
+            <w:r>
+              <w:t xml:space="preserve">Georgia</w:t>
+            </w:r>
+            <w:r>
+              <w:t xml:space="preserve"> </w:t>
+            </w:r>
+            <w:r>
+              <w:t xml:space="preserve">Bar</w:t>
+            </w:r>
+            <w:r>
+              <w:t xml:space="preserve"> </w:t>
+            </w:r>
+            <w:r>
+              <w:t xml:space="preserve">No.</w:t>
+            </w:r>
+            <w:r>
+              <w:t xml:space="preserve"> </w:t>
+            </w:r>
+            <w:r>
+              <w:t xml:space="preserve">935864</w:t>
+            </w:r>
+          </w:p>
+          <w:p>
+            <w:pPr>
+              <w:spacing w:before="160" w:after="0" w:line="322" w:lineRule="exact"/>
+              <w:ind w:left="4608" w:firstLine="0"/>
+              <w:jc w:val="left"/>
+            </w:pPr>
+            <w:r>
+              <w:t xml:space="preserve">M.</w:t>
+            </w:r>
+            <w:r>
+              <w:t xml:space="preserve"> </w:t>
+            </w:r>
+            <w:r>
+              <w:t xml:space="preserve">Blake</w:t>
+            </w:r>
+            <w:r>
+              <w:t xml:space="preserve"> </w:t>
+            </w:r>
+            <w:r>
+              <w:t xml:space="preserve">Walker</w:t>
+            </w:r>
+          </w:p>
+          <w:p>
+            <w:pPr>
+              <w:spacing w:before="0" w:after="0" w:line="322" w:lineRule="exact"/>
+              <w:ind w:left="4608" w:firstLine="0"/>
+              <w:jc w:val="left"/>
+            </w:pPr>
+            <w:r>
+              <w:t xml:space="preserve">Georgia</w:t>
+            </w:r>
+            <w:r>
+              <w:t xml:space="preserve"> </w:t>
+            </w:r>
+            <w:r>
+              <w:t xml:space="preserve">Bar</w:t>
+            </w:r>
+            <w:r>
+              <w:t xml:space="preserve"> </w:t>
+            </w:r>
+            <w:r>
+              <w:t xml:space="preserve">No.</w:t>
+            </w:r>
+            <w:r>
+              <w:t xml:space="preserve"> </w:t>
+            </w:r>
+            <w:r>
+              <w:t xml:space="preserve">993236</w:t>
+            </w:r>
+          </w:p>
+          <w:p>
+            <w:pPr>
+              <w:spacing w:before="0" w:after="0" w:line="322" w:lineRule="exact"/>
+              <w:ind w:left="4608" w:firstLine="0"/>
+              <w:jc w:val="left"/>
+            </w:pPr>
+            <w:r>
+              <w:t xml:space="preserve">Morgan</w:t>
+            </w:r>
+            <w:r>
+              <w:t xml:space="preserve"> </w:t>
+            </w:r>
+            <w:r>
+              <w:t xml:space="preserve">McClure</w:t>
+            </w:r>
+          </w:p>
+          <w:p>
+            <w:pPr>
+              <w:spacing w:before="0" w:after="0" w:line="322" w:lineRule="exact"/>
+              <w:ind w:left="4608" w:firstLine="0"/>
+              <w:jc w:val="left"/>
+            </w:pPr>
+            <w:r>
+              <w:t xml:space="preserve">Georgia</w:t>
+            </w:r>
+            <w:r>
+              <w:t xml:space="preserve"> </w:t>
+            </w:r>
+            <w:r>
+              <w:t xml:space="preserve">Bar</w:t>
+            </w:r>
+            <w:r>
+              <w:t xml:space="preserve"> </w:t>
+            </w:r>
+            <w:r>
+              <w:t xml:space="preserve">No.</w:t>
+            </w:r>
+            <w:r>
+              <w:t xml:space="preserve"> </w:t>
+            </w:r>
+            <w:r>
+              <w:t xml:space="preserve">884372</w:t>
+            </w:r>
+          </w:p>
+          <w:p>
+            <w:pPr>
+              <w:spacing w:before="0" w:after="0" w:line="322" w:lineRule="exact"/>
+              <w:ind w:left="4608" w:firstLine="0"/>
+              <w:jc w:val="left"/>
+            </w:pPr>
+            <w:r>
+              <w:t xml:space="preserve">HALL</w:t>
+            </w:r>
+            <w:r>
+              <w:t xml:space="preserve"> </w:t>
+            </w:r>
+            <w:r>
+              <w:t xml:space="preserve">BOOTH</w:t>
+            </w:r>
+            <w:r>
+              <w:t xml:space="preserve"> </w:t>
+            </w:r>
+            <w:r>
+              <w:t xml:space="preserve">SMITH,</w:t>
+            </w:r>
+            <w:r>
+              <w:t xml:space="preserve"> </w:t>
+            </w:r>
+            <w:r>
+              <w:t xml:space="preserve">P.C.</w:t>
+            </w:r>
+          </w:p>
+          <w:p>
+            <w:pPr>
+              <w:spacing w:before="0" w:after="0" w:line="322" w:lineRule="exact"/>
+              <w:ind w:left="4608" w:firstLine="0"/>
+              <w:jc w:val="left"/>
+            </w:pPr>
+            <w:r>
+              <w:t xml:space="preserve">191</w:t>
+            </w:r>
+            <w:r>
+              <w:t xml:space="preserve"> </w:t>
+            </w:r>
+            <w:r>
+              <w:t xml:space="preserve">Peachtree</w:t>
+            </w:r>
+            <w:r>
+              <w:t xml:space="preserve"> </w:t>
+            </w:r>
+            <w:r>
+              <w:t xml:space="preserve">St.</w:t>
+            </w:r>
+            <w:r>
+              <w:t xml:space="preserve"> </w:t>
+            </w:r>
+            <w:r>
+              <w:t xml:space="preserve">NE,</w:t>
+            </w:r>
+            <w:r>
+              <w:t xml:space="preserve"> </w:t>
+            </w:r>
+            <w:r>
+              <w:t xml:space="preserve">Suite</w:t>
+            </w:r>
+            <w:r>
+              <w:t xml:space="preserve"> </w:t>
+            </w:r>
+            <w:r>
+              <w:t xml:space="preserve">2900</w:t>
+            </w:r>
+          </w:p>
+          <w:p>
+            <w:pPr>
+              <w:spacing w:before="0" w:after="0" w:line="322" w:lineRule="exact"/>
+              <w:ind w:left="4608" w:firstLine="0"/>
+              <w:jc w:val="left"/>
+            </w:pPr>
+            <w:r>
+              <w:t xml:space="preserve">404</w:t>
+              <w:noBreakHyphen/>
+              <w:t xml:space="preserve">954</w:t>
+              <w:noBreakHyphen/>
+              <w:t xml:space="preserve">5000</w:t>
+            </w:r>
+          </w:p>
+          <w:p>
+            <w:pPr>
+              <w:spacing w:before="0" w:after="0" w:line="322" w:lineRule="exact"/>
+              <w:ind w:left="4608" w:firstLine="0"/>
+              <w:jc w:val="left"/>
+            </w:pPr>
+            <w:r>
+              <w:t xml:space="preserve">aatkinson@hallboothsmith.com</w:t>
+            </w:r>
+          </w:p>
+          <w:p>
+            <w:pPr>
+              <w:spacing w:before="0" w:after="0" w:line="322" w:lineRule="exact"/>
+              <w:ind w:left="4608" w:firstLine="0"/>
+              <w:jc w:val="left"/>
+            </w:pPr>
+            <w:r>
+              <w:t xml:space="preserve">bwalker@hallboothsmith.com</w:t>
+            </w:r>
+          </w:p>
+          <w:p>
+            <w:pPr>
+              <w:spacing w:before="0" w:after="0" w:line="322" w:lineRule="exact"/>
+              <w:ind w:left="4608" w:firstLine="0"/>
+              <w:jc w:val="left"/>
+            </w:pPr>
+            <w:r>
+              <w:t xml:space="preserve">mmcclure@hallboothsmith.com</w:t>
+            </w:r>
+          </w:p>
+          <w:p>
+            <w:pPr>
+              <w:spacing w:before="0" w:after="0" w:line="322" w:lineRule="exact"/>
+              <w:ind w:left="4608" w:firstLine="0"/>
+              <w:jc w:val="left"/>
+            </w:pPr>
+            <w:r>
+              <w:rPr>
+                <w:i/>
+                <w:iCs/>
+              </w:rPr>
+              <w:t xml:space="preserve">Counsel</w:t>
+            </w:r>
+            <w:r>
+              <w:rPr>
+                <w:i/>
+                <w:iCs/>
+              </w:rPr>
+              <w:t xml:space="preserve"> </w:t>
+            </w:r>
+            <w:r>
+              <w:rPr>
+                <w:i/>
+                <w:iCs/>
+              </w:rPr>
+              <w:t xml:space="preserve">for</w:t>
+            </w:r>
+            <w:r>
+              <w:rPr>
+                <w:i/>
+                <w:iCs/>
+              </w:rPr>
+              <w:t xml:space="preserve"> </w:t>
+            </w:r>
+            <w:r>
+              <w:rPr>
+                <w:i/>
+                <w:iCs/>
+              </w:rPr>
+              <w:t xml:space="preserve">Appellee</w:t>
+            </w:r>
+          </w:p>
+        </w:tc>
+      </w:tr>
+    </w:tbl>
     <w:sectPr>
-      <w:footerReference w:type="default" r:id="rIdGaFtr"/>
+      <w:footerReference w:type="default" r:id="rIdXdPage"/>
       <w:pgSz w:w="12240" w:h="15840"/>
-      <w:pgMar w:top="1440" w:right="1440" w:bottom="1440" w:left="1440" w:header="720" w:footer="720" w:gutter="0"/>
-      <w:pgNumType w:fmt="decimal" w:start="1"/>
+      <w:pgMar w:top="1440" w:right="1440" w:bottom="1440" w:left="1440" w:header="720" w:footer="686" w:gutter="0"/>
     </w:sectPr>
   </w:body>
 </w:document>
@@ -3582,6 +3597,7 @@
 <w:ftr xmlns:w="http://schemas.openxmlformats.org/wordprocessingml/2006/main" xmlns:r="http://schemas.openxmlformats.org/officeDocument/2006/relationships">
   <w:p>
     <w:pPr>
+      <w:spacing w:before="0" w:after="0" w:line="322" w:lineRule="exact"/>
       <w:jc w:val="center"/>
     </w:pPr>
     <w:r>
@@ -3737,7 +3753,6 @@
   <w:p>
     <w:pPr>
       <w:spacing w:before="0" w:after="0" w:line="322" w:lineRule="exact"/>
-      <w:ind w:firstLine="0"/>
       <w:jc w:val="center"/>
     </w:pPr>
     <w:r>
@@ -3755,6 +3770,17 @@
     <w:r>
       <w:fldChar w:fldCharType="end"/>
     </w:r>
+  </w:p>
+</w:ftr>
+</file>
+
+<file path=word/ftr-own2.xml><?xml version="1.0" encoding="utf-8"?>
+<w:ftr xmlns:w="http://schemas.openxmlformats.org/wordprocessingml/2006/main" xmlns:r="http://schemas.openxmlformats.org/officeDocument/2006/relationships">
+  <w:p>
+    <w:pPr>
+      <w:spacing w:before="0" w:after="0" w:line="322" w:lineRule="exact"/>
+      <w:jc w:val="center"/>
+    </w:pPr>
   </w:p>
 </w:ftr>
 </file>
@@ -4405,7 +4431,7 @@
     <w:unhideWhenUsed/>
     <w:qFormat/>
     <w:pPr>
-      <w:spacing w:before="322" w:after="322" w:line="322" w:lineRule="exact"/>
+      <w:spacing w:before="280" w:after="280" w:line="322" w:lineRule="exact"/>
       <w:ind w:firstLine="0" w:left="720" w:right="720"/>
     </w:pPr>
   </w:style>
@@ -4417,7 +4443,6 @@
     <w:unhideWhenUsed/>
     <w:qFormat/>
     <w:pPr>
-      <w:keepLines/>
       <w:spacing w:before="0" w:after="160" w:line="322" w:lineRule="exact"/>
     </w:pPr>
     <w:rPr>
@@ -4433,7 +4458,7 @@
     <w:unhideWhenUsed/>
     <w:qFormat/>
     <w:pPr>
-      <w:spacing w:before="322" w:after="322"/>
+      <w:spacing w:before="280" w:after="280"/>
       <w:ind w:firstLine="0" w:left="720" w:right="720"/>
     </w:pPr>
   </w:style>
@@ -4562,6 +4587,123 @@
       <w:bCs w:val="0"/>
       <w:color w:val="365F91" w:themeColor="accent1" w:themeShade="BF"/>
     </w:rPr>
+  </w:style>
+  <w:style w:type="paragraph" w:customStyle="1" w:styleId="BodyTextNote">
+    <w:name w:val="Body Text Note"/>
+    <w:basedOn w:val="BodyText"/>
+    <w:qFormat/>
+    <w:pPr>
+      <w:widowControl w:val="0"/>
+    </w:pPr>
+  </w:style>
+  <w:style w:type="paragraph" w:customStyle="1" w:styleId="XdQuote">
+    <w:name w:val="Xd Quote"/>
+    <w:basedOn w:val="Normal"/>
+    <w:qFormat/>
+    <w:pPr>
+      <w:spacing w:before="322" w:after="322" w:line="322" w:lineRule="exact"/>
+      <w:ind w:left="720" w:right="720" w:firstLine="0"/>
+    </w:pPr>
+  </w:style>
+  <w:style w:type="paragraph" w:customStyle="1" w:styleId="XdQuoteFirst">
+    <w:name w:val="Xd Quote First"/>
+    <w:basedOn w:val="Normal"/>
+    <w:qFormat/>
+    <w:pPr>
+      <w:spacing w:before="322" w:after="322" w:line="322" w:lineRule="exact"/>
+      <w:ind w:left="720" w:right="720" w:firstLine="0"/>
+    </w:pPr>
+  </w:style>
+  <w:style w:type="paragraph" w:customStyle="1" w:styleId="XdQuoteLast">
+    <w:name w:val="Xd Quote Last"/>
+    <w:basedOn w:val="Normal"/>
+    <w:qFormat/>
+    <w:pPr>
+      <w:spacing w:before="322" w:after="322" w:line="322" w:lineRule="exact"/>
+      <w:ind w:left="720" w:right="720" w:firstLine="0"/>
+    </w:pPr>
+  </w:style>
+  <w:style w:type="paragraph" w:customStyle="1" w:styleId="XdQuoteOnly">
+    <w:name w:val="Xd Quote Only"/>
+    <w:basedOn w:val="Normal"/>
+    <w:qFormat/>
+    <w:pPr>
+      <w:spacing w:before="322" w:after="322" w:line="322" w:lineRule="exact"/>
+      <w:ind w:left="720" w:right="720" w:firstLine="0"/>
+    </w:pPr>
+  </w:style>
+  <w:style w:type="paragraph" w:customStyle="1" w:styleId="XdTail">
+    <w:name w:val="Xd Tail"/>
+    <w:basedOn w:val="Normal"/>
+    <w:qFormat/>
+    <w:pPr>
+      <w:spacing w:before="0" w:after="0" w:line="322" w:lineRule="exact"/>
+      <w:ind w:firstLine="0"/>
+    </w:pPr>
+  </w:style>
+  <w:style w:type="paragraph" w:customStyle="1" w:styleId="XdList1">
+    <w:name w:val="XdList 1"/>
+    <w:basedOn w:val="Normal"/>
+    <w:qFormat/>
+    <w:pPr>
+      <w:spacing w:before="0" w:after="0" w:line="644" w:lineRule="exact"/>
+      <w:ind w:left="720" w:hanging="720"/>
+    </w:pPr>
+  </w:style>
+  <w:style w:type="paragraph" w:customStyle="1" w:styleId="XdList2">
+    <w:name w:val="XdList 2"/>
+    <w:basedOn w:val="Normal"/>
+    <w:qFormat/>
+    <w:pPr>
+      <w:spacing w:before="0" w:after="0" w:line="644" w:lineRule="exact"/>
+      <w:ind w:left="1440" w:hanging="720"/>
+    </w:pPr>
+  </w:style>
+  <w:style w:type="paragraph" w:customStyle="1" w:styleId="XdList3">
+    <w:name w:val="XdList 3"/>
+    <w:basedOn w:val="Normal"/>
+    <w:qFormat/>
+    <w:pPr>
+      <w:spacing w:before="0" w:after="0" w:line="644" w:lineRule="exact"/>
+      <w:ind w:left="2160" w:hanging="720"/>
+    </w:pPr>
+  </w:style>
+  <w:style w:type="paragraph" w:customStyle="1" w:styleId="XdTailList1">
+    <w:name w:val="XdTailList 1"/>
+    <w:basedOn w:val="Normal"/>
+    <w:qFormat/>
+    <w:pPr>
+      <w:spacing w:before="0" w:after="0" w:line="322" w:lineRule="exact"/>
+      <w:ind w:left="720" w:hanging="720"/>
+    </w:pPr>
+  </w:style>
+  <w:style w:type="paragraph" w:customStyle="1" w:styleId="XdTailList2">
+    <w:name w:val="XdTailList 2"/>
+    <w:basedOn w:val="Normal"/>
+    <w:qFormat/>
+    <w:pPr>
+      <w:spacing w:before="0" w:after="0" w:line="322" w:lineRule="exact"/>
+      <w:ind w:left="1440" w:hanging="720"/>
+    </w:pPr>
+  </w:style>
+  <w:style w:type="paragraph" w:customStyle="1" w:styleId="XdTailList3">
+    <w:name w:val="XdTailList 3"/>
+    <w:basedOn w:val="Normal"/>
+    <w:qFormat/>
+    <w:pPr>
+      <w:spacing w:before="0" w:after="0" w:line="322" w:lineRule="exact"/>
+      <w:ind w:left="2160" w:hanging="720"/>
+    </w:pPr>
+  </w:style>
+  <w:style w:type="paragraph" w:customStyle="1" w:styleId="XdQuoteFirst">
+    <w:name w:val="XdQuoteFirst"/>
+    <w:basedOn w:val="BodyText"/>
+    <w:qFormat/>
+  </w:style>
+  <w:style w:type="paragraph" w:customStyle="1" w:styleId="XdQuoteLast">
+    <w:name w:val="XdQuoteLast"/>
+    <w:basedOn w:val="BodyText"/>
+    <w:qFormat/>
   </w:style>
   <w:style w:type="paragraph" w:customStyle="1" w:styleId="SourceCode">
     <w:name w:val="Source Code"/>

--- a/courts/eleventh-circuit/georgia/state/court-of-appeals/answering-brief/usage/OUTPUT-answering-brief.docx
+++ b/courts/eleventh-circuit/georgia/state/court-of-appeals/answering-brief/usage/OUTPUT-answering-brief.docx
@@ -1526,7 +1526,7 @@
         <w:noBreakHyphen/>
       </w:r>
       <w:r>
-        <w:t xml:space="preserve">103–104; Appellant Br. at 14 (“[Appellant] was faced with an emergent need to protect her blind mother . . . .”).</w:t>
+        <w:t xml:space="preserve">103–104; Appellant Br. at 14 (“[Appellant] was faced with an emergent need to protect her blind mother ⁠. ⁠. ⁠. ⁠.”).</w:t>
       </w:r>
     </w:p>
     <w:p>
@@ -1546,7 +1546,7 @@
         <w:t xml:space="preserve"> </w:t>
       </w:r>
       <w:r>
-        <w:t xml:space="preserve">Appellant Br. at 13–14 (“Appellant did not consent to getting into an altercation with Mr. Taylor . . . .”). Appellant insists, for example, that she did not “[know] she would be violently attacked by Mr. Taylor. Appellant Br. at 12. And she says she did not intend to “engage with” Mr. Taylor while at Ms. Taylor’s home. Appellant Br. at 12. But consent to injury is not an element of the assumption-of-the-risk defense, and Appellant’s contrary view misconstrues the law.</w:t>
+        <w:t xml:space="preserve">Appellant Br. at 13–14 (“Appellant did not consent to getting into an altercation with Mr. Taylor ⁠. ⁠. ⁠. ⁠.”). Appellant insists, for example, that she did not “[know] she would be violently attacked by Mr. Taylor. Appellant Br. at 12. And she says she did not intend to “engage with” Mr. Taylor while at Ms. Taylor’s home. Appellant Br. at 12. But consent to injury is not an element of the assumption-of-the-risk defense, and Appellant’s contrary view misconstrues the law.</w:t>
       </w:r>
     </w:p>
     <w:p>
@@ -2005,19 +2005,7 @@
         <w:noBreakHyphen/>
       </w:r>
       <w:r>
-        <w:t xml:space="preserve">8–12. And because Appellant concedes she was, at best, a licensee at the time of the incident, Appellant had to show that Ms. Taylor willfully or wantonly failed to do so. OCGA § 51</w:t>
-      </w:r>
-      <w:r>
-        <w:noBreakHyphen/>
-      </w:r>
-      <w:r>
-        <w:t xml:space="preserve">3</w:t>
-      </w:r>
-      <w:r>
-        <w:noBreakHyphen/>
-      </w:r>
-      <w:r>
-        <w:t xml:space="preserve">2(b) (“The owner of the premises is liable to a licensee only for willful or wanton injury.”);</w:t>
+        <w:t xml:space="preserve">8–12. And because Appellant concedes she was, at best, a licensee at the time of the incident, Appellant had to show that Ms. Taylor willfully or wantonly failed to do so. OCGA § 51-⁠3-⁠2(b) (“The owner of the premises is liable to a licensee only for willful or wanton injury.”);</w:t>
       </w:r>
       <w:r>
         <w:t xml:space="preserve"> </w:t>
@@ -4443,6 +4431,7 @@
     <w:unhideWhenUsed/>
     <w:qFormat/>
     <w:pPr>
+      <w:keepLines/>
       <w:spacing w:before="0" w:after="160" w:line="322" w:lineRule="exact"/>
     </w:pPr>
     <w:rPr>
@@ -4693,6 +4682,33 @@
     <w:pPr>
       <w:spacing w:before="0" w:after="0" w:line="322" w:lineRule="exact"/>
       <w:ind w:left="2160" w:hanging="720"/>
+    </w:pPr>
+  </w:style>
+  <w:style w:type="paragraph" w:customStyle="1" w:styleId="XdQuoteList1">
+    <w:name w:val="Xd Quote List 1"/>
+    <w:basedOn w:val="Normal"/>
+    <w:qFormat/>
+    <w:pPr>
+      <w:spacing w:before="0" w:after="0" w:line="322" w:lineRule="exact"/>
+      <w:ind w:left="1440" w:right="720" w:hanging="720"/>
+    </w:pPr>
+  </w:style>
+  <w:style w:type="paragraph" w:customStyle="1" w:styleId="XdQuoteList2">
+    <w:name w:val="Xd Quote List 2"/>
+    <w:basedOn w:val="Normal"/>
+    <w:qFormat/>
+    <w:pPr>
+      <w:spacing w:before="0" w:after="0" w:line="322" w:lineRule="exact"/>
+      <w:ind w:left="2160" w:right="720" w:hanging="720"/>
+    </w:pPr>
+  </w:style>
+  <w:style w:type="paragraph" w:customStyle="1" w:styleId="XdQuoteList3">
+    <w:name w:val="Xd Quote List 3"/>
+    <w:basedOn w:val="Normal"/>
+    <w:qFormat/>
+    <w:pPr>
+      <w:spacing w:before="0" w:after="0" w:line="322" w:lineRule="exact"/>
+      <w:ind w:left="2880" w:right="720" w:hanging="720"/>
     </w:pPr>
   </w:style>
   <w:style w:type="paragraph" w:customStyle="1" w:styleId="XdQuoteFirst">
